--- a/architecture-research/supervisor/master_technical_specification.docx
+++ b/architecture-research/supervisor/master_technical_specification.docx
@@ -26,7 +26,7 @@
           <w:sz w:val="22"/>
           <w:szCs w:val="22"/>
         </w:rPr>
-        <w:t xml:space="preserve">Consolidated engineering specification for the four-developer team (v1.0, Supervisor Agent)</w:t>
+        <w:t xml:space="preserve">Consolidated engineering specification for the four-developer team (v1.1, post-audit)</w:t>
       </w:r>
     </w:p>
     <w:p>
@@ -42,8 +42,1099 @@
           <w:sz w:val="18"/>
           <w:szCs w:val="18"/>
         </w:rPr>
-        <w:t xml:space="preserve">DecisionTwin — HackPSU Fall 2026 (FNB Challenge · Nittany AI Challenge) · Architecture research deliverable · 2026-10-24</w:t>
+        <w:t xml:space="preserve">DecisionTwin — HackPSU Fall 2026 (FNB Challenge · Nittany AI Challenge) · Architecture v1.1 (post-audit) · 2026-10-24</w:t>
       </w:r>
+    </w:p>
+    <w:p>
+      <w:pPr>
+        <w:pStyle w:val="Heading1"/>
+        <w:spacing w:after="160" w:before="360"/>
+      </w:pPr>
+      <w:r>
+        <w:t xml:space="preserve">0. Version 1.1 audit summary</w:t>
+      </w:r>
+    </w:p>
+    <w:p>
+      <w:pPr>
+        <w:spacing w:after="120"/>
+      </w:pPr>
+      <w:r>
+        <w:t xml:space="preserve">This master specification reflects architecture v1.1, produced by a six-stage audit on 2026-10-24 (reviews/supervisor_final_review.md). The topology is unchanged. The audit corrected financial-math defects, replaced unsupported assumptions, added document cross-checks and a data-handling mode, and replaced AI narration with claim-based explanations. Verdict: READY WITH NONBLOCKING LIMITATIONS. Implementation authorization is a separate team decision.</w:t>
+      </w:r>
+    </w:p>
+    <w:tbl>
+      <w:tblPr>
+        <w:tblW w:type="dxa" w:w="9360"/>
+        <w:tblBorders>
+          <w:top w:val="single" w:color="auto" w:sz="4"/>
+          <w:left w:val="single" w:color="auto" w:sz="4"/>
+          <w:bottom w:val="single" w:color="auto" w:sz="4"/>
+          <w:right w:val="single" w:color="auto" w:sz="4"/>
+          <w:insideH w:val="single" w:color="auto" w:sz="4"/>
+          <w:insideV w:val="single" w:color="auto" w:sz="4"/>
+        </w:tblBorders>
+      </w:tblPr>
+      <w:tblGrid>
+        <w:gridCol w:w="1800"/>
+        <w:gridCol w:w="3300"/>
+        <w:gridCol w:w="4260"/>
+      </w:tblGrid>
+      <w:tr>
+        <w:trPr>
+          <w:tblHeader/>
+        </w:trPr>
+        <w:tc>
+          <w:tcPr>
+            <w:tcW w:type="dxa" w:w="1800"/>
+            <w:tcBorders>
+              <w:top w:val="single" w:color="BFBFBF" w:sz="4"/>
+              <w:left w:val="single" w:color="BFBFBF" w:sz="4"/>
+              <w:bottom w:val="single" w:color="BFBFBF" w:sz="4"/>
+              <w:right w:val="single" w:color="BFBFBF" w:sz="4"/>
+            </w:tcBorders>
+            <w:shd w:fill="DCE6F1" w:color="auto" w:val="clear"/>
+            <w:tcMar>
+              <w:top w:type="dxa" w:w="60"/>
+              <w:left w:type="dxa" w:w="100"/>
+              <w:bottom w:type="dxa" w:w="60"/>
+              <w:right w:type="dxa" w:w="100"/>
+            </w:tcMar>
+          </w:tcPr>
+          <w:p>
+            <w:pPr>
+              <w:spacing w:after="0"/>
+            </w:pPr>
+            <w:r>
+              <w:rPr>
+                <w:b/>
+                <w:bCs/>
+                <w:sz w:val="19"/>
+                <w:szCs w:val="19"/>
+              </w:rPr>
+              <w:t xml:space="preserve">Area</w:t>
+            </w:r>
+          </w:p>
+        </w:tc>
+        <w:tc>
+          <w:tcPr>
+            <w:tcW w:type="dxa" w:w="3300"/>
+            <w:tcBorders>
+              <w:top w:val="single" w:color="BFBFBF" w:sz="4"/>
+              <w:left w:val="single" w:color="BFBFBF" w:sz="4"/>
+              <w:bottom w:val="single" w:color="BFBFBF" w:sz="4"/>
+              <w:right w:val="single" w:color="BFBFBF" w:sz="4"/>
+            </w:tcBorders>
+            <w:shd w:fill="DCE6F1" w:color="auto" w:val="clear"/>
+            <w:tcMar>
+              <w:top w:type="dxa" w:w="60"/>
+              <w:left w:type="dxa" w:w="100"/>
+              <w:bottom w:type="dxa" w:w="60"/>
+              <w:right w:type="dxa" w:w="100"/>
+            </w:tcMar>
+          </w:tcPr>
+          <w:p>
+            <w:pPr>
+              <w:spacing w:after="0"/>
+            </w:pPr>
+            <w:r>
+              <w:rPr>
+                <w:b/>
+                <w:bCs/>
+                <w:sz w:val="19"/>
+                <w:szCs w:val="19"/>
+              </w:rPr>
+              <w:t xml:space="preserve">v1.0</w:t>
+            </w:r>
+          </w:p>
+        </w:tc>
+        <w:tc>
+          <w:tcPr>
+            <w:tcW w:type="dxa" w:w="4260"/>
+            <w:tcBorders>
+              <w:top w:val="single" w:color="BFBFBF" w:sz="4"/>
+              <w:left w:val="single" w:color="BFBFBF" w:sz="4"/>
+              <w:bottom w:val="single" w:color="BFBFBF" w:sz="4"/>
+              <w:right w:val="single" w:color="BFBFBF" w:sz="4"/>
+            </w:tcBorders>
+            <w:shd w:fill="DCE6F1" w:color="auto" w:val="clear"/>
+            <w:tcMar>
+              <w:top w:type="dxa" w:w="60"/>
+              <w:left w:type="dxa" w:w="100"/>
+              <w:bottom w:type="dxa" w:w="60"/>
+              <w:right w:type="dxa" w:w="100"/>
+            </w:tcMar>
+          </w:tcPr>
+          <w:p>
+            <w:pPr>
+              <w:spacing w:after="0"/>
+            </w:pPr>
+            <w:r>
+              <w:rPr>
+                <w:b/>
+                <w:bCs/>
+                <w:sz w:val="19"/>
+                <w:szCs w:val="19"/>
+              </w:rPr>
+              <w:t xml:space="preserve">v1.1 (reason)</w:t>
+            </w:r>
+          </w:p>
+        </w:tc>
+      </w:tr>
+      <w:tr>
+        <w:tc>
+          <w:tcPr>
+            <w:tcW w:type="dxa" w:w="1800"/>
+            <w:tcBorders>
+              <w:top w:val="single" w:color="BFBFBF" w:sz="4"/>
+              <w:left w:val="single" w:color="BFBFBF" w:sz="4"/>
+              <w:bottom w:val="single" w:color="BFBFBF" w:sz="4"/>
+              <w:right w:val="single" w:color="BFBFBF" w:sz="4"/>
+            </w:tcBorders>
+            <w:tcMar>
+              <w:top w:type="dxa" w:w="60"/>
+              <w:left w:type="dxa" w:w="100"/>
+              <w:bottom w:type="dxa" w:w="60"/>
+              <w:right w:type="dxa" w:w="100"/>
+            </w:tcMar>
+          </w:tcPr>
+          <w:p>
+            <w:pPr>
+              <w:spacing w:after="0"/>
+            </w:pPr>
+            <w:r>
+              <w:rPr>
+                <w:b w:val="false"/>
+                <w:bCs w:val="false"/>
+                <w:sz w:val="19"/>
+                <w:szCs w:val="19"/>
+              </w:rPr>
+              <w:t xml:space="preserve">Loan math</w:t>
+            </w:r>
+          </w:p>
+        </w:tc>
+        <w:tc>
+          <w:tcPr>
+            <w:tcW w:type="dxa" w:w="3300"/>
+            <w:tcBorders>
+              <w:top w:val="single" w:color="BFBFBF" w:sz="4"/>
+              <w:left w:val="single" w:color="BFBFBF" w:sz="4"/>
+              <w:bottom w:val="single" w:color="BFBFBF" w:sz="4"/>
+              <w:right w:val="single" w:color="BFBFBF" w:sz="4"/>
+            </w:tcBorders>
+            <w:tcMar>
+              <w:top w:type="dxa" w:w="60"/>
+              <w:left w:type="dxa" w:w="100"/>
+              <w:bottom w:type="dxa" w:w="60"/>
+              <w:right w:type="dxa" w:w="100"/>
+            </w:tcMar>
+          </w:tcPr>
+          <w:p>
+            <w:pPr>
+              <w:spacing w:after="0"/>
+            </w:pPr>
+            <w:r>
+              <w:rPr>
+                <w:b w:val="false"/>
+                <w:bCs w:val="false"/>
+                <w:sz w:val="19"/>
+                <w:szCs w:val="19"/>
+              </w:rPr>
+              <w:t xml:space="preserve">Payment on amount financed; APR from AF − PFC; total cost with gross trade value</w:t>
+            </w:r>
+          </w:p>
+        </w:tc>
+        <w:tc>
+          <w:tcPr>
+            <w:tcW w:type="dxa" w:w="4260"/>
+            <w:tcBorders>
+              <w:top w:val="single" w:color="BFBFBF" w:sz="4"/>
+              <w:left w:val="single" w:color="BFBFBF" w:sz="4"/>
+              <w:bottom w:val="single" w:color="BFBFBF" w:sz="4"/>
+              <w:right w:val="single" w:color="BFBFBF" w:sz="4"/>
+            </w:tcBorders>
+            <w:tcMar>
+              <w:top w:type="dxa" w:w="60"/>
+              <w:left w:type="dxa" w:w="100"/>
+              <w:bottom w:type="dxa" w:w="60"/>
+              <w:right w:type="dxa" w:w="100"/>
+            </w:tcMar>
+          </w:tcPr>
+          <w:p>
+            <w:pPr>
+              <w:spacing w:after="0"/>
+            </w:pPr>
+            <w:r>
+              <w:rPr>
+                <w:b w:val="false"/>
+                <w:bCs w:val="false"/>
+                <w:sz w:val="19"/>
+                <w:szCs w:val="19"/>
+              </w:rPr>
+              <w:t xml:space="preserve">Payment on principal; APR on amount financed; equity-based total with breakdown (Reg Z §1026.18(b); defects reproduced numerically)</w:t>
+            </w:r>
+          </w:p>
+        </w:tc>
+      </w:tr>
+      <w:tr>
+        <w:tc>
+          <w:tcPr>
+            <w:tcW w:type="dxa" w:w="1800"/>
+            <w:tcBorders>
+              <w:top w:val="single" w:color="BFBFBF" w:sz="4"/>
+              <w:left w:val="single" w:color="BFBFBF" w:sz="4"/>
+              <w:bottom w:val="single" w:color="BFBFBF" w:sz="4"/>
+              <w:right w:val="single" w:color="BFBFBF" w:sz="4"/>
+            </w:tcBorders>
+            <w:tcMar>
+              <w:top w:type="dxa" w:w="60"/>
+              <w:left w:type="dxa" w:w="100"/>
+              <w:bottom w:type="dxa" w:w="60"/>
+              <w:right w:type="dxa" w:w="100"/>
+            </w:tcMar>
+          </w:tcPr>
+          <w:p>
+            <w:pPr>
+              <w:spacing w:after="0"/>
+            </w:pPr>
+            <w:r>
+              <w:rPr>
+                <w:b w:val="false"/>
+                <w:bCs w:val="false"/>
+                <w:sz w:val="19"/>
+                <w:szCs w:val="19"/>
+              </w:rPr>
+              <w:t xml:space="preserve">Household math</w:t>
+            </w:r>
+          </w:p>
+        </w:tc>
+        <w:tc>
+          <w:tcPr>
+            <w:tcW w:type="dxa" w:w="3300"/>
+            <w:tcBorders>
+              <w:top w:val="single" w:color="BFBFBF" w:sz="4"/>
+              <w:left w:val="single" w:color="BFBFBF" w:sz="4"/>
+              <w:bottom w:val="single" w:color="BFBFBF" w:sz="4"/>
+              <w:right w:val="single" w:color="BFBFBF" w:sz="4"/>
+            </w:tcBorders>
+            <w:tcMar>
+              <w:top w:type="dxa" w:w="60"/>
+              <w:left w:type="dxa" w:w="100"/>
+              <w:bottom w:type="dxa" w:w="60"/>
+              <w:right w:type="dxa" w:w="100"/>
+            </w:tcMar>
+          </w:tcPr>
+          <w:p>
+            <w:pPr>
+              <w:spacing w:after="0"/>
+            </w:pPr>
+            <w:r>
+              <w:rPr>
+                <w:b w:val="false"/>
+                <w:bCs w:val="false"/>
+                <w:sz w:val="19"/>
+                <w:szCs w:val="19"/>
+              </w:rPr>
+              <w:t xml:space="preserve">Reserve from pre-purchase savings; full new-car costs</w:t>
+            </w:r>
+          </w:p>
+        </w:tc>
+        <w:tc>
+          <w:tcPr>
+            <w:tcW w:type="dxa" w:w="4260"/>
+            <w:tcBorders>
+              <w:top w:val="single" w:color="BFBFBF" w:sz="4"/>
+              <w:left w:val="single" w:color="BFBFBF" w:sz="4"/>
+              <w:bottom w:val="single" w:color="BFBFBF" w:sz="4"/>
+              <w:right w:val="single" w:color="BFBFBF" w:sz="4"/>
+            </w:tcBorders>
+            <w:tcMar>
+              <w:top w:type="dxa" w:w="60"/>
+              <w:left w:type="dxa" w:w="100"/>
+              <w:bottom w:type="dxa" w:w="60"/>
+              <w:right w:type="dxa" w:w="100"/>
+            </w:tcMar>
+          </w:tcPr>
+          <w:p>
+            <w:pPr>
+              <w:spacing w:after="0"/>
+            </w:pPr>
+            <w:r>
+              <w:rPr>
+                <w:b w:val="false"/>
+                <w:bCs w:val="false"/>
+                <w:sz w:val="19"/>
+                <w:szCs w:val="19"/>
+              </w:rPr>
+              <w:t xml:space="preserve">Savings after purchase; incremental costs net of the replaced vehicle; paid-off debts removed</w:t>
+            </w:r>
+          </w:p>
+        </w:tc>
+      </w:tr>
+      <w:tr>
+        <w:tc>
+          <w:tcPr>
+            <w:tcW w:type="dxa" w:w="1800"/>
+            <w:tcBorders>
+              <w:top w:val="single" w:color="BFBFBF" w:sz="4"/>
+              <w:left w:val="single" w:color="BFBFBF" w:sz="4"/>
+              <w:bottom w:val="single" w:color="BFBFBF" w:sz="4"/>
+              <w:right w:val="single" w:color="BFBFBF" w:sz="4"/>
+            </w:tcBorders>
+            <w:tcMar>
+              <w:top w:type="dxa" w:w="60"/>
+              <w:left w:type="dxa" w:w="100"/>
+              <w:bottom w:type="dxa" w:w="60"/>
+              <w:right w:type="dxa" w:w="100"/>
+            </w:tcMar>
+          </w:tcPr>
+          <w:p>
+            <w:pPr>
+              <w:spacing w:after="0"/>
+            </w:pPr>
+            <w:r>
+              <w:rPr>
+                <w:b w:val="false"/>
+                <w:bCs w:val="false"/>
+                <w:sz w:val="19"/>
+                <w:szCs w:val="19"/>
+              </w:rPr>
+              <w:t xml:space="preserve">Questioning</w:t>
+            </w:r>
+          </w:p>
+        </w:tc>
+        <w:tc>
+          <w:tcPr>
+            <w:tcW w:type="dxa" w:w="3300"/>
+            <w:tcBorders>
+              <w:top w:val="single" w:color="BFBFBF" w:sz="4"/>
+              <w:left w:val="single" w:color="BFBFBF" w:sz="4"/>
+              <w:bottom w:val="single" w:color="BFBFBF" w:sz="4"/>
+              <w:right w:val="single" w:color="BFBFBF" w:sz="4"/>
+            </w:tcBorders>
+            <w:tcMar>
+              <w:top w:type="dxa" w:w="60"/>
+              <w:left w:type="dxa" w:w="100"/>
+              <w:bottom w:type="dxa" w:w="60"/>
+              <w:right w:type="dxa" w:w="100"/>
+            </w:tcMar>
+          </w:tcPr>
+          <w:p>
+            <w:pPr>
+              <w:spacing w:after="0"/>
+            </w:pPr>
+            <w:r>
+              <w:rPr>
+                <w:b w:val="false"/>
+                <w:bCs w:val="false"/>
+                <w:sz w:val="19"/>
+                <w:szCs w:val="19"/>
+              </w:rPr>
+              <w:t xml:space="preserve">Additive score; global completeness + sensitivity stop</w:t>
+            </w:r>
+          </w:p>
+        </w:tc>
+        <w:tc>
+          <w:tcPr>
+            <w:tcW w:type="dxa" w:w="4260"/>
+            <w:tcBorders>
+              <w:top w:val="single" w:color="BFBFBF" w:sz="4"/>
+              <w:left w:val="single" w:color="BFBFBF" w:sz="4"/>
+              <w:bottom w:val="single" w:color="BFBFBF" w:sz="4"/>
+              <w:right w:val="single" w:color="BFBFBF" w:sz="4"/>
+            </w:tcBorders>
+            <w:tcMar>
+              <w:top w:type="dxa" w:w="60"/>
+              <w:left w:type="dxa" w:w="100"/>
+              <w:bottom w:type="dxa" w:w="60"/>
+              <w:right w:type="dxa" w:w="100"/>
+            </w:tcMar>
+          </w:tcPr>
+          <w:p>
+            <w:pPr>
+              <w:spacing w:after="0"/>
+            </w:pPr>
+            <w:r>
+              <w:rPr>
+                <w:b w:val="false"/>
+                <w:bCs w:val="false"/>
+                <w:sz w:val="19"/>
+                <w:szCs w:val="19"/>
+              </w:rPr>
+              <w:t xml:space="preserve">Per-analysis readiness; blocking-first priority; deficits acknowledged, not rejected; declined state</w:t>
+            </w:r>
+          </w:p>
+        </w:tc>
+      </w:tr>
+      <w:tr>
+        <w:tc>
+          <w:tcPr>
+            <w:tcW w:type="dxa" w:w="1800"/>
+            <w:tcBorders>
+              <w:top w:val="single" w:color="BFBFBF" w:sz="4"/>
+              <w:left w:val="single" w:color="BFBFBF" w:sz="4"/>
+              <w:bottom w:val="single" w:color="BFBFBF" w:sz="4"/>
+              <w:right w:val="single" w:color="BFBFBF" w:sz="4"/>
+            </w:tcBorders>
+            <w:tcMar>
+              <w:top w:type="dxa" w:w="60"/>
+              <w:left w:type="dxa" w:w="100"/>
+              <w:bottom w:type="dxa" w:w="60"/>
+              <w:right w:type="dxa" w:w="100"/>
+            </w:tcMar>
+          </w:tcPr>
+          <w:p>
+            <w:pPr>
+              <w:spacing w:after="0"/>
+            </w:pPr>
+            <w:r>
+              <w:rPr>
+                <w:b w:val="false"/>
+                <w:bCs w:val="false"/>
+                <w:sz w:val="19"/>
+                <w:szCs w:val="19"/>
+              </w:rPr>
+              <w:t xml:space="preserve">Fact state</w:t>
+            </w:r>
+          </w:p>
+        </w:tc>
+        <w:tc>
+          <w:tcPr>
+            <w:tcW w:type="dxa" w:w="3300"/>
+            <w:tcBorders>
+              <w:top w:val="single" w:color="BFBFBF" w:sz="4"/>
+              <w:left w:val="single" w:color="BFBFBF" w:sz="4"/>
+              <w:bottom w:val="single" w:color="BFBFBF" w:sz="4"/>
+              <w:right w:val="single" w:color="BFBFBF" w:sz="4"/>
+            </w:tcBorders>
+            <w:tcMar>
+              <w:top w:type="dxa" w:w="60"/>
+              <w:left w:type="dxa" w:w="100"/>
+              <w:bottom w:type="dxa" w:w="60"/>
+              <w:right w:type="dxa" w:w="100"/>
+            </w:tcMar>
+          </w:tcPr>
+          <w:p>
+            <w:pPr>
+              <w:spacing w:after="0"/>
+            </w:pPr>
+            <w:r>
+              <w:rPr>
+                <w:b w:val="false"/>
+                <w:bCs w:val="false"/>
+                <w:sz w:val="19"/>
+                <w:szCs w:val="19"/>
+              </w:rPr>
+              <w:t xml:space="preserve">Single status incl. "verified" (= user confirmed)</w:t>
+            </w:r>
+          </w:p>
+        </w:tc>
+        <w:tc>
+          <w:tcPr>
+            <w:tcW w:type="dxa" w:w="4260"/>
+            <w:tcBorders>
+              <w:top w:val="single" w:color="BFBFBF" w:sz="4"/>
+              <w:left w:val="single" w:color="BFBFBF" w:sz="4"/>
+              <w:bottom w:val="single" w:color="BFBFBF" w:sz="4"/>
+              <w:right w:val="single" w:color="BFBFBF" w:sz="4"/>
+            </w:tcBorders>
+            <w:tcMar>
+              <w:top w:type="dxa" w:w="60"/>
+              <w:left w:type="dxa" w:w="100"/>
+              <w:bottom w:type="dxa" w:w="60"/>
+              <w:right w:type="dxa" w:w="100"/>
+            </w:tcMar>
+          </w:tcPr>
+          <w:p>
+            <w:pPr>
+              <w:spacing w:after="0"/>
+            </w:pPr>
+            <w:r>
+              <w:rPr>
+                <w:b w:val="false"/>
+                <w:bCs w:val="false"/>
+                <w:sz w:val="19"/>
+                <w:szCs w:val="19"/>
+              </w:rPr>
+              <w:t xml:space="preserve">status × verification (none, user_confirmed, evidence_matched, evidence_matched_user_confirmed)</w:t>
+            </w:r>
+          </w:p>
+        </w:tc>
+      </w:tr>
+      <w:tr>
+        <w:tc>
+          <w:tcPr>
+            <w:tcW w:type="dxa" w:w="1800"/>
+            <w:tcBorders>
+              <w:top w:val="single" w:color="BFBFBF" w:sz="4"/>
+              <w:left w:val="single" w:color="BFBFBF" w:sz="4"/>
+              <w:bottom w:val="single" w:color="BFBFBF" w:sz="4"/>
+              <w:right w:val="single" w:color="BFBFBF" w:sz="4"/>
+            </w:tcBorders>
+            <w:tcMar>
+              <w:top w:type="dxa" w:w="60"/>
+              <w:left w:type="dxa" w:w="100"/>
+              <w:bottom w:type="dxa" w:w="60"/>
+              <w:right w:type="dxa" w:w="100"/>
+            </w:tcMar>
+          </w:tcPr>
+          <w:p>
+            <w:pPr>
+              <w:spacing w:after="0"/>
+            </w:pPr>
+            <w:r>
+              <w:rPr>
+                <w:b w:val="false"/>
+                <w:bCs w:val="false"/>
+                <w:sz w:val="19"/>
+                <w:szCs w:val="19"/>
+              </w:rPr>
+              <w:t xml:space="preserve">Documents</w:t>
+            </w:r>
+          </w:p>
+        </w:tc>
+        <w:tc>
+          <w:tcPr>
+            <w:tcW w:type="dxa" w:w="3300"/>
+            <w:tcBorders>
+              <w:top w:val="single" w:color="BFBFBF" w:sz="4"/>
+              <w:left w:val="single" w:color="BFBFBF" w:sz="4"/>
+              <w:bottom w:val="single" w:color="BFBFBF" w:sz="4"/>
+              <w:right w:val="single" w:color="BFBFBF" w:sz="4"/>
+            </w:tcBorders>
+            <w:tcMar>
+              <w:top w:type="dxa" w:w="60"/>
+              <w:left w:type="dxa" w:w="100"/>
+              <w:bottom w:type="dxa" w:w="60"/>
+              <w:right w:type="dxa" w:w="100"/>
+            </w:tcMar>
+          </w:tcPr>
+          <w:p>
+            <w:pPr>
+              <w:spacing w:after="0"/>
+            </w:pPr>
+            <w:r>
+              <w:rPr>
+                <w:b w:val="false"/>
+                <w:bCs w:val="false"/>
+                <w:sz w:val="19"/>
+                <w:szCs w:val="19"/>
+              </w:rPr>
+              <w:t xml:space="preserve">Quote match + arithmetic</w:t>
+            </w:r>
+          </w:p>
+        </w:tc>
+        <w:tc>
+          <w:tcPr>
+            <w:tcW w:type="dxa" w:w="4260"/>
+            <w:tcBorders>
+              <w:top w:val="single" w:color="BFBFBF" w:sz="4"/>
+              <w:left w:val="single" w:color="BFBFBF" w:sz="4"/>
+              <w:bottom w:val="single" w:color="BFBFBF" w:sz="4"/>
+              <w:right w:val="single" w:color="BFBFBF" w:sz="4"/>
+            </w:tcBorders>
+            <w:tcMar>
+              <w:top w:type="dxa" w:w="60"/>
+              <w:left w:type="dxa" w:w="100"/>
+              <w:bottom w:type="dxa" w:w="60"/>
+              <w:right w:type="dxa" w:w="100"/>
+            </w:tcMar>
+          </w:tcPr>
+          <w:p>
+            <w:pPr>
+              <w:spacing w:after="0"/>
+            </w:pPr>
+            <w:r>
+              <w:rPr>
+                <w:b w:val="false"/>
+                <w:bCs w:val="false"/>
+                <w:sz w:val="19"/>
+                <w:szCs w:val="19"/>
+              </w:rPr>
+              <w:t xml:space="preserve">+ label anchors, deterministic TILA reader, itemization, offer chooser; text PDFs in the MVP</w:t>
+            </w:r>
+          </w:p>
+        </w:tc>
+      </w:tr>
+      <w:tr>
+        <w:tc>
+          <w:tcPr>
+            <w:tcW w:type="dxa" w:w="1800"/>
+            <w:tcBorders>
+              <w:top w:val="single" w:color="BFBFBF" w:sz="4"/>
+              <w:left w:val="single" w:color="BFBFBF" w:sz="4"/>
+              <w:bottom w:val="single" w:color="BFBFBF" w:sz="4"/>
+              <w:right w:val="single" w:color="BFBFBF" w:sz="4"/>
+            </w:tcBorders>
+            <w:tcMar>
+              <w:top w:type="dxa" w:w="60"/>
+              <w:left w:type="dxa" w:w="100"/>
+              <w:bottom w:type="dxa" w:w="60"/>
+              <w:right w:type="dxa" w:w="100"/>
+            </w:tcMar>
+          </w:tcPr>
+          <w:p>
+            <w:pPr>
+              <w:spacing w:after="0"/>
+            </w:pPr>
+            <w:r>
+              <w:rPr>
+                <w:b w:val="false"/>
+                <w:bCs w:val="false"/>
+                <w:sz w:val="19"/>
+                <w:szCs w:val="19"/>
+              </w:rPr>
+              <w:t xml:space="preserve">Data handling</w:t>
+            </w:r>
+          </w:p>
+        </w:tc>
+        <w:tc>
+          <w:tcPr>
+            <w:tcW w:type="dxa" w:w="3300"/>
+            <w:tcBorders>
+              <w:top w:val="single" w:color="BFBFBF" w:sz="4"/>
+              <w:left w:val="single" w:color="BFBFBF" w:sz="4"/>
+              <w:bottom w:val="single" w:color="BFBFBF" w:sz="4"/>
+              <w:right w:val="single" w:color="BFBFBF" w:sz="4"/>
+            </w:tcBorders>
+            <w:tcMar>
+              <w:top w:type="dxa" w:w="60"/>
+              <w:left w:type="dxa" w:w="100"/>
+              <w:bottom w:type="dxa" w:w="60"/>
+              <w:right w:type="dxa" w:w="100"/>
+            </w:tcMar>
+          </w:tcPr>
+          <w:p>
+            <w:pPr>
+              <w:spacing w:after="0"/>
+            </w:pPr>
+            <w:r>
+              <w:rPr>
+                <w:b w:val="false"/>
+                <w:bCs w:val="false"/>
+                <w:sz w:val="19"/>
+                <w:szCs w:val="19"/>
+              </w:rPr>
+              <w:t xml:space="preserve">"Check terms on the day"</w:t>
+            </w:r>
+          </w:p>
+        </w:tc>
+        <w:tc>
+          <w:tcPr>
+            <w:tcW w:type="dxa" w:w="4260"/>
+            <w:tcBorders>
+              <w:top w:val="single" w:color="BFBFBF" w:sz="4"/>
+              <w:left w:val="single" w:color="BFBFBF" w:sz="4"/>
+              <w:bottom w:val="single" w:color="BFBFBF" w:sz="4"/>
+              <w:right w:val="single" w:color="BFBFBF" w:sz="4"/>
+            </w:tcBorders>
+            <w:tcMar>
+              <w:top w:type="dxa" w:w="60"/>
+              <w:left w:type="dxa" w:w="100"/>
+              <w:bottom w:type="dxa" w:w="60"/>
+              <w:right w:type="dxa" w:w="100"/>
+            </w:tcMar>
+          </w:tcPr>
+          <w:p>
+            <w:pPr>
+              <w:spacing w:after="0"/>
+            </w:pPr>
+            <w:r>
+              <w:rPr>
+                <w:b w:val="false"/>
+                <w:bCs w:val="false"/>
+                <w:sz w:val="19"/>
+                <w:szCs w:val="19"/>
+              </w:rPr>
+              <w:t xml:space="preserve">LLM_DATA_MODE: real data only on paid Gemini quota (unpaid-tier terms prohibit sensitive data)</w:t>
+            </w:r>
+          </w:p>
+        </w:tc>
+      </w:tr>
+      <w:tr>
+        <w:tc>
+          <w:tcPr>
+            <w:tcW w:type="dxa" w:w="1800"/>
+            <w:tcBorders>
+              <w:top w:val="single" w:color="BFBFBF" w:sz="4"/>
+              <w:left w:val="single" w:color="BFBFBF" w:sz="4"/>
+              <w:bottom w:val="single" w:color="BFBFBF" w:sz="4"/>
+              <w:right w:val="single" w:color="BFBFBF" w:sz="4"/>
+            </w:tcBorders>
+            <w:tcMar>
+              <w:top w:type="dxa" w:w="60"/>
+              <w:left w:type="dxa" w:w="100"/>
+              <w:bottom w:type="dxa" w:w="60"/>
+              <w:right w:type="dxa" w:w="100"/>
+            </w:tcMar>
+          </w:tcPr>
+          <w:p>
+            <w:pPr>
+              <w:spacing w:after="0"/>
+            </w:pPr>
+            <w:r>
+              <w:rPr>
+                <w:b w:val="false"/>
+                <w:bCs w:val="false"/>
+                <w:sz w:val="19"/>
+                <w:szCs w:val="19"/>
+              </w:rPr>
+              <w:t xml:space="preserve">Scenarios</w:t>
+            </w:r>
+          </w:p>
+        </w:tc>
+        <w:tc>
+          <w:tcPr>
+            <w:tcW w:type="dxa" w:w="3300"/>
+            <w:tcBorders>
+              <w:top w:val="single" w:color="BFBFBF" w:sz="4"/>
+              <w:left w:val="single" w:color="BFBFBF" w:sz="4"/>
+              <w:bottom w:val="single" w:color="BFBFBF" w:sz="4"/>
+              <w:right w:val="single" w:color="BFBFBF" w:sz="4"/>
+            </w:tcBorders>
+            <w:tcMar>
+              <w:top w:type="dxa" w:w="60"/>
+              <w:left w:type="dxa" w:w="100"/>
+              <w:bottom w:type="dxa" w:w="60"/>
+              <w:right w:type="dxa" w:w="100"/>
+            </w:tcMar>
+          </w:tcPr>
+          <w:p>
+            <w:pPr>
+              <w:spacing w:after="0"/>
+            </w:pPr>
+            <w:r>
+              <w:rPr>
+                <w:b w:val="false"/>
+                <w:bCs w:val="false"/>
+                <w:sz w:val="19"/>
+                <w:szCs w:val="19"/>
+              </w:rPr>
+              <w:t xml:space="preserve">"CFPB median" 3-week shocks; negative balances</w:t>
+            </w:r>
+          </w:p>
+        </w:tc>
+        <w:tc>
+          <w:tcPr>
+            <w:tcW w:type="dxa" w:w="4260"/>
+            <w:tcBorders>
+              <w:top w:val="single" w:color="BFBFBF" w:sz="4"/>
+              <w:left w:val="single" w:color="BFBFBF" w:sz="4"/>
+              <w:bottom w:val="single" w:color="BFBFBF" w:sz="4"/>
+              <w:right w:val="single" w:color="BFBFBF" w:sz="4"/>
+            </w:tcBorders>
+            <w:tcMar>
+              <w:top w:type="dxa" w:w="60"/>
+              <w:left w:type="dxa" w:w="100"/>
+              <w:bottom w:type="dxa" w:w="60"/>
+              <w:right w:type="dxa" w:w="100"/>
+            </w:tcMar>
+          </w:tcPr>
+          <w:p>
+            <w:pPr>
+              <w:spacing w:after="0"/>
+            </w:pPr>
+            <w:r>
+              <w:rPr>
+                <w:b w:val="false"/>
+                <w:bCs w:val="false"/>
+                <w:sz w:val="19"/>
+                <w:szCs w:val="19"/>
+              </w:rPr>
+              <w:t xml:space="preserve">Illustrative user-relative scenarios; paired without/with offer; savings floor + unfunded gap</w:t>
+            </w:r>
+          </w:p>
+        </w:tc>
+      </w:tr>
+      <w:tr>
+        <w:tc>
+          <w:tcPr>
+            <w:tcW w:type="dxa" w:w="1800"/>
+            <w:tcBorders>
+              <w:top w:val="single" w:color="BFBFBF" w:sz="4"/>
+              <w:left w:val="single" w:color="BFBFBF" w:sz="4"/>
+              <w:bottom w:val="single" w:color="BFBFBF" w:sz="4"/>
+              <w:right w:val="single" w:color="BFBFBF" w:sz="4"/>
+            </w:tcBorders>
+            <w:tcMar>
+              <w:top w:type="dxa" w:w="60"/>
+              <w:left w:type="dxa" w:w="100"/>
+              <w:bottom w:type="dxa" w:w="60"/>
+              <w:right w:type="dxa" w:w="100"/>
+            </w:tcMar>
+          </w:tcPr>
+          <w:p>
+            <w:pPr>
+              <w:spacing w:after="0"/>
+            </w:pPr>
+            <w:r>
+              <w:rPr>
+                <w:b w:val="false"/>
+                <w:bCs w:val="false"/>
+                <w:sz w:val="19"/>
+                <w:szCs w:val="19"/>
+              </w:rPr>
+              <w:t xml:space="preserve">Alternatives</w:t>
+            </w:r>
+          </w:p>
+        </w:tc>
+        <w:tc>
+          <w:tcPr>
+            <w:tcW w:type="dxa" w:w="3300"/>
+            <w:tcBorders>
+              <w:top w:val="single" w:color="BFBFBF" w:sz="4"/>
+              <w:left w:val="single" w:color="BFBFBF" w:sz="4"/>
+              <w:bottom w:val="single" w:color="BFBFBF" w:sz="4"/>
+              <w:right w:val="single" w:color="BFBFBF" w:sz="4"/>
+            </w:tcBorders>
+            <w:tcMar>
+              <w:top w:type="dxa" w:w="60"/>
+              <w:left w:type="dxa" w:w="100"/>
+              <w:bottom w:type="dxa" w:w="60"/>
+              <w:right w:type="dxa" w:w="100"/>
+            </w:tcMar>
+          </w:tcPr>
+          <w:p>
+            <w:pPr>
+              <w:spacing w:after="0"/>
+            </w:pPr>
+            <w:r>
+              <w:rPr>
+                <w:b w:val="false"/>
+                <w:bCs w:val="false"/>
+                <w:sz w:val="19"/>
+                <w:szCs w:val="19"/>
+              </w:rPr>
+              <w:t xml:space="preserve">6 levers incl. hypothetical −1 pt APR</w:t>
+            </w:r>
+          </w:p>
+        </w:tc>
+        <w:tc>
+          <w:tcPr>
+            <w:tcW w:type="dxa" w:w="4260"/>
+            <w:tcBorders>
+              <w:top w:val="single" w:color="BFBFBF" w:sz="4"/>
+              <w:left w:val="single" w:color="BFBFBF" w:sz="4"/>
+              <w:bottom w:val="single" w:color="BFBFBF" w:sz="4"/>
+              <w:right w:val="single" w:color="BFBFBF" w:sz="4"/>
+            </w:tcBorders>
+            <w:tcMar>
+              <w:top w:type="dxa" w:w="60"/>
+              <w:left w:type="dxa" w:w="100"/>
+              <w:bottom w:type="dxa" w:w="60"/>
+              <w:right w:type="dxa" w:w="100"/>
+            </w:tcMar>
+          </w:tcPr>
+          <w:p>
+            <w:pPr>
+              <w:spacing w:after="0"/>
+            </w:pPr>
+            <w:r>
+              <w:rPr>
+                <w:b w:val="false"/>
+                <w:bCs w:val="false"/>
+                <w:sz w:val="19"/>
+                <w:szCs w:val="19"/>
+              </w:rPr>
+              <w:t xml:space="preserve">4 actionable levers; rate sensitivity statement; what-if labels; savings after purchase as an objective</w:t>
+            </w:r>
+          </w:p>
+        </w:tc>
+      </w:tr>
+      <w:tr>
+        <w:tc>
+          <w:tcPr>
+            <w:tcW w:type="dxa" w:w="1800"/>
+            <w:tcBorders>
+              <w:top w:val="single" w:color="BFBFBF" w:sz="4"/>
+              <w:left w:val="single" w:color="BFBFBF" w:sz="4"/>
+              <w:bottom w:val="single" w:color="BFBFBF" w:sz="4"/>
+              <w:right w:val="single" w:color="BFBFBF" w:sz="4"/>
+            </w:tcBorders>
+            <w:tcMar>
+              <w:top w:type="dxa" w:w="60"/>
+              <w:left w:type="dxa" w:w="100"/>
+              <w:bottom w:type="dxa" w:w="60"/>
+              <w:right w:type="dxa" w:w="100"/>
+            </w:tcMar>
+          </w:tcPr>
+          <w:p>
+            <w:pPr>
+              <w:spacing w:after="0"/>
+            </w:pPr>
+            <w:r>
+              <w:rPr>
+                <w:b w:val="false"/>
+                <w:bCs w:val="false"/>
+                <w:sz w:val="19"/>
+                <w:szCs w:val="19"/>
+              </w:rPr>
+              <w:t xml:space="preserve">Explanations</w:t>
+            </w:r>
+          </w:p>
+        </w:tc>
+        <w:tc>
+          <w:tcPr>
+            <w:tcW w:type="dxa" w:w="3300"/>
+            <w:tcBorders>
+              <w:top w:val="single" w:color="BFBFBF" w:sz="4"/>
+              <w:left w:val="single" w:color="BFBFBF" w:sz="4"/>
+              <w:bottom w:val="single" w:color="BFBFBF" w:sz="4"/>
+              <w:right w:val="single" w:color="BFBFBF" w:sz="4"/>
+            </w:tcBorders>
+            <w:tcMar>
+              <w:top w:type="dxa" w:w="60"/>
+              <w:left w:type="dxa" w:w="100"/>
+              <w:bottom w:type="dxa" w:w="60"/>
+              <w:right w:type="dxa" w:w="100"/>
+            </w:tcMar>
+          </w:tcPr>
+          <w:p>
+            <w:pPr>
+              <w:spacing w:after="0"/>
+            </w:pPr>
+            <w:r>
+              <w:rPr>
+                <w:b w:val="false"/>
+                <w:bCs w:val="false"/>
+                <w:sz w:val="19"/>
+                <w:szCs w:val="19"/>
+              </w:rPr>
+              <w:t xml:space="preserve">Templates + LLM narration with numeric gate</w:t>
+            </w:r>
+          </w:p>
+        </w:tc>
+        <w:tc>
+          <w:tcPr>
+            <w:tcW w:type="dxa" w:w="4260"/>
+            <w:tcBorders>
+              <w:top w:val="single" w:color="BFBFBF" w:sz="4"/>
+              <w:left w:val="single" w:color="BFBFBF" w:sz="4"/>
+              <w:bottom w:val="single" w:color="BFBFBF" w:sz="4"/>
+              <w:right w:val="single" w:color="BFBFBF" w:sz="4"/>
+            </w:tcBorders>
+            <w:tcMar>
+              <w:top w:type="dxa" w:w="60"/>
+              <w:left w:type="dxa" w:w="100"/>
+              <w:bottom w:type="dxa" w:w="60"/>
+              <w:right w:type="dxa" w:w="100"/>
+            </w:tcMar>
+          </w:tcPr>
+          <w:p>
+            <w:pPr>
+              <w:spacing w:after="0"/>
+            </w:pPr>
+            <w:r>
+              <w:rPr>
+                <w:b w:val="false"/>
+                <w:bCs w:val="false"/>
+                <w:sz w:val="19"/>
+                <w:szCs w:val="19"/>
+              </w:rPr>
+              <w:t xml:space="preserve">Claim-based templates and key points; narration deferred to a claim-referenced design</w:t>
+            </w:r>
+          </w:p>
+        </w:tc>
+      </w:tr>
+      <w:tr>
+        <w:tc>
+          <w:tcPr>
+            <w:tcW w:type="dxa" w:w="1800"/>
+            <w:tcBorders>
+              <w:top w:val="single" w:color="BFBFBF" w:sz="4"/>
+              <w:left w:val="single" w:color="BFBFBF" w:sz="4"/>
+              <w:bottom w:val="single" w:color="BFBFBF" w:sz="4"/>
+              <w:right w:val="single" w:color="BFBFBF" w:sz="4"/>
+            </w:tcBorders>
+            <w:tcMar>
+              <w:top w:type="dxa" w:w="60"/>
+              <w:left w:type="dxa" w:w="100"/>
+              <w:bottom w:type="dxa" w:w="60"/>
+              <w:right w:type="dxa" w:w="100"/>
+            </w:tcMar>
+          </w:tcPr>
+          <w:p>
+            <w:pPr>
+              <w:spacing w:after="0"/>
+            </w:pPr>
+            <w:r>
+              <w:rPr>
+                <w:b w:val="false"/>
+                <w:bCs w:val="false"/>
+                <w:sz w:val="19"/>
+                <w:szCs w:val="19"/>
+              </w:rPr>
+              <w:t xml:space="preserve">LLM call types (MVP)</w:t>
+            </w:r>
+          </w:p>
+        </w:tc>
+        <w:tc>
+          <w:tcPr>
+            <w:tcW w:type="dxa" w:w="3300"/>
+            <w:tcBorders>
+              <w:top w:val="single" w:color="BFBFBF" w:sz="4"/>
+              <w:left w:val="single" w:color="BFBFBF" w:sz="4"/>
+              <w:bottom w:val="single" w:color="BFBFBF" w:sz="4"/>
+              <w:right w:val="single" w:color="BFBFBF" w:sz="4"/>
+            </w:tcBorders>
+            <w:tcMar>
+              <w:top w:type="dxa" w:w="60"/>
+              <w:left w:type="dxa" w:w="100"/>
+              <w:bottom w:type="dxa" w:w="60"/>
+              <w:right w:type="dxa" w:w="100"/>
+            </w:tcMar>
+          </w:tcPr>
+          <w:p>
+            <w:pPr>
+              <w:spacing w:after="0"/>
+            </w:pPr>
+            <w:r>
+              <w:rPr>
+                <w:b w:val="false"/>
+                <w:bCs w:val="false"/>
+                <w:sz w:val="19"/>
+                <w:szCs w:val="19"/>
+              </w:rPr>
+              <w:t xml:space="preserve">3</w:t>
+            </w:r>
+          </w:p>
+        </w:tc>
+        <w:tc>
+          <w:tcPr>
+            <w:tcW w:type="dxa" w:w="4260"/>
+            <w:tcBorders>
+              <w:top w:val="single" w:color="BFBFBF" w:sz="4"/>
+              <w:left w:val="single" w:color="BFBFBF" w:sz="4"/>
+              <w:bottom w:val="single" w:color="BFBFBF" w:sz="4"/>
+              <w:right w:val="single" w:color="BFBFBF" w:sz="4"/>
+            </w:tcBorders>
+            <w:tcMar>
+              <w:top w:type="dxa" w:w="60"/>
+              <w:left w:type="dxa" w:w="100"/>
+              <w:bottom w:type="dxa" w:w="60"/>
+              <w:right w:type="dxa" w:w="100"/>
+            </w:tcMar>
+          </w:tcPr>
+          <w:p>
+            <w:pPr>
+              <w:spacing w:after="0"/>
+            </w:pPr>
+            <w:r>
+              <w:rPr>
+                <w:b w:val="false"/>
+                <w:bCs w:val="false"/>
+                <w:sz w:val="19"/>
+                <w:szCs w:val="19"/>
+              </w:rPr>
+              <w:t xml:space="preserve">2 (answer parsing, document extraction)</w:t>
+            </w:r>
+          </w:p>
+        </w:tc>
+      </w:tr>
+    </w:tbl>
+    <w:p>
+      <w:pPr>
+        <w:spacing w:after="120"/>
+      </w:pPr>
     </w:p>
     <w:p>
       <w:pPr>
@@ -59,7 +1150,7 @@
         <w:spacing w:after="120"/>
       </w:pPr>
       <w:r>
-        <w:t xml:space="preserve">DecisionTwin helps a young adult evaluate a significant installment commitment — initially an auto loan — by showing their current financial position, the real terms and total cost of the offer, how the commitment changes a typical month, how it behaves under plausible shocks, which alternatives change the outcome, and what information is still missing. It separates verified evidence from assumptions and never tells the user whether to sign.</w:t>
+        <w:t xml:space="preserve">DecisionTwin helps an adult evaluating an auto or installment loan understand five things: their current monthly position, the true cost of the offer, how the commitment changes their month and savings, how it behaves under illustrative shocks, and which actionable alternatives change the outcome. It separates verified evidence, user statements, calculations and assumptions, and it never tells the user whether to sign.</w:t>
       </w:r>
     </w:p>
     <w:p>
@@ -67,7 +1158,7 @@
         <w:spacing w:after="120"/>
       </w:pPr>
       <w:r>
-        <w:t xml:space="preserve">Targets: HackPSU Fall 2026 FNB Challenge (Trust, Decisions &amp; Financial Confidence) and Nittany AI Challenge. Verified deadlines (Devpost, 2026-10-24): submission record created by Saturday midnight; hard deadline Sunday 12:00 noon; edits until 13:45; five-minute video and public repository required.</w:t>
+        <w:t xml:space="preserve">Targets: HackPSU Fall 2026 FNB Challenge (Trust, Decisions &amp; Financial Confidence) and Nittany AI Challenge. Verified deadlines (Devpost, checked twice on 2026-10-24): Devpost project created by Saturday 23:59; hard deadline Sunday 12:00; edits until 13:45; five-minute video and public repository required.</w:t>
       </w:r>
     </w:p>
     <w:p>
@@ -223,7 +1314,7 @@
                 <w:sz w:val="19"/>
                 <w:szCs w:val="19"/>
               </w:rPr>
-              <w:t xml:space="preserve">Typed and adaptive intake; manual and document-based offer entry with verification; deterministic engine; default stress scenarios with break-even income drop; four-lever alternatives with Pareto set; template explanations with provenance chips; missing-info panel; print report; local Docker Compose demo</w:t>
+              <w:t xml:space="preserve">Two-track intake with readiness and blocking-first questions; manual offer entry with checks; text-PDF extraction with label anchors, independent TILA reader and offer chooser; corrected engine F00–F14; paired illustrative scenarios with break-even for 3 and 6 months; four-lever alternatives with Pareto set; claim-based key points and sections with source and verification chips; missing-info panel; print report; data-mode banner; local Docker Compose demo</w:t>
             </w:r>
           </w:p>
         </w:tc>
@@ -256,7 +1347,7 @@
                 <w:sz w:val="19"/>
                 <w:szCs w:val="19"/>
               </w:rPr>
-              <w:t xml:space="preserve">Technically valuable enhancements</w:t>
+              <w:t xml:space="preserve">Enhancements</w:t>
             </w:r>
           </w:p>
         </w:tc>
@@ -287,7 +1378,7 @@
                 <w:sz w:val="19"/>
                 <w:szCs w:val="19"/>
               </w:rPr>
-              <w:t xml:space="preserve">Validated LLM narration; scanned-document mode; free-text answer parsing; delay/principal levers and sliders; Monte Carlo ranges; evidence highlights; cloud deployment</w:t>
+              <w:t xml:space="preserve">Image mode for scans (with consent); claim-referenced LLM narration after A-40; custom scenarios and sliders; evidence highlights; cloud deployment</w:t>
             </w:r>
           </w:p>
         </w:tc>
@@ -320,7 +1411,7 @@
                 <w:sz w:val="19"/>
                 <w:szCs w:val="19"/>
               </w:rPr>
-              <w:t xml:space="preserve">Post-hackathon production</w:t>
+              <w:t xml:space="preserve">Post-hackathon</w:t>
             </w:r>
           </w:p>
         </w:tc>
@@ -351,7 +1442,7 @@
                 <w:sz w:val="19"/>
                 <w:szCs w:val="19"/>
               </w:rPr>
-              <w:t xml:space="preserve">Accounts and identity provider; Postgres; managed OCR second opinion; consented data connections; irregular-period APR; more decision types; localization; formal accessibility audit</w:t>
+              <w:t xml:space="preserve">Accounts; Postgres; managed OCR second reader; consented data connections; irregular-period APR; price and delay levers; more decision types; localization; formal accessibility audit</w:t>
             </w:r>
           </w:p>
         </w:tc>
@@ -579,7 +1670,7 @@
                 <w:sz w:val="19"/>
                 <w:szCs w:val="19"/>
               </w:rPr>
-              <w:t xml:space="preserve">Team familiarity; accessible primitives; sufficient charts; contract parity</w:t>
+              <w:t xml:space="preserve">Team familiarity; accessible primitives; contract parity</w:t>
             </w:r>
           </w:p>
         </w:tc>
@@ -674,7 +1765,7 @@
                 <w:sz w:val="19"/>
                 <w:szCs w:val="19"/>
               </w:rPr>
-              <w:t xml:space="preserve">Python owns PDF, LLM SDK and Decimal engine; OpenAPI for TS types</w:t>
+              <w:t xml:space="preserve">Owns PDF, LLM SDK and the Decimal engine; OpenAPI for TS types</w:t>
             </w:r>
           </w:p>
         </w:tc>
@@ -738,7 +1829,7 @@
                 <w:sz w:val="19"/>
                 <w:szCs w:val="19"/>
               </w:rPr>
-              <w:t xml:space="preserve">NetworkX in-process from ontology.yaml</w:t>
+              <w:t xml:space="preserve">NetworkX generated from ontology.yaml + engine REQUIRED_INPUTS</w:t>
             </w:r>
           </w:p>
         </w:tc>
@@ -769,7 +1860,7 @@
                 <w:sz w:val="19"/>
                 <w:szCs w:val="19"/>
               </w:rPr>
-              <w:t xml:space="preserve">Small typed DAG; zero ops</w:t>
+              <w:t xml:space="preserve">Small typed graph that cannot drift from engine needs</w:t>
             </w:r>
           </w:p>
         </w:tc>
@@ -864,7 +1955,7 @@
                 <w:sz w:val="19"/>
                 <w:szCs w:val="19"/>
               </w:rPr>
-              <w:t xml:space="preserve">Exact cents; reproduces CFPB figures</w:t>
+              <w:t xml:space="preserve">Exact cents; reproduces CFPB and Reg Z examples</w:t>
             </w:r>
           </w:p>
         </w:tc>
@@ -928,7 +2019,7 @@
                 <w:sz w:val="19"/>
                 <w:szCs w:val="19"/>
               </w:rPr>
-              <w:t xml:space="preserve">Gemini API via google-genai, single adapter, current Flash-tier model</w:t>
+              <w:t xml:space="preserve">Gemini API via google-genai, one adapter, Flash-tier model (string confirmed at CP0), LLM_DATA_MODE, inline requests</w:t>
             </w:r>
           </w:p>
         </w:tc>
@@ -959,7 +2050,7 @@
                 <w:sz w:val="19"/>
                 <w:szCs w:val="19"/>
               </w:rPr>
-              <w:t xml:space="preserve">Native PDF understanding and JSON Schema outputs verified 2026-10-24; sponsor track</w:t>
+              <w:t xml:space="preserve">Structured outputs verified; sponsor track; data terms respected</w:t>
             </w:r>
           </w:p>
         </w:tc>
@@ -1023,7 +2114,7 @@
                 <w:sz w:val="19"/>
                 <w:szCs w:val="19"/>
               </w:rPr>
-              <w:t xml:space="preserve">PyMuPDF, RapidFuzz</w:t>
+              <w:t xml:space="preserve">PyMuPDF, RapidFuzz, regex TILA reader</w:t>
             </w:r>
           </w:p>
         </w:tc>
@@ -1054,7 +2145,7 @@
                 <w:sz w:val="19"/>
                 <w:szCs w:val="19"/>
               </w:rPr>
-              <w:t xml:space="preserve">Text layer, page images, sanitization; fuzzy evidence matching</w:t>
+              <w:t xml:space="preserve">Text layer, sanitization, evidence matching, independent second source</w:t>
             </w:r>
           </w:p>
         </w:tc>
@@ -1245,101 +2336,6 @@
                 <w:szCs w:val="19"/>
               </w:rPr>
               <w:t xml:space="preserve">Reproducible demo</w:t>
-            </w:r>
-          </w:p>
-        </w:tc>
-      </w:tr>
-      <w:tr>
-        <w:tc>
-          <w:tcPr>
-            <w:tcW w:type="dxa" w:w="1800"/>
-            <w:tcBorders>
-              <w:top w:val="single" w:color="BFBFBF" w:sz="4"/>
-              <w:left w:val="single" w:color="BFBFBF" w:sz="4"/>
-              <w:bottom w:val="single" w:color="BFBFBF" w:sz="4"/>
-              <w:right w:val="single" w:color="BFBFBF" w:sz="4"/>
-            </w:tcBorders>
-            <w:tcMar>
-              <w:top w:type="dxa" w:w="60"/>
-              <w:left w:type="dxa" w:w="100"/>
-              <w:bottom w:type="dxa" w:w="60"/>
-              <w:right w:type="dxa" w:w="100"/>
-            </w:tcMar>
-          </w:tcPr>
-          <w:p>
-            <w:pPr>
-              <w:spacing w:after="0"/>
-            </w:pPr>
-            <w:r>
-              <w:rPr>
-                <w:b w:val="false"/>
-                <w:bCs w:val="false"/>
-                <w:sz w:val="19"/>
-                <w:szCs w:val="19"/>
-              </w:rPr>
-              <w:t xml:space="preserve">Hosting (optional)</w:t>
-            </w:r>
-          </w:p>
-        </w:tc>
-        <w:tc>
-          <w:tcPr>
-            <w:tcW w:type="dxa" w:w="3000"/>
-            <w:tcBorders>
-              <w:top w:val="single" w:color="BFBFBF" w:sz="4"/>
-              <w:left w:val="single" w:color="BFBFBF" w:sz="4"/>
-              <w:bottom w:val="single" w:color="BFBFBF" w:sz="4"/>
-              <w:right w:val="single" w:color="BFBFBF" w:sz="4"/>
-            </w:tcBorders>
-            <w:tcMar>
-              <w:top w:type="dxa" w:w="60"/>
-              <w:left w:type="dxa" w:w="100"/>
-              <w:bottom w:type="dxa" w:w="60"/>
-              <w:right w:type="dxa" w:w="100"/>
-            </w:tcMar>
-          </w:tcPr>
-          <w:p>
-            <w:pPr>
-              <w:spacing w:after="0"/>
-            </w:pPr>
-            <w:r>
-              <w:rPr>
-                <w:b w:val="false"/>
-                <w:bCs w:val="false"/>
-                <w:sz w:val="19"/>
-                <w:szCs w:val="19"/>
-              </w:rPr>
-              <w:t xml:space="preserve">Vercel + Render/Railway/Vultr</w:t>
-            </w:r>
-          </w:p>
-        </w:tc>
-        <w:tc>
-          <w:tcPr>
-            <w:tcW w:type="dxa" w:w="4560"/>
-            <w:tcBorders>
-              <w:top w:val="single" w:color="BFBFBF" w:sz="4"/>
-              <w:left w:val="single" w:color="BFBFBF" w:sz="4"/>
-              <w:bottom w:val="single" w:color="BFBFBF" w:sz="4"/>
-              <w:right w:val="single" w:color="BFBFBF" w:sz="4"/>
-            </w:tcBorders>
-            <w:tcMar>
-              <w:top w:type="dxa" w:w="60"/>
-              <w:left w:type="dxa" w:w="100"/>
-              <w:bottom w:type="dxa" w:w="60"/>
-              <w:right w:type="dxa" w:w="100"/>
-            </w:tcMar>
-          </w:tcPr>
-          <w:p>
-            <w:pPr>
-              <w:spacing w:after="0"/>
-            </w:pPr>
-            <w:r>
-              <w:rPr>
-                <w:b w:val="false"/>
-                <w:bCs w:val="false"/>
-                <w:sz w:val="19"/>
-                <w:szCs w:val="19"/>
-              </w:rPr>
-              <w:t xml:space="preserve">Enhancement after the full flow works</w:t>
             </w:r>
           </w:p>
         </w:tc>
@@ -1457,7 +2453,7 @@
           <w:sz w:val="20"/>
           <w:szCs w:val="20"/>
         </w:rPr>
-        <w:t xml:space="preserve">Pin exact versions in lockfiles at checkpoint CP0; prefer releases at least two weeks old; record chosen versions in the repository README. Versions listed below are selection criteria, not verified pins.</w:t>
+        <w:t xml:space="preserve">Pin exact versions in lockfiles at CP0 and prefer releases at least two weeks old. Versions are selection criteria here, not verified pins.</w:t>
       </w:r>
     </w:p>
     <w:p>
@@ -1466,7 +2462,7 @@
         <w:spacing w:after="160" w:before="360"/>
       </w:pPr>
       <w:r>
-        <w:t xml:space="preserve">3. The six stage architectures</w:t>
+        <w:t xml:space="preserve">3. The six stage architectures (v1.1)</w:t>
       </w:r>
     </w:p>
     <w:p>
@@ -1475,7 +2471,7 @@
         <w:spacing w:after="120" w:before="240"/>
       </w:pPr>
       <w:r>
-        <w:t xml:space="preserve">3.1 Stage 1 — Knowledge graph &amp; adaptive questioning</w:t>
+        <w:t xml:space="preserve">3.1 Stage 1 — Dependency graph and adaptive questioning (REVISE)</w:t>
       </w:r>
     </w:p>
     <w:p>
@@ -1483,7 +2479,7 @@
         <w:spacing w:after="120"/>
       </w:pPr>
       <w:r>
-        <w:t xml:space="preserve">Typed dependency DAG (fact, metric, assumption, constraint nodes; required_by, improves, constrains, derived_from edges) with an append-only fact ledger carrying status, source kind, uncertainty and supersession. Questions are ranked by requirement tier, bound-substitution sensitivity computed with the engine, effort and privacy; the system stops when T0 facts are present and residual sensitivity is small. The LLM only parses free text into typed facts; typed widgets are the fallback. Three personas produce observably different question paths.</w:t>
+        <w:t xml:space="preserve">Append-only fact ledger with status and verification; a typed graph derived from the engine's REQUIRED_INPUTS; AnalysisReadiness for loan cost, cash-flow impact, reserve impact, stress test, alternatives, DTI and equity timeline. Blocking questions are asked first in dependency order, then optional refinements; there is no numeric score. A deficit is acknowledged once and analyzed, never rejected. Debt items carry their own status; declined facts are never re-asked. New facts: replaced vehicle and its costs, debts paid off by the transaction, down-payment source, low-month income. Offer extraction runs in parallel, and loan terms are never interview questions.</w:t>
       </w:r>
     </w:p>
     <w:p>
@@ -1492,7 +2488,7 @@
         <w:spacing w:after="120" w:before="240"/>
       </w:pPr>
       <w:r>
-        <w:t xml:space="preserve">3.2 Stage 2 — Document intelligence</w:t>
+        <w:t xml:space="preserve">3.2 Stage 2 — Document intelligence (REVISE)</w:t>
       </w:r>
     </w:p>
     <w:p>
@@ -1500,7 +2496,7 @@
         <w:spacing w:after="120"/>
       </w:pPr>
       <w:r>
-        <w:t xml:space="preserve">Upload validation, PyMuPDF text layer or page images, redaction, one schema-constrained extraction call with page and verbatim quote per field, then a verifier (quote match, TILA arithmetic identities, APR recomputation within 1/8 point, ranges, product type) and a human verification table. Unverified terms never reach the engine; unsupported products block calculation with an explanation; manual entry is the fallback.</w:t>
+        <w:t xml:space="preserve">Data-mode gate; PyMuPDF text; one Gemini call returning label, value, page and quote per field, the offer count and itemization; a deterministic TILA-box reader as an independent second source; checks (quote match, label anchor, reader agreement, arithmetic, itemization, APR warn, range, product booleans); an offer chooser for multi-option documents; a verification table with per-field user action. Model confidence is internal only. Manual entry has the same checks. Scans are enhanced scope.</w:t>
       </w:r>
     </w:p>
     <w:p>
@@ -1509,7 +2505,7 @@
         <w:spacing w:after="120" w:before="240"/>
       </w:pPr>
       <w:r>
-        <w:t xml:space="preserve">3.3 Stage 3 — Financial engine</w:t>
+        <w:t xml:space="preserve">3.3 Stage 3 — Financial engine (REVISE; critical fixes)</w:t>
       </w:r>
     </w:p>
     <w:p>
@@ -1517,7 +2513,7 @@
         <w:spacing w:after="120"/>
       </w:pPr>
       <w:r>
-        <w:t xml:space="preserve">Pure Decimal functions F01–F12 (payment, schedule, totals, APR recomputation, LTV, payment-to-income, DTI, residuals, reserve months, savings months of income, negative-equity months) with explicit rounding, partial computation for missing inputs, weakest-status propagation and configurable cited flags. Reproduces CFPB en-753 and worksheet examples exactly.</w:t>
+        <w:t xml:space="preserve">F00 principal resolution; F01 payment on the principal with disclosed-payment comparison; F02 total of payments; F03 finance charge and F03i interest; F04 total paid through the deal with breakdown (equity basis); F05 APR on amount financed; F06 LTV and negative equity at start; F07/F07b ratios; F08/F09 monthly leftover before/after; F13 savings after purchase; F14 incremental vehicle costs; F10/F10b reserve months; F11 savings months of income; F12 equity timeline only from user estimates. Flags v1.1 are cited or informational, never verdicts.</w:t>
       </w:r>
     </w:p>
     <w:p>
@@ -1526,7 +2522,7 @@
         <w:spacing w:after="120" w:before="240"/>
       </w:pPr>
       <w:r>
-        <w:t xml:space="preserve">3.4 Stage 4 — Risk simulation</w:t>
+        <w:t xml:space="preserve">3.4 Stage 4 — Risk simulation (REVISE)</w:t>
       </w:r>
     </w:p>
     <w:p>
@@ -1534,7 +2530,7 @@
         <w:spacing w:after="120"/>
       </w:pPr>
       <w:r>
-        <w:t xml:space="preserve">Deterministic scenario catalog with CFPB-median default shocks, one-at-a-time sensitivity, bisection break-even income drop and runway. Monte Carlo on a triangular income distribution is an enhancement labeled as an assumption-driven range. No distress probability or prediction is claimed.</w:t>
+        <w:t xml:space="preserve">Illustrative user-relative scenarios (expense of one month of essentials; −25% income for 3 months; low month every month; two months without income; +20% vehicle costs), each run without and with the offer. Savings are floored at zero with an unfunded gap; break-even income drop for 3 and 6 months; OAT sensitivity. CFPB research is a context sentence only. Monte Carlo is deferred.</w:t>
       </w:r>
     </w:p>
     <w:p>
@@ -1543,7 +2539,7 @@
         <w:spacing w:after="120" w:before="240"/>
       </w:pPr>
       <w:r>
-        <w:t xml:space="preserve">3.5 Stage 5 — Counterfactual intelligence</w:t>
+        <w:t xml:space="preserve">3.5 Stage 5 — Counterfactual intelligence (REVISE)</w:t>
       </w:r>
     </w:p>
     <w:p>
@@ -1551,7 +2547,7 @@
         <w:spacing w:after="120"/>
       </w:pPr>
       <w:r>
-        <w:t xml:space="preserve">Exhaustive grid over discrete levers, evaluated with the same engine and scenario catalog; Pareto dominance over total interest, residual and break-even drop; lever sensitivity ranking; user constraint feasibility; structured trade-off facts. No single recommendation and no causal claims.</w:t>
+        <w:t xml:space="preserve">Levers: cash down (moves savings after purchase), term (same rate assumed), remove optional add-ons, verified competing offers. Pareto over finance charge, monthly leftover after, savings after purchase and break-even. Lever ranking and a rate-sensitivity statement replace the hypothetical lower-rate option. Price and delay levers are deferred.</w:t>
       </w:r>
     </w:p>
     <w:p>
@@ -1560,7 +2556,7 @@
         <w:spacing w:after="120" w:before="240"/>
       </w:pPr>
       <w:r>
-        <w:t xml:space="preserve">3.6 Stage 6 — Explainable decision experience</w:t>
+        <w:t xml:space="preserve">3.6 Stage 6 — Explainable decision experience (REVISE; narration DEFERRED)</w:t>
       </w:r>
     </w:p>
     <w:p>
@@ -1568,7 +2564,7 @@
         <w:spacing w:after="120"/>
       </w:pPr>
       <w:r>
-        <w:t xml:space="preserve">Five screens (start, intake, offer, dashboard, report), provenance chips on every number, template explanations for every section, optional validated narration, glossary tooltips, assumptions panel, missing-info and ask-the-lender panel, print report, WCAG AA targets.</w:t>
+        <w:t xml:space="preserve">Claims built from results and rendered by templates; key points first; sections for with this loan, under stress (paired), alternatives, missing info and assumptions; readiness panel; chips that combine source and verification; data-mode banner; print report. Claim-referenced LLM narration is specified but deferred.</w:t>
       </w:r>
     </w:p>
     <w:p>
@@ -1577,7 +2573,7 @@
         <w:spacing w:after="160" w:before="360"/>
       </w:pPr>
       <w:r>
-        <w:t xml:space="preserve">4. Shared data models</w:t>
+        <w:t xml:space="preserve">4. Shared data models (contracts v1.1)</w:t>
       </w:r>
     </w:p>
     <w:tbl>
@@ -1594,8 +2590,8 @@
       </w:tblPr>
       <w:tblGrid>
         <w:gridCol w:w="2200"/>
-        <w:gridCol w:w="3000"/>
-        <w:gridCol w:w="4160"/>
+        <w:gridCol w:w="2600"/>
+        <w:gridCol w:w="4560"/>
       </w:tblGrid>
       <w:tr>
         <w:trPr>
@@ -1635,7 +2631,7 @@
         </w:tc>
         <w:tc>
           <w:tcPr>
-            <w:tcW w:type="dxa" w:w="3000"/>
+            <w:tcW w:type="dxa" w:w="2600"/>
             <w:tcBorders>
               <w:top w:val="single" w:color="BFBFBF" w:sz="4"/>
               <w:left w:val="single" w:color="BFBFBF" w:sz="4"/>
@@ -1667,7 +2663,7 @@
         </w:tc>
         <w:tc>
           <w:tcPr>
-            <w:tcW w:type="dxa" w:w="4160"/>
+            <w:tcW w:type="dxa" w:w="4560"/>
             <w:tcBorders>
               <w:top w:val="single" w:color="BFBFBF" w:sz="4"/>
               <w:left w:val="single" w:color="BFBFBF" w:sz="4"/>
@@ -1732,63 +2728,63 @@
         </w:tc>
         <w:tc>
           <w:tcPr>
-            <w:tcW w:type="dxa" w:w="3000"/>
-            <w:tcBorders>
-              <w:top w:val="single" w:color="BFBFBF" w:sz="4"/>
-              <w:left w:val="single" w:color="BFBFBF" w:sz="4"/>
-              <w:bottom w:val="single" w:color="BFBFBF" w:sz="4"/>
-              <w:right w:val="single" w:color="BFBFBF" w:sz="4"/>
-            </w:tcBorders>
-            <w:tcMar>
-              <w:top w:type="dxa" w:w="60"/>
-              <w:left w:type="dxa" w:w="100"/>
-              <w:bottom w:type="dxa" w:w="60"/>
-              <w:right w:type="dxa" w:w="100"/>
-            </w:tcMar>
-          </w:tcPr>
-          <w:p>
-            <w:pPr>
-              <w:spacing w:after="0"/>
-            </w:pPr>
-            <w:r>
-              <w:rPr>
-                <w:b w:val="false"/>
-                <w:bCs w:val="false"/>
-                <w:sz w:val="19"/>
-                <w:szCs w:val="19"/>
-              </w:rPr>
-              <w:t xml:space="preserve">Ledger entry with provenance</w:t>
-            </w:r>
-          </w:p>
-        </w:tc>
-        <w:tc>
-          <w:tcPr>
-            <w:tcW w:type="dxa" w:w="4160"/>
-            <w:tcBorders>
-              <w:top w:val="single" w:color="BFBFBF" w:sz="4"/>
-              <w:left w:val="single" w:color="BFBFBF" w:sz="4"/>
-              <w:bottom w:val="single" w:color="BFBFBF" w:sz="4"/>
-              <w:right w:val="single" w:color="BFBFBF" w:sz="4"/>
-            </w:tcBorders>
-            <w:tcMar>
-              <w:top w:type="dxa" w:w="60"/>
-              <w:left w:type="dxa" w:w="100"/>
-              <w:bottom w:type="dxa" w:w="60"/>
-              <w:right w:type="dxa" w:w="100"/>
-            </w:tcMar>
-          </w:tcPr>
-          <w:p>
-            <w:pPr>
-              <w:spacing w:after="0"/>
-            </w:pPr>
-            <w:r>
-              <w:rPr>
-                <w:b w:val="false"/>
-                <w:bCs w:val="false"/>
-                <w:sz w:val="19"/>
-                <w:szCs w:val="19"/>
-              </w:rPr>
-              <w:t xml:space="preserve">key, value (string decimal), status, source_kind, uncertainty, evidence, supersedes</w:t>
+            <w:tcW w:type="dxa" w:w="2600"/>
+            <w:tcBorders>
+              <w:top w:val="single" w:color="BFBFBF" w:sz="4"/>
+              <w:left w:val="single" w:color="BFBFBF" w:sz="4"/>
+              <w:bottom w:val="single" w:color="BFBFBF" w:sz="4"/>
+              <w:right w:val="single" w:color="BFBFBF" w:sz="4"/>
+            </w:tcBorders>
+            <w:tcMar>
+              <w:top w:type="dxa" w:w="60"/>
+              <w:left w:type="dxa" w:w="100"/>
+              <w:bottom w:type="dxa" w:w="60"/>
+              <w:right w:type="dxa" w:w="100"/>
+            </w:tcMar>
+          </w:tcPr>
+          <w:p>
+            <w:pPr>
+              <w:spacing w:after="0"/>
+            </w:pPr>
+            <w:r>
+              <w:rPr>
+                <w:b w:val="false"/>
+                <w:bCs w:val="false"/>
+                <w:sz w:val="19"/>
+                <w:szCs w:val="19"/>
+              </w:rPr>
+              <w:t xml:space="preserve">Ledger entry</w:t>
+            </w:r>
+          </w:p>
+        </w:tc>
+        <w:tc>
+          <w:tcPr>
+            <w:tcW w:type="dxa" w:w="4560"/>
+            <w:tcBorders>
+              <w:top w:val="single" w:color="BFBFBF" w:sz="4"/>
+              <w:left w:val="single" w:color="BFBFBF" w:sz="4"/>
+              <w:bottom w:val="single" w:color="BFBFBF" w:sz="4"/>
+              <w:right w:val="single" w:color="BFBFBF" w:sz="4"/>
+            </w:tcBorders>
+            <w:tcMar>
+              <w:top w:type="dxa" w:w="60"/>
+              <w:left w:type="dxa" w:w="100"/>
+              <w:bottom w:type="dxa" w:w="60"/>
+              <w:right w:type="dxa" w:w="100"/>
+            </w:tcMar>
+          </w:tcPr>
+          <w:p>
+            <w:pPr>
+              <w:spacing w:after="0"/>
+            </w:pPr>
+            <w:r>
+              <w:rPr>
+                <w:b w:val="false"/>
+                <w:bCs w:val="false"/>
+                <w:sz w:val="19"/>
+                <w:szCs w:val="19"/>
+              </w:rPr>
+              <w:t xml:space="preserve">key, value (string decimal), status, verification, source_kind, uncertainty, evidence, supersedes; item facts for debts</w:t>
             </w:r>
           </w:p>
         </w:tc>
@@ -1827,63 +2823,63 @@
         </w:tc>
         <w:tc>
           <w:tcPr>
-            <w:tcW w:type="dxa" w:w="3000"/>
-            <w:tcBorders>
-              <w:top w:val="single" w:color="BFBFBF" w:sz="4"/>
-              <w:left w:val="single" w:color="BFBFBF" w:sz="4"/>
-              <w:bottom w:val="single" w:color="BFBFBF" w:sz="4"/>
-              <w:right w:val="single" w:color="BFBFBF" w:sz="4"/>
-            </w:tcBorders>
-            <w:tcMar>
-              <w:top w:type="dxa" w:w="60"/>
-              <w:left w:type="dxa" w:w="100"/>
-              <w:bottom w:type="dxa" w:w="60"/>
-              <w:right w:type="dxa" w:w="100"/>
-            </w:tcMar>
-          </w:tcPr>
-          <w:p>
-            <w:pPr>
-              <w:spacing w:after="0"/>
-            </w:pPr>
-            <w:r>
-              <w:rPr>
-                <w:b w:val="false"/>
-                <w:bCs w:val="false"/>
-                <w:sz w:val="19"/>
-                <w:szCs w:val="19"/>
-              </w:rPr>
-              <w:t xml:space="preserve">Materialized view</w:t>
-            </w:r>
-          </w:p>
-        </w:tc>
-        <w:tc>
-          <w:tcPr>
-            <w:tcW w:type="dxa" w:w="4160"/>
-            <w:tcBorders>
-              <w:top w:val="single" w:color="BFBFBF" w:sz="4"/>
-              <w:left w:val="single" w:color="BFBFBF" w:sz="4"/>
-              <w:bottom w:val="single" w:color="BFBFBF" w:sz="4"/>
-              <w:right w:val="single" w:color="BFBFBF" w:sz="4"/>
-            </w:tcBorders>
-            <w:tcMar>
-              <w:top w:type="dxa" w:w="60"/>
-              <w:left w:type="dxa" w:w="100"/>
-              <w:bottom w:type="dxa" w:w="60"/>
-              <w:right w:type="dxa" w:w="100"/>
-            </w:tcMar>
-          </w:tcPr>
-          <w:p>
-            <w:pPr>
-              <w:spacing w:after="0"/>
-            </w:pPr>
-            <w:r>
-              <w:rPr>
-                <w:b w:val="false"/>
-                <w:bCs w:val="false"/>
-                <w:sz w:val="19"/>
-                <w:szCs w:val="19"/>
-              </w:rPr>
-              <w:t xml:space="preserve">facts, completeness per tier, conflicts, missing_required, profile_version</w:t>
+            <w:tcW w:type="dxa" w:w="2600"/>
+            <w:tcBorders>
+              <w:top w:val="single" w:color="BFBFBF" w:sz="4"/>
+              <w:left w:val="single" w:color="BFBFBF" w:sz="4"/>
+              <w:bottom w:val="single" w:color="BFBFBF" w:sz="4"/>
+              <w:right w:val="single" w:color="BFBFBF" w:sz="4"/>
+            </w:tcBorders>
+            <w:tcMar>
+              <w:top w:type="dxa" w:w="60"/>
+              <w:left w:type="dxa" w:w="100"/>
+              <w:bottom w:type="dxa" w:w="60"/>
+              <w:right w:type="dxa" w:w="100"/>
+            </w:tcMar>
+          </w:tcPr>
+          <w:p>
+            <w:pPr>
+              <w:spacing w:after="0"/>
+            </w:pPr>
+            <w:r>
+              <w:rPr>
+                <w:b w:val="false"/>
+                <w:bCs w:val="false"/>
+                <w:sz w:val="19"/>
+                <w:szCs w:val="19"/>
+              </w:rPr>
+              <w:t xml:space="preserve">View</w:t>
+            </w:r>
+          </w:p>
+        </w:tc>
+        <w:tc>
+          <w:tcPr>
+            <w:tcW w:type="dxa" w:w="4560"/>
+            <w:tcBorders>
+              <w:top w:val="single" w:color="BFBFBF" w:sz="4"/>
+              <w:left w:val="single" w:color="BFBFBF" w:sz="4"/>
+              <w:bottom w:val="single" w:color="BFBFBF" w:sz="4"/>
+              <w:right w:val="single" w:color="BFBFBF" w:sz="4"/>
+            </w:tcBorders>
+            <w:tcMar>
+              <w:top w:type="dxa" w:w="60"/>
+              <w:left w:type="dxa" w:w="100"/>
+              <w:bottom w:type="dxa" w:w="60"/>
+              <w:right w:type="dxa" w:w="100"/>
+            </w:tcMar>
+          </w:tcPr>
+          <w:p>
+            <w:pPr>
+              <w:spacing w:after="0"/>
+            </w:pPr>
+            <w:r>
+              <w:rPr>
+                <w:b w:val="false"/>
+                <w:bCs w:val="false"/>
+                <w:sz w:val="19"/>
+                <w:szCs w:val="19"/>
+              </w:rPr>
+              <w:t xml:space="preserve">facts, readiness, acknowledgements, conflicts, profile_version</w:t>
             </w:r>
           </w:p>
         </w:tc>
@@ -1916,69 +2912,69 @@
                 <w:sz w:val="19"/>
                 <w:szCs w:val="19"/>
               </w:rPr>
-              <w:t xml:space="preserve">KnowledgeGraphNode/Edge</w:t>
-            </w:r>
-          </w:p>
-        </w:tc>
-        <w:tc>
-          <w:tcPr>
-            <w:tcW w:type="dxa" w:w="3000"/>
-            <w:tcBorders>
-              <w:top w:val="single" w:color="BFBFBF" w:sz="4"/>
-              <w:left w:val="single" w:color="BFBFBF" w:sz="4"/>
-              <w:bottom w:val="single" w:color="BFBFBF" w:sz="4"/>
-              <w:right w:val="single" w:color="BFBFBF" w:sz="4"/>
-            </w:tcBorders>
-            <w:tcMar>
-              <w:top w:type="dxa" w:w="60"/>
-              <w:left w:type="dxa" w:w="100"/>
-              <w:bottom w:type="dxa" w:w="60"/>
-              <w:right w:type="dxa" w:w="100"/>
-            </w:tcMar>
-          </w:tcPr>
-          <w:p>
-            <w:pPr>
-              <w:spacing w:after="0"/>
-            </w:pPr>
-            <w:r>
-              <w:rPr>
-                <w:b w:val="false"/>
-                <w:bCs w:val="false"/>
-                <w:sz w:val="19"/>
-                <w:szCs w:val="19"/>
-              </w:rPr>
-              <w:t xml:space="preserve">Ontology</w:t>
-            </w:r>
-          </w:p>
-        </w:tc>
-        <w:tc>
-          <w:tcPr>
-            <w:tcW w:type="dxa" w:w="4160"/>
-            <w:tcBorders>
-              <w:top w:val="single" w:color="BFBFBF" w:sz="4"/>
-              <w:left w:val="single" w:color="BFBFBF" w:sz="4"/>
-              <w:bottom w:val="single" w:color="BFBFBF" w:sz="4"/>
-              <w:right w:val="single" w:color="BFBFBF" w:sz="4"/>
-            </w:tcBorders>
-            <w:tcMar>
-              <w:top w:type="dxa" w:w="60"/>
-              <w:left w:type="dxa" w:w="100"/>
-              <w:bottom w:type="dxa" w:w="60"/>
-              <w:right w:type="dxa" w:w="100"/>
-            </w:tcMar>
-          </w:tcPr>
-          <w:p>
-            <w:pPr>
-              <w:spacing w:after="0"/>
-            </w:pPr>
-            <w:r>
-              <w:rPr>
-                <w:b w:val="false"/>
-                <w:bCs w:val="false"/>
-                <w:sz w:val="19"/>
-                <w:szCs w:val="19"/>
-              </w:rPr>
-              <w:t xml:space="preserve">node_type, tier, validators; edge_type, weight</w:t>
+              <w:t xml:space="preserve">AnalysisReadiness (new)</w:t>
+            </w:r>
+          </w:p>
+        </w:tc>
+        <w:tc>
+          <w:tcPr>
+            <w:tcW w:type="dxa" w:w="2600"/>
+            <w:tcBorders>
+              <w:top w:val="single" w:color="BFBFBF" w:sz="4"/>
+              <w:left w:val="single" w:color="BFBFBF" w:sz="4"/>
+              <w:bottom w:val="single" w:color="BFBFBF" w:sz="4"/>
+              <w:right w:val="single" w:color="BFBFBF" w:sz="4"/>
+            </w:tcBorders>
+            <w:tcMar>
+              <w:top w:type="dxa" w:w="60"/>
+              <w:left w:type="dxa" w:w="100"/>
+              <w:bottom w:type="dxa" w:w="60"/>
+              <w:right w:type="dxa" w:w="100"/>
+            </w:tcMar>
+          </w:tcPr>
+          <w:p>
+            <w:pPr>
+              <w:spacing w:after="0"/>
+            </w:pPr>
+            <w:r>
+              <w:rPr>
+                <w:b w:val="false"/>
+                <w:bCs w:val="false"/>
+                <w:sz w:val="19"/>
+                <w:szCs w:val="19"/>
+              </w:rPr>
+              <w:t xml:space="preserve">Per-analysis availability</w:t>
+            </w:r>
+          </w:p>
+        </w:tc>
+        <w:tc>
+          <w:tcPr>
+            <w:tcW w:type="dxa" w:w="4560"/>
+            <w:tcBorders>
+              <w:top w:val="single" w:color="BFBFBF" w:sz="4"/>
+              <w:left w:val="single" w:color="BFBFBF" w:sz="4"/>
+              <w:bottom w:val="single" w:color="BFBFBF" w:sz="4"/>
+              <w:right w:val="single" w:color="BFBFBF" w:sz="4"/>
+            </w:tcBorders>
+            <w:tcMar>
+              <w:top w:type="dxa" w:w="60"/>
+              <w:left w:type="dxa" w:w="100"/>
+              <w:bottom w:type="dxa" w:w="60"/>
+              <w:right w:type="dxa" w:w="100"/>
+            </w:tcMar>
+          </w:tcPr>
+          <w:p>
+            <w:pPr>
+              <w:spacing w:after="0"/>
+            </w:pPr>
+            <w:r>
+              <w:rPr>
+                <w:b w:val="false"/>
+                <w:bCs w:val="false"/>
+                <w:sz w:val="19"/>
+                <w:szCs w:val="19"/>
+              </w:rPr>
+              <w:t xml:space="preserve">analysis_id, available, required, missing, declined, awaiting_offer, reason</w:t>
             </w:r>
           </w:p>
         </w:tc>
@@ -2011,13 +3007,13 @@
                 <w:sz w:val="19"/>
                 <w:szCs w:val="19"/>
               </w:rPr>
-              <w:t xml:space="preserve">QuestionCandidate/Response</w:t>
-            </w:r>
-          </w:p>
-        </w:tc>
-        <w:tc>
-          <w:tcPr>
-            <w:tcW w:type="dxa" w:w="3000"/>
+              <w:t xml:space="preserve">QuestionCandidate / Response</w:t>
+            </w:r>
+          </w:p>
+        </w:tc>
+        <w:tc>
+          <w:tcPr>
+            <w:tcW w:type="dxa" w:w="2600"/>
             <w:tcBorders>
               <w:top w:val="single" w:color="BFBFBF" w:sz="4"/>
               <w:left w:val="single" w:color="BFBFBF" w:sz="4"/>
@@ -2048,32 +3044,32 @@
         </w:tc>
         <w:tc>
           <w:tcPr>
-            <w:tcW w:type="dxa" w:w="4160"/>
-            <w:tcBorders>
-              <w:top w:val="single" w:color="BFBFBF" w:sz="4"/>
-              <w:left w:val="single" w:color="BFBFBF" w:sz="4"/>
-              <w:bottom w:val="single" w:color="BFBFBF" w:sz="4"/>
-              <w:right w:val="single" w:color="BFBFBF" w:sz="4"/>
-            </w:tcBorders>
-            <w:tcMar>
-              <w:top w:type="dxa" w:w="60"/>
-              <w:left w:type="dxa" w:w="100"/>
-              <w:bottom w:type="dxa" w:w="60"/>
-              <w:right w:type="dxa" w:w="100"/>
-            </w:tcMar>
-          </w:tcPr>
-          <w:p>
-            <w:pPr>
-              <w:spacing w:after="0"/>
-            </w:pPr>
-            <w:r>
-              <w:rPr>
-                <w:b w:val="false"/>
-                <w:bCs w:val="false"/>
-                <w:sz w:val="19"/>
-                <w:szCs w:val="19"/>
-              </w:rPr>
-              <w:t xml:space="preserve">fact_key, text, why_we_ask, score_breakdown; raw_answer, typed_value, skipped, marked_estimate</w:t>
+            <w:tcW w:type="dxa" w:w="4560"/>
+            <w:tcBorders>
+              <w:top w:val="single" w:color="BFBFBF" w:sz="4"/>
+              <w:left w:val="single" w:color="BFBFBF" w:sz="4"/>
+              <w:bottom w:val="single" w:color="BFBFBF" w:sz="4"/>
+              <w:right w:val="single" w:color="BFBFBF" w:sz="4"/>
+            </w:tcBorders>
+            <w:tcMar>
+              <w:top w:type="dxa" w:w="60"/>
+              <w:left w:type="dxa" w:w="100"/>
+              <w:bottom w:type="dxa" w:w="60"/>
+              <w:right w:type="dxa" w:w="100"/>
+            </w:tcMar>
+          </w:tcPr>
+          <w:p>
+            <w:pPr>
+              <w:spacing w:after="0"/>
+            </w:pPr>
+            <w:r>
+              <w:rPr>
+                <w:b w:val="false"/>
+                <w:bCs w:val="false"/>
+                <w:sz w:val="19"/>
+                <w:szCs w:val="19"/>
+              </w:rPr>
+              <w:t xml:space="preserve">priority_class, blocks_analyses, dependency_order, refinement_effect; declined flag</w:t>
             </w:r>
           </w:p>
         </w:tc>
@@ -2112,63 +3108,63 @@
         </w:tc>
         <w:tc>
           <w:tcPr>
-            <w:tcW w:type="dxa" w:w="3000"/>
-            <w:tcBorders>
-              <w:top w:val="single" w:color="BFBFBF" w:sz="4"/>
-              <w:left w:val="single" w:color="BFBFBF" w:sz="4"/>
-              <w:bottom w:val="single" w:color="BFBFBF" w:sz="4"/>
-              <w:right w:val="single" w:color="BFBFBF" w:sz="4"/>
-            </w:tcBorders>
-            <w:tcMar>
-              <w:top w:type="dxa" w:w="60"/>
-              <w:left w:type="dxa" w:w="100"/>
-              <w:bottom w:type="dxa" w:w="60"/>
-              <w:right w:type="dxa" w:w="100"/>
-            </w:tcMar>
-          </w:tcPr>
-          <w:p>
-            <w:pPr>
-              <w:spacing w:after="0"/>
-            </w:pPr>
-            <w:r>
-              <w:rPr>
-                <w:b w:val="false"/>
-                <w:bCs w:val="false"/>
-                <w:sz w:val="19"/>
-                <w:szCs w:val="19"/>
-              </w:rPr>
-              <w:t xml:space="preserve">Document term</w:t>
-            </w:r>
-          </w:p>
-        </w:tc>
-        <w:tc>
-          <w:tcPr>
-            <w:tcW w:type="dxa" w:w="4160"/>
-            <w:tcBorders>
-              <w:top w:val="single" w:color="BFBFBF" w:sz="4"/>
-              <w:left w:val="single" w:color="BFBFBF" w:sz="4"/>
-              <w:bottom w:val="single" w:color="BFBFBF" w:sz="4"/>
-              <w:right w:val="single" w:color="BFBFBF" w:sz="4"/>
-            </w:tcBorders>
-            <w:tcMar>
-              <w:top w:type="dxa" w:w="60"/>
-              <w:left w:type="dxa" w:w="100"/>
-              <w:bottom w:type="dxa" w:w="60"/>
-              <w:right w:type="dxa" w:w="100"/>
-            </w:tcMar>
-          </w:tcPr>
-          <w:p>
-            <w:pPr>
-              <w:spacing w:after="0"/>
-            </w:pPr>
-            <w:r>
-              <w:rPr>
-                <w:b w:val="false"/>
-                <w:bCs w:val="false"/>
-                <w:sz w:val="19"/>
-                <w:szCs w:val="19"/>
-              </w:rPr>
-              <w:t xml:space="preserve">value, status, evidence (doc, page, quote, quote_found), checks, user_action</w:t>
+            <w:tcW w:type="dxa" w:w="2600"/>
+            <w:tcBorders>
+              <w:top w:val="single" w:color="BFBFBF" w:sz="4"/>
+              <w:left w:val="single" w:color="BFBFBF" w:sz="4"/>
+              <w:bottom w:val="single" w:color="BFBFBF" w:sz="4"/>
+              <w:right w:val="single" w:color="BFBFBF" w:sz="4"/>
+            </w:tcBorders>
+            <w:tcMar>
+              <w:top w:type="dxa" w:w="60"/>
+              <w:left w:type="dxa" w:w="100"/>
+              <w:bottom w:type="dxa" w:w="60"/>
+              <w:right w:type="dxa" w:w="100"/>
+            </w:tcMar>
+          </w:tcPr>
+          <w:p>
+            <w:pPr>
+              <w:spacing w:after="0"/>
+            </w:pPr>
+            <w:r>
+              <w:rPr>
+                <w:b w:val="false"/>
+                <w:bCs w:val="false"/>
+                <w:sz w:val="19"/>
+                <w:szCs w:val="19"/>
+              </w:rPr>
+              <w:t xml:space="preserve">Document or manual term</w:t>
+            </w:r>
+          </w:p>
+        </w:tc>
+        <w:tc>
+          <w:tcPr>
+            <w:tcW w:type="dxa" w:w="4560"/>
+            <w:tcBorders>
+              <w:top w:val="single" w:color="BFBFBF" w:sz="4"/>
+              <w:left w:val="single" w:color="BFBFBF" w:sz="4"/>
+              <w:bottom w:val="single" w:color="BFBFBF" w:sz="4"/>
+              <w:right w:val="single" w:color="BFBFBF" w:sz="4"/>
+            </w:tcBorders>
+            <w:tcMar>
+              <w:top w:type="dxa" w:w="60"/>
+              <w:left w:type="dxa" w:w="100"/>
+              <w:bottom w:type="dxa" w:w="60"/>
+              <w:right w:type="dxa" w:w="100"/>
+            </w:tcMar>
+          </w:tcPr>
+          <w:p>
+            <w:pPr>
+              <w:spacing w:after="0"/>
+            </w:pPr>
+            <w:r>
+              <w:rPr>
+                <w:b w:val="false"/>
+                <w:bCs w:val="false"/>
+                <w:sz w:val="19"/>
+                <w:szCs w:val="19"/>
+              </w:rPr>
+              <w:t xml:space="preserve">value, status, verification, evidence (label, value text, quote, page), checks incl. label_anchor and independent_reader</w:t>
             </w:r>
           </w:p>
         </w:tc>
@@ -2207,7 +3203,7 @@
         </w:tc>
         <w:tc>
           <w:tcPr>
-            <w:tcW w:type="dxa" w:w="3000"/>
+            <w:tcW w:type="dxa" w:w="2600"/>
             <w:tcBorders>
               <w:top w:val="single" w:color="BFBFBF" w:sz="4"/>
               <w:left w:val="single" w:color="BFBFBF" w:sz="4"/>
@@ -2238,32 +3234,32 @@
         </w:tc>
         <w:tc>
           <w:tcPr>
-            <w:tcW w:type="dxa" w:w="4160"/>
-            <w:tcBorders>
-              <w:top w:val="single" w:color="BFBFBF" w:sz="4"/>
-              <w:left w:val="single" w:color="BFBFBF" w:sz="4"/>
-              <w:bottom w:val="single" w:color="BFBFBF" w:sz="4"/>
-              <w:right w:val="single" w:color="BFBFBF" w:sz="4"/>
-            </w:tcBorders>
-            <w:tcMar>
-              <w:top w:type="dxa" w:w="60"/>
-              <w:left w:type="dxa" w:w="100"/>
-              <w:bottom w:type="dxa" w:w="60"/>
-              <w:right w:type="dxa" w:w="100"/>
-            </w:tcMar>
-          </w:tcPr>
-          <w:p>
-            <w:pPr>
-              <w:spacing w:after="0"/>
-            </w:pPr>
-            <w:r>
-              <w:rPr>
-                <w:b w:val="false"/>
-                <w:bCs w:val="false"/>
-                <w:sz w:val="19"/>
-                <w:szCs w:val="19"/>
-              </w:rPr>
-              <w:t xml:space="preserve">origin, product_type, terms, add_ons, unsupported_features, ready_for_calculation</w:t>
+            <w:tcW w:type="dxa" w:w="4560"/>
+            <w:tcBorders>
+              <w:top w:val="single" w:color="BFBFBF" w:sz="4"/>
+              <w:left w:val="single" w:color="BFBFBF" w:sz="4"/>
+              <w:bottom w:val="single" w:color="BFBFBF" w:sz="4"/>
+              <w:right w:val="single" w:color="BFBFBF" w:sz="4"/>
+            </w:tcBorders>
+            <w:tcMar>
+              <w:top w:type="dxa" w:w="60"/>
+              <w:left w:type="dxa" w:w="100"/>
+              <w:bottom w:type="dxa" w:w="60"/>
+              <w:right w:type="dxa" w:w="100"/>
+            </w:tcMar>
+          </w:tcPr>
+          <w:p>
+            <w:pPr>
+              <w:spacing w:after="0"/>
+            </w:pPr>
+            <w:r>
+              <w:rPr>
+                <w:b w:val="false"/>
+                <w:bCs w:val="false"/>
+                <w:sz w:val="19"/>
+                <w:szCs w:val="19"/>
+              </w:rPr>
+              <w:t xml:space="preserve">principal, amount_financed, PFC, cash_down, trade-in, itemization, derived equity, offer_choice, ready_for_calculation</w:t>
             </w:r>
           </w:p>
         </w:tc>
@@ -2302,7 +3298,7 @@
         </w:tc>
         <w:tc>
           <w:tcPr>
-            <w:tcW w:type="dxa" w:w="3000"/>
+            <w:tcW w:type="dxa" w:w="2600"/>
             <w:tcBorders>
               <w:top w:val="single" w:color="BFBFBF" w:sz="4"/>
               <w:left w:val="single" w:color="BFBFBF" w:sz="4"/>
@@ -2333,32 +3329,32 @@
         </w:tc>
         <w:tc>
           <w:tcPr>
-            <w:tcW w:type="dxa" w:w="4160"/>
-            <w:tcBorders>
-              <w:top w:val="single" w:color="BFBFBF" w:sz="4"/>
-              <w:left w:val="single" w:color="BFBFBF" w:sz="4"/>
-              <w:bottom w:val="single" w:color="BFBFBF" w:sz="4"/>
-              <w:right w:val="single" w:color="BFBFBF" w:sz="4"/>
-            </w:tcBorders>
-            <w:tcMar>
-              <w:top w:type="dxa" w:w="60"/>
-              <w:left w:type="dxa" w:w="100"/>
-              <w:bottom w:type="dxa" w:w="60"/>
-              <w:right w:type="dxa" w:w="100"/>
-            </w:tcMar>
-          </w:tcPr>
-          <w:p>
-            <w:pPr>
-              <w:spacing w:after="0"/>
-            </w:pPr>
-            <w:r>
-              <w:rPr>
-                <w:b w:val="false"/>
-                <w:bCs w:val="false"/>
-                <w:sz w:val="19"/>
-                <w:szCs w:val="19"/>
-              </w:rPr>
-              <w:t xml:space="preserve">metrics with status and formula_id, schedule, flags, derived_status, calc_version</w:t>
+            <w:tcW w:type="dxa" w:w="4560"/>
+            <w:tcBorders>
+              <w:top w:val="single" w:color="BFBFBF" w:sz="4"/>
+              <w:left w:val="single" w:color="BFBFBF" w:sz="4"/>
+              <w:bottom w:val="single" w:color="BFBFBF" w:sz="4"/>
+              <w:right w:val="single" w:color="BFBFBF" w:sz="4"/>
+            </w:tcBorders>
+            <w:tcMar>
+              <w:top w:type="dxa" w:w="60"/>
+              <w:left w:type="dxa" w:w="100"/>
+              <w:bottom w:type="dxa" w:w="60"/>
+              <w:right w:type="dxa" w:w="100"/>
+            </w:tcMar>
+          </w:tcPr>
+          <w:p>
+            <w:pPr>
+              <w:spacing w:after="0"/>
+            </w:pPr>
+            <w:r>
+              <w:rPr>
+                <w:b w:val="false"/>
+                <w:bCs w:val="false"/>
+                <w:sz w:val="19"/>
+                <w:szCs w:val="19"/>
+              </w:rPr>
+              <w:t xml:space="preserve">F00–F14 metrics with formula ids, breakdown, flags v1.1, required_inputs</w:t>
             </w:r>
           </w:p>
         </w:tc>
@@ -2391,13 +3387,13 @@
                 <w:sz w:val="19"/>
                 <w:szCs w:val="19"/>
               </w:rPr>
-              <w:t xml:space="preserve">ScenarioRequest/Result</w:t>
-            </w:r>
-          </w:p>
-        </w:tc>
-        <w:tc>
-          <w:tcPr>
-            <w:tcW w:type="dxa" w:w="3000"/>
+              <w:t xml:space="preserve">ScenarioRequest / Result</w:t>
+            </w:r>
+          </w:p>
+        </w:tc>
+        <w:tc>
+          <w:tcPr>
+            <w:tcW w:type="dxa" w:w="2600"/>
             <w:tcBorders>
               <w:top w:val="single" w:color="BFBFBF" w:sz="4"/>
               <w:left w:val="single" w:color="BFBFBF" w:sz="4"/>
@@ -2428,32 +3424,32 @@
         </w:tc>
         <w:tc>
           <w:tcPr>
-            <w:tcW w:type="dxa" w:w="4160"/>
-            <w:tcBorders>
-              <w:top w:val="single" w:color="BFBFBF" w:sz="4"/>
-              <w:left w:val="single" w:color="BFBFBF" w:sz="4"/>
-              <w:bottom w:val="single" w:color="BFBFBF" w:sz="4"/>
-              <w:right w:val="single" w:color="BFBFBF" w:sz="4"/>
-            </w:tcBorders>
-            <w:tcMar>
-              <w:top w:type="dxa" w:w="60"/>
-              <w:left w:type="dxa" w:w="100"/>
-              <w:bottom w:type="dxa" w:w="60"/>
-              <w:right w:type="dxa" w:w="100"/>
-            </w:tcMar>
-          </w:tcPr>
-          <w:p>
-            <w:pPr>
-              <w:spacing w:after="0"/>
-            </w:pPr>
-            <w:r>
-              <w:rPr>
-                <w:b w:val="false"/>
-                <w:bCs w:val="false"/>
-                <w:sz w:val="19"/>
-                <w:szCs w:val="19"/>
-              </w:rPr>
-              <w:t xml:space="preserve">type, params, horizon, seed; monthly_paths, first_shortfall_month, months_of_runway, assumptions</w:t>
+            <w:tcW w:type="dxa" w:w="4560"/>
+            <w:tcBorders>
+              <w:top w:val="single" w:color="BFBFBF" w:sz="4"/>
+              <w:left w:val="single" w:color="BFBFBF" w:sz="4"/>
+              <w:bottom w:val="single" w:color="BFBFBF" w:sz="4"/>
+              <w:right w:val="single" w:color="BFBFBF" w:sz="4"/>
+            </w:tcBorders>
+            <w:tcMar>
+              <w:top w:type="dxa" w:w="60"/>
+              <w:left w:type="dxa" w:w="100"/>
+              <w:bottom w:type="dxa" w:w="60"/>
+              <w:right w:type="dxa" w:w="100"/>
+            </w:tcMar>
+          </w:tcPr>
+          <w:p>
+            <w:pPr>
+              <w:spacing w:after="0"/>
+            </w:pPr>
+            <w:r>
+              <w:rPr>
+                <w:b w:val="false"/>
+                <w:bCs w:val="false"/>
+                <w:sz w:val="19"/>
+                <w:szCs w:val="19"/>
+              </w:rPr>
+              <w:t xml:space="preserve">runs (without/with), start_balance, floored paths, unfunded_gap, runway, break-even 3/6</w:t>
             </w:r>
           </w:p>
         </w:tc>
@@ -2492,7 +3488,7 @@
         </w:tc>
         <w:tc>
           <w:tcPr>
-            <w:tcW w:type="dxa" w:w="3000"/>
+            <w:tcW w:type="dxa" w:w="2600"/>
             <w:tcBorders>
               <w:top w:val="single" w:color="BFBFBF" w:sz="4"/>
               <w:left w:val="single" w:color="BFBFBF" w:sz="4"/>
@@ -2523,32 +3519,32 @@
         </w:tc>
         <w:tc>
           <w:tcPr>
-            <w:tcW w:type="dxa" w:w="4160"/>
-            <w:tcBorders>
-              <w:top w:val="single" w:color="BFBFBF" w:sz="4"/>
-              <w:left w:val="single" w:color="BFBFBF" w:sz="4"/>
-              <w:bottom w:val="single" w:color="BFBFBF" w:sz="4"/>
-              <w:right w:val="single" w:color="BFBFBF" w:sz="4"/>
-            </w:tcBorders>
-            <w:tcMar>
-              <w:top w:type="dxa" w:w="60"/>
-              <w:left w:type="dxa" w:w="100"/>
-              <w:bottom w:type="dxa" w:w="60"/>
-              <w:right w:type="dxa" w:w="100"/>
-            </w:tcMar>
-          </w:tcPr>
-          <w:p>
-            <w:pPr>
-              <w:spacing w:after="0"/>
-            </w:pPr>
-            <w:r>
-              <w:rPr>
-                <w:b w:val="false"/>
-                <w:bCs w:val="false"/>
-                <w:sz w:val="19"/>
-                <w:szCs w:val="19"/>
-              </w:rPr>
-              <w:t xml:space="preserve">alternatives, pareto_set, objectives, sensitivity_ranking</w:t>
+            <w:tcW w:type="dxa" w:w="4560"/>
+            <w:tcBorders>
+              <w:top w:val="single" w:color="BFBFBF" w:sz="4"/>
+              <w:left w:val="single" w:color="BFBFBF" w:sz="4"/>
+              <w:bottom w:val="single" w:color="BFBFBF" w:sz="4"/>
+              <w:right w:val="single" w:color="BFBFBF" w:sz="4"/>
+            </w:tcBorders>
+            <w:tcMar>
+              <w:top w:type="dxa" w:w="60"/>
+              <w:left w:type="dxa" w:w="100"/>
+              <w:bottom w:type="dxa" w:w="60"/>
+              <w:right w:type="dxa" w:w="100"/>
+            </w:tcMar>
+          </w:tcPr>
+          <w:p>
+            <w:pPr>
+              <w:spacing w:after="0"/>
+            </w:pPr>
+            <w:r>
+              <w:rPr>
+                <w:b w:val="false"/>
+                <w:bCs w:val="false"/>
+                <w:sz w:val="19"/>
+                <w:szCs w:val="19"/>
+              </w:rPr>
+              <w:t xml:space="preserve">MVP levers, assumption_flags, four objectives, Pareto set, rate_sensitivity</w:t>
             </w:r>
           </w:p>
         </w:tc>
@@ -2581,13 +3577,13 @@
                 <w:sz w:val="19"/>
                 <w:szCs w:val="19"/>
               </w:rPr>
-              <w:t xml:space="preserve">ExplanationEvidence/Section</w:t>
-            </w:r>
-          </w:p>
-        </w:tc>
-        <w:tc>
-          <w:tcPr>
-            <w:tcW w:type="dxa" w:w="3000"/>
+              <w:t xml:space="preserve">Claim / ExplanationSection</w:t>
+            </w:r>
+          </w:p>
+        </w:tc>
+        <w:tc>
+          <w:tcPr>
+            <w:tcW w:type="dxa" w:w="2600"/>
             <w:tcBorders>
               <w:top w:val="single" w:color="BFBFBF" w:sz="4"/>
               <w:left w:val="single" w:color="BFBFBF" w:sz="4"/>
@@ -2618,32 +3614,32 @@
         </w:tc>
         <w:tc>
           <w:tcPr>
-            <w:tcW w:type="dxa" w:w="4160"/>
-            <w:tcBorders>
-              <w:top w:val="single" w:color="BFBFBF" w:sz="4"/>
-              <w:left w:val="single" w:color="BFBFBF" w:sz="4"/>
-              <w:bottom w:val="single" w:color="BFBFBF" w:sz="4"/>
-              <w:right w:val="single" w:color="BFBFBF" w:sz="4"/>
-            </w:tcBorders>
-            <w:tcMar>
-              <w:top w:type="dxa" w:w="60"/>
-              <w:left w:type="dxa" w:w="100"/>
-              <w:bottom w:type="dxa" w:w="60"/>
-              <w:right w:type="dxa" w:w="100"/>
-            </w:tcMar>
-          </w:tcPr>
-          <w:p>
-            <w:pPr>
-              <w:spacing w:after="0"/>
-            </w:pPr>
-            <w:r>
-              <w:rPr>
-                <w:b w:val="false"/>
-                <w:bCs w:val="false"/>
-                <w:sz w:val="19"/>
-                <w:szCs w:val="19"/>
-              </w:rPr>
-              <w:t xml:space="preserve">kind, ref, display_label; template_text, narrative_text, narrative_validated, allowed_numbers</w:t>
+            <w:tcW w:type="dxa" w:w="4560"/>
+            <w:tcBorders>
+              <w:top w:val="single" w:color="BFBFBF" w:sz="4"/>
+              <w:left w:val="single" w:color="BFBFBF" w:sz="4"/>
+              <w:bottom w:val="single" w:color="BFBFBF" w:sz="4"/>
+              <w:right w:val="single" w:color="BFBFBF" w:sz="4"/>
+            </w:tcBorders>
+            <w:tcMar>
+              <w:top w:type="dxa" w:w="60"/>
+              <w:left w:type="dxa" w:w="100"/>
+              <w:bottom w:type="dxa" w:w="60"/>
+              <w:right w:type="dxa" w:w="100"/>
+            </w:tcMar>
+          </w:tcPr>
+          <w:p>
+            <w:pPr>
+              <w:spacing w:after="0"/>
+            </w:pPr>
+            <w:r>
+              <w:rPr>
+                <w:b w:val="false"/>
+                <w:bCs w:val="false"/>
+                <w:sz w:val="19"/>
+                <w:szCs w:val="19"/>
+              </w:rPr>
+              <w:t xml:space="preserve">claim type, subject metric, values, direction, evidence; template_text; narrative reserved null</w:t>
             </w:r>
           </w:p>
         </w:tc>
@@ -2682,7 +3678,7 @@
         </w:tc>
         <w:tc>
           <w:tcPr>
-            <w:tcW w:type="dxa" w:w="3000"/>
+            <w:tcW w:type="dxa" w:w="2600"/>
             <w:tcBorders>
               <w:top w:val="single" w:color="BFBFBF" w:sz="4"/>
               <w:left w:val="single" w:color="BFBFBF" w:sz="4"/>
@@ -2713,32 +3709,32 @@
         </w:tc>
         <w:tc>
           <w:tcPr>
-            <w:tcW w:type="dxa" w:w="4160"/>
-            <w:tcBorders>
-              <w:top w:val="single" w:color="BFBFBF" w:sz="4"/>
-              <w:left w:val="single" w:color="BFBFBF" w:sz="4"/>
-              <w:bottom w:val="single" w:color="BFBFBF" w:sz="4"/>
-              <w:right w:val="single" w:color="BFBFBF" w:sz="4"/>
-            </w:tcBorders>
-            <w:tcMar>
-              <w:top w:type="dxa" w:w="60"/>
-              <w:left w:type="dxa" w:w="100"/>
-              <w:bottom w:type="dxa" w:w="60"/>
-              <w:right w:type="dxa" w:w="100"/>
-            </w:tcMar>
-          </w:tcPr>
-          <w:p>
-            <w:pPr>
-              <w:spacing w:after="0"/>
-            </w:pPr>
-            <w:r>
-              <w:rPr>
-                <w:b w:val="false"/>
-                <w:bCs w:val="false"/>
-                <w:sz w:val="19"/>
-                <w:szCs w:val="19"/>
-              </w:rPr>
-              <w:t xml:space="preserve">profile_summary, offer, baseline, with_offer, scenarios, resilience, counterfactual, explanations, missing_information, disclaimers</w:t>
+            <w:tcW w:type="dxa" w:w="4560"/>
+            <w:tcBorders>
+              <w:top w:val="single" w:color="BFBFBF" w:sz="4"/>
+              <w:left w:val="single" w:color="BFBFBF" w:sz="4"/>
+              <w:bottom w:val="single" w:color="BFBFBF" w:sz="4"/>
+              <w:right w:val="single" w:color="BFBFBF" w:sz="4"/>
+            </w:tcBorders>
+            <w:tcMar>
+              <w:top w:type="dxa" w:w="60"/>
+              <w:left w:type="dxa" w:w="100"/>
+              <w:bottom w:type="dxa" w:w="60"/>
+              <w:right w:type="dxa" w:w="100"/>
+            </w:tcMar>
+          </w:tcPr>
+          <w:p>
+            <w:pPr>
+              <w:spacing w:after="0"/>
+            </w:pPr>
+            <w:r>
+              <w:rPr>
+                <w:b w:val="false"/>
+                <w:bCs w:val="false"/>
+                <w:sz w:val="19"/>
+                <w:szCs w:val="19"/>
+              </w:rPr>
+              <w:t xml:space="preserve">readiness, key_points, data_mode, offer, results, claims, missing information, disclaimers</w:t>
             </w:r>
           </w:p>
         </w:tc>
@@ -2754,7 +3750,7 @@
         <w:spacing w:after="120"/>
       </w:pPr>
       <w:r>
-        <w:t xml:space="preserve">Rules: money as string decimals; null means not applicable while unknown is a fact with status missing; weakest-status propagation at every boundary; canonical dotted fact keys; calc_version and schema_version on every computed object. Full JSON examples are in supervisor/api_and_data_contracts.md.</w:t>
+        <w:t xml:space="preserve">Rules: money as string decimals; unknown values are missing or declined facts, never zero; weakest-input status and verification propagate; the engine is the only arithmetic source; Stage 1 readiness derives from the engine's REQUIRED_INPUTS. Full JSON is in supervisor/api_and_data_contracts.md v1.1, the only authoritative schema source.</w:t>
       </w:r>
     </w:p>
     <w:p>
@@ -2974,7 +3970,7 @@
                 <w:sz w:val="19"/>
                 <w:szCs w:val="19"/>
               </w:rPr>
-              <w:t xml:space="preserve">Create, read and purge an anonymous session</w:t>
+              <w:t xml:space="preserve">Create, read and purge a session (data mode shown)</w:t>
             </w:r>
           </w:p>
         </w:tc>
@@ -3069,7 +4065,7 @@
                 <w:sz w:val="19"/>
                 <w:szCs w:val="19"/>
               </w:rPr>
-              <w:t xml:space="preserve">Typed facts (form path)</w:t>
+              <w:t xml:space="preserve">Typed facts</w:t>
             </w:r>
           </w:p>
         </w:tc>
@@ -3164,7 +4160,7 @@
                 <w:sz w:val="19"/>
                 <w:szCs w:val="19"/>
               </w:rPr>
-              <w:t xml:space="preserve">Adaptive intake loop</w:t>
+              <w:t xml:space="preserve">Blocking-first intake loop with decline</w:t>
             </w:r>
           </w:p>
         </w:tc>
@@ -3197,7 +4193,7 @@
                 <w:sz w:val="19"/>
                 <w:szCs w:val="19"/>
               </w:rPr>
-              <w:t xml:space="preserve">POST /sessions/{id}/documents · GET /documents/{doc_id} · POST /verify</w:t>
+              <w:t xml:space="preserve">GET /sessions/{id}/readiness (new)</w:t>
             </w:r>
           </w:p>
         </w:tc>
@@ -3259,7 +4255,7 @@
                 <w:sz w:val="19"/>
                 <w:szCs w:val="19"/>
               </w:rPr>
-              <w:t xml:space="preserve">Upload, poll extraction, confirm terms</w:t>
+              <w:t xml:space="preserve">AnalysisReadiness list</w:t>
             </w:r>
           </w:p>
         </w:tc>
@@ -3292,7 +4288,7 @@
                 <w:sz w:val="19"/>
                 <w:szCs w:val="19"/>
               </w:rPr>
-              <w:t xml:space="preserve">POST /sessions/{id}/offers</w:t>
+              <w:t xml:space="preserve">POST /sessions/{id}/documents · GET /documents/{doc_id} · POST /verify</w:t>
             </w:r>
           </w:p>
         </w:tc>
@@ -3354,7 +4350,7 @@
                 <w:sz w:val="19"/>
                 <w:szCs w:val="19"/>
               </w:rPr>
-              <w:t xml:space="preserve">Manual offer entry</w:t>
+              <w:t xml:space="preserve">Upload (data-mode gated), extraction status, per-term actions and offer choice</w:t>
             </w:r>
           </w:p>
         </w:tc>
@@ -3387,7 +4383,7 @@
                 <w:sz w:val="19"/>
                 <w:szCs w:val="19"/>
               </w:rPr>
-              <w:t xml:space="preserve">POST /sessions/{id}/analysis · GET /reports/{id}</w:t>
+              <w:t xml:space="preserve">POST /sessions/{id}/offers</w:t>
             </w:r>
           </w:p>
         </w:tc>
@@ -3418,7 +4414,7 @@
                 <w:sz w:val="19"/>
                 <w:szCs w:val="19"/>
               </w:rPr>
-              <w:t xml:space="preserve">Dev 1</w:t>
+              <w:t xml:space="preserve">Dev 2</w:t>
             </w:r>
           </w:p>
         </w:tc>
@@ -3449,7 +4445,7 @@
                 <w:sz w:val="19"/>
                 <w:szCs w:val="19"/>
               </w:rPr>
-              <w:t xml:space="preserve">Run engine, scenarios, counterfactuals; fetch report (idempotent)</w:t>
+              <w:t xml:space="preserve">Manual offer with checks</w:t>
             </w:r>
           </w:p>
         </w:tc>
@@ -3482,7 +4478,7 @@
                 <w:sz w:val="19"/>
                 <w:szCs w:val="19"/>
               </w:rPr>
-              <w:t xml:space="preserve">POST /reports/{id}/explain</w:t>
+              <w:t xml:space="preserve">POST /sessions/{id}/analysis · GET /reports/{id}</w:t>
             </w:r>
           </w:p>
         </w:tc>
@@ -3513,7 +4509,7 @@
                 <w:sz w:val="19"/>
                 <w:szCs w:val="19"/>
               </w:rPr>
-              <w:t xml:space="preserve">Dev 4</w:t>
+              <w:t xml:space="preserve">Dev 1</w:t>
             </w:r>
           </w:p>
         </w:tc>
@@ -3544,7 +4540,7 @@
                 <w:sz w:val="19"/>
                 <w:szCs w:val="19"/>
               </w:rPr>
-              <w:t xml:space="preserve">Validated narration per section</w:t>
+              <w:t xml:space="preserve">Engine, paired scenarios, alternatives, claims (idempotent)</w:t>
             </w:r>
           </w:p>
         </w:tc>
@@ -3577,6 +4573,101 @@
                 <w:sz w:val="19"/>
                 <w:szCs w:val="19"/>
               </w:rPr>
+              <w:t xml:space="preserve">POST /reports/{id}/explain</w:t>
+            </w:r>
+          </w:p>
+        </w:tc>
+        <w:tc>
+          <w:tcPr>
+            <w:tcW w:type="dxa" w:w="1200"/>
+            <w:tcBorders>
+              <w:top w:val="single" w:color="BFBFBF" w:sz="4"/>
+              <w:left w:val="single" w:color="BFBFBF" w:sz="4"/>
+              <w:bottom w:val="single" w:color="BFBFBF" w:sz="4"/>
+              <w:right w:val="single" w:color="BFBFBF" w:sz="4"/>
+            </w:tcBorders>
+            <w:tcMar>
+              <w:top w:type="dxa" w:w="60"/>
+              <w:left w:type="dxa" w:w="100"/>
+              <w:bottom w:type="dxa" w:w="60"/>
+              <w:right w:type="dxa" w:w="100"/>
+            </w:tcMar>
+          </w:tcPr>
+          <w:p>
+            <w:pPr>
+              <w:spacing w:after="0"/>
+            </w:pPr>
+            <w:r>
+              <w:rPr>
+                <w:b w:val="false"/>
+                <w:bCs w:val="false"/>
+                <w:sz w:val="19"/>
+                <w:szCs w:val="19"/>
+              </w:rPr>
+              <w:t xml:space="preserve">Dev 4</w:t>
+            </w:r>
+          </w:p>
+        </w:tc>
+        <w:tc>
+          <w:tcPr>
+            <w:tcW w:type="dxa" w:w="4560"/>
+            <w:tcBorders>
+              <w:top w:val="single" w:color="BFBFBF" w:sz="4"/>
+              <w:left w:val="single" w:color="BFBFBF" w:sz="4"/>
+              <w:bottom w:val="single" w:color="BFBFBF" w:sz="4"/>
+              <w:right w:val="single" w:color="BFBFBF" w:sz="4"/>
+            </w:tcBorders>
+            <w:tcMar>
+              <w:top w:type="dxa" w:w="60"/>
+              <w:left w:type="dxa" w:w="100"/>
+              <w:bottom w:type="dxa" w:w="60"/>
+              <w:right w:type="dxa" w:w="100"/>
+            </w:tcMar>
+          </w:tcPr>
+          <w:p>
+            <w:pPr>
+              <w:spacing w:after="0"/>
+            </w:pPr>
+            <w:r>
+              <w:rPr>
+                <w:b w:val="false"/>
+                <w:bCs w:val="false"/>
+                <w:sz w:val="19"/>
+                <w:szCs w:val="19"/>
+              </w:rPr>
+              <w:t xml:space="preserve">Deferred: returns 501 in the MVP</w:t>
+            </w:r>
+          </w:p>
+        </w:tc>
+      </w:tr>
+      <w:tr>
+        <w:tc>
+          <w:tcPr>
+            <w:tcW w:type="dxa" w:w="3600"/>
+            <w:tcBorders>
+              <w:top w:val="single" w:color="BFBFBF" w:sz="4"/>
+              <w:left w:val="single" w:color="BFBFBF" w:sz="4"/>
+              <w:bottom w:val="single" w:color="BFBFBF" w:sz="4"/>
+              <w:right w:val="single" w:color="BFBFBF" w:sz="4"/>
+            </w:tcBorders>
+            <w:tcMar>
+              <w:top w:type="dxa" w:w="60"/>
+              <w:left w:type="dxa" w:w="100"/>
+              <w:bottom w:type="dxa" w:w="60"/>
+              <w:right w:type="dxa" w:w="100"/>
+            </w:tcMar>
+          </w:tcPr>
+          <w:p>
+            <w:pPr>
+              <w:spacing w:after="0"/>
+            </w:pPr>
+            <w:r>
+              <w:rPr>
+                <w:b w:val="false"/>
+                <w:bCs w:val="false"/>
+                <w:sz w:val="19"/>
+                <w:szCs w:val="19"/>
+              </w:rPr>
               <w:t xml:space="preserve">GET /config/assumptions · GET /health</w:t>
             </w:r>
           </w:p>
@@ -3639,7 +4730,7 @@
                 <w:sz w:val="19"/>
                 <w:szCs w:val="19"/>
               </w:rPr>
-              <w:t xml:space="preserve">Assumptions with citations; liveness</w:t>
+              <w:t xml:space="preserve">Assumptions with labels and citations; health incl. data mode</w:t>
             </w:r>
           </w:p>
         </w:tc>
@@ -3655,7 +4746,7 @@
         <w:spacing w:after="120"/>
       </w:pPr>
       <w:r>
-        <w:t xml:space="preserve">Errors use a single schema with codes VALIDATION_ERROR, UNAUTHORIZED, NOT_FOUND, CONFLICTING_FACTS, UNSUPPORTED_PRODUCT, INSUFFICIENT_INFORMATION, EXTRACTION_FAILED, LLM_UNAVAILABLE, LLM_MALFORMED_OUTPUT, RATE_LIMITED, INTERNAL. Idempotency-Key on analysis and documents; bearer session token; /api/v1 prefix.</w:t>
+        <w:t xml:space="preserve">Error codes: VALIDATION_ERROR, UNAUTHORIZED, NOT_FOUND, CONFLICTING_FACTS (genuine contradictions only), UNSUPPORTED_PRODUCT, INSUFFICIENT_INFORMATION, EXTRACTION_FAILED, DATA_MODE_RESTRICTED, NOT_IMPLEMENTED, LLM_UNAVAILABLE, LLM_MALFORMED_OUTPUT, RATE_LIMITED, INTERNAL.</w:t>
       </w:r>
     </w:p>
     <w:p>
@@ -3703,7 +4794,7 @@
         <w:spacing w:after="60"/>
       </w:pPr>
       <w:r>
-        <w:t xml:space="preserve">Outbound HTTPS to the Gemini API only; no other external services.</w:t>
+        <w:t xml:space="preserve">Outbound HTTPS to the Gemini API only, inline requests, governed by LLM_DATA_MODE.</w:t>
       </w:r>
     </w:p>
     <w:p>
@@ -3716,7 +4807,7 @@
         <w:spacing w:after="60"/>
       </w:pPr>
       <w:r>
-        <w:t xml:space="preserve">Optional cloud deployment after CP2 with environment-based CORS allow-list and platform secrets.</w:t>
+        <w:t xml:space="preserve">Optional cloud deployment after CP2 with a CORS allow-list and platform secrets.</w:t>
       </w:r>
     </w:p>
     <w:p>
@@ -3741,8 +4832,8 @@
         </w:tblBorders>
       </w:tblPr>
       <w:tblGrid>
-        <w:gridCol w:w="1600"/>
-        <w:gridCol w:w="2400"/>
+        <w:gridCol w:w="1800"/>
+        <w:gridCol w:w="2200"/>
         <w:gridCol w:w="2400"/>
         <w:gridCol w:w="2960"/>
       </w:tblGrid>
@@ -3752,7 +4843,7 @@
         </w:trPr>
         <w:tc>
           <w:tcPr>
-            <w:tcW w:type="dxa" w:w="1600"/>
+            <w:tcW w:type="dxa" w:w="1800"/>
             <w:tcBorders>
               <w:top w:val="single" w:color="BFBFBF" w:sz="4"/>
               <w:left w:val="single" w:color="BFBFBF" w:sz="4"/>
@@ -3784,7 +4875,7 @@
         </w:tc>
         <w:tc>
           <w:tcPr>
-            <w:tcW w:type="dxa" w:w="2400"/>
+            <w:tcW w:type="dxa" w:w="2200"/>
             <w:tcBorders>
               <w:top w:val="single" w:color="BFBFBF" w:sz="4"/>
               <w:left w:val="single" w:color="BFBFBF" w:sz="4"/>
@@ -3882,32 +4973,63 @@
       <w:tr>
         <w:tc>
           <w:tcPr>
-            <w:tcW w:type="dxa" w:w="1600"/>
-            <w:tcBorders>
-              <w:top w:val="single" w:color="BFBFBF" w:sz="4"/>
-              <w:left w:val="single" w:color="BFBFBF" w:sz="4"/>
-              <w:bottom w:val="single" w:color="BFBFBF" w:sz="4"/>
-              <w:right w:val="single" w:color="BFBFBF" w:sz="4"/>
-            </w:tcBorders>
-            <w:tcMar>
-              <w:top w:type="dxa" w:w="60"/>
-              <w:left w:type="dxa" w:w="100"/>
-              <w:bottom w:type="dxa" w:w="60"/>
-              <w:right w:type="dxa" w:w="100"/>
-            </w:tcMar>
-          </w:tcPr>
-          <w:p>
-            <w:pPr>
-              <w:spacing w:after="0"/>
-            </w:pPr>
-            <w:r>
-              <w:rPr>
-                <w:b w:val="false"/>
-                <w:bCs w:val="false"/>
-                <w:sz w:val="19"/>
-                <w:szCs w:val="19"/>
-              </w:rPr>
-              <w:t xml:space="preserve">Answer parsing</w:t>
+            <w:tcW w:type="dxa" w:w="1800"/>
+            <w:tcBorders>
+              <w:top w:val="single" w:color="BFBFBF" w:sz="4"/>
+              <w:left w:val="single" w:color="BFBFBF" w:sz="4"/>
+              <w:bottom w:val="single" w:color="BFBFBF" w:sz="4"/>
+              <w:right w:val="single" w:color="BFBFBF" w:sz="4"/>
+            </w:tcBorders>
+            <w:tcMar>
+              <w:top w:type="dxa" w:w="60"/>
+              <w:left w:type="dxa" w:w="100"/>
+              <w:bottom w:type="dxa" w:w="60"/>
+              <w:right w:type="dxa" w:w="100"/>
+            </w:tcMar>
+          </w:tcPr>
+          <w:p>
+            <w:pPr>
+              <w:spacing w:after="0"/>
+            </w:pPr>
+            <w:r>
+              <w:rPr>
+                <w:b w:val="false"/>
+                <w:bCs w:val="false"/>
+                <w:sz w:val="19"/>
+                <w:szCs w:val="19"/>
+              </w:rPr>
+              <w:t xml:space="preserve">Answer parsing (MVP; paid mode only)</w:t>
+            </w:r>
+          </w:p>
+        </w:tc>
+        <w:tc>
+          <w:tcPr>
+            <w:tcW w:type="dxa" w:w="2200"/>
+            <w:tcBorders>
+              <w:top w:val="single" w:color="BFBFBF" w:sz="4"/>
+              <w:left w:val="single" w:color="BFBFBF" w:sz="4"/>
+              <w:bottom w:val="single" w:color="BFBFBF" w:sz="4"/>
+              <w:right w:val="single" w:color="BFBFBF" w:sz="4"/>
+            </w:tcBorders>
+            <w:tcMar>
+              <w:top w:type="dxa" w:w="60"/>
+              <w:left w:type="dxa" w:w="100"/>
+              <w:bottom w:type="dxa" w:w="60"/>
+              <w:right w:type="dxa" w:w="100"/>
+            </w:tcMar>
+          </w:tcPr>
+          <w:p>
+            <w:pPr>
+              <w:spacing w:after="0"/>
+            </w:pPr>
+            <w:r>
+              <w:rPr>
+                <w:b w:val="false"/>
+                <w:bCs w:val="false"/>
+                <w:sz w:val="19"/>
+                <w:szCs w:val="19"/>
+              </w:rPr>
+              <w:t xml:space="preserve">Free-text answer + expected keys</w:t>
             </w:r>
           </w:p>
         </w:tc>
@@ -3938,38 +5060,7 @@
                 <w:sz w:val="19"/>
                 <w:szCs w:val="19"/>
               </w:rPr>
-              <w:t xml:space="preserve">Free-text answer + expected keys</w:t>
-            </w:r>
-          </w:p>
-        </w:tc>
-        <w:tc>
-          <w:tcPr>
-            <w:tcW w:type="dxa" w:w="2400"/>
-            <w:tcBorders>
-              <w:top w:val="single" w:color="BFBFBF" w:sz="4"/>
-              <w:left w:val="single" w:color="BFBFBF" w:sz="4"/>
-              <w:bottom w:val="single" w:color="BFBFBF" w:sz="4"/>
-              <w:right w:val="single" w:color="BFBFBF" w:sz="4"/>
-            </w:tcBorders>
-            <w:tcMar>
-              <w:top w:type="dxa" w:w="60"/>
-              <w:left w:type="dxa" w:w="100"/>
-              <w:bottom w:type="dxa" w:w="60"/>
-              <w:right w:type="dxa" w:w="100"/>
-            </w:tcMar>
-          </w:tcPr>
-          <w:p>
-            <w:pPr>
-              <w:spacing w:after="0"/>
-            </w:pPr>
-            <w:r>
-              <w:rPr>
-                <w:b w:val="false"/>
-                <w:bCs w:val="false"/>
-                <w:sz w:val="19"/>
-                <w:szCs w:val="19"/>
-              </w:rPr>
-              <w:t xml:space="preserve">Facts list, clarification</w:t>
+              <w:t xml:space="preserve">Facts incl. debt items and low month; decline intent</w:t>
             </w:r>
           </w:p>
         </w:tc>
@@ -4008,32 +5099,63 @@
       <w:tr>
         <w:tc>
           <w:tcPr>
-            <w:tcW w:type="dxa" w:w="1600"/>
-            <w:tcBorders>
-              <w:top w:val="single" w:color="BFBFBF" w:sz="4"/>
-              <w:left w:val="single" w:color="BFBFBF" w:sz="4"/>
-              <w:bottom w:val="single" w:color="BFBFBF" w:sz="4"/>
-              <w:right w:val="single" w:color="BFBFBF" w:sz="4"/>
-            </w:tcBorders>
-            <w:tcMar>
-              <w:top w:type="dxa" w:w="60"/>
-              <w:left w:type="dxa" w:w="100"/>
-              <w:bottom w:type="dxa" w:w="60"/>
-              <w:right w:type="dxa" w:w="100"/>
-            </w:tcMar>
-          </w:tcPr>
-          <w:p>
-            <w:pPr>
-              <w:spacing w:after="0"/>
-            </w:pPr>
-            <w:r>
-              <w:rPr>
-                <w:b w:val="false"/>
-                <w:bCs w:val="false"/>
-                <w:sz w:val="19"/>
-                <w:szCs w:val="19"/>
-              </w:rPr>
-              <w:t xml:space="preserve">Document extraction</w:t>
+            <w:tcW w:type="dxa" w:w="1800"/>
+            <w:tcBorders>
+              <w:top w:val="single" w:color="BFBFBF" w:sz="4"/>
+              <w:left w:val="single" w:color="BFBFBF" w:sz="4"/>
+              <w:bottom w:val="single" w:color="BFBFBF" w:sz="4"/>
+              <w:right w:val="single" w:color="BFBFBF" w:sz="4"/>
+            </w:tcBorders>
+            <w:tcMar>
+              <w:top w:type="dxa" w:w="60"/>
+              <w:left w:type="dxa" w:w="100"/>
+              <w:bottom w:type="dxa" w:w="60"/>
+              <w:right w:type="dxa" w:w="100"/>
+            </w:tcMar>
+          </w:tcPr>
+          <w:p>
+            <w:pPr>
+              <w:spacing w:after="0"/>
+            </w:pPr>
+            <w:r>
+              <w:rPr>
+                <w:b w:val="false"/>
+                <w:bCs w:val="false"/>
+                <w:sz w:val="19"/>
+                <w:szCs w:val="19"/>
+              </w:rPr>
+              <w:t xml:space="preserve">Document extraction (MVP)</w:t>
+            </w:r>
+          </w:p>
+        </w:tc>
+        <w:tc>
+          <w:tcPr>
+            <w:tcW w:type="dxa" w:w="2200"/>
+            <w:tcBorders>
+              <w:top w:val="single" w:color="BFBFBF" w:sz="4"/>
+              <w:left w:val="single" w:color="BFBFBF" w:sz="4"/>
+              <w:bottom w:val="single" w:color="BFBFBF" w:sz="4"/>
+              <w:right w:val="single" w:color="BFBFBF" w:sz="4"/>
+            </w:tcBorders>
+            <w:tcMar>
+              <w:top w:type="dxa" w:w="60"/>
+              <w:left w:type="dxa" w:w="100"/>
+              <w:bottom w:type="dxa" w:w="60"/>
+              <w:right w:type="dxa" w:w="100"/>
+            </w:tcMar>
+          </w:tcPr>
+          <w:p>
+            <w:pPr>
+              <w:spacing w:after="0"/>
+            </w:pPr>
+            <w:r>
+              <w:rPr>
+                <w:b w:val="false"/>
+                <w:bCs w:val="false"/>
+                <w:sz w:val="19"/>
+                <w:szCs w:val="19"/>
+              </w:rPr>
+              <w:t xml:space="preserve">Redacted page text</w:t>
             </w:r>
           </w:p>
         </w:tc>
@@ -4064,38 +5186,7 @@
                 <w:sz w:val="19"/>
                 <w:szCs w:val="19"/>
               </w:rPr>
-              <w:t xml:space="preserve">Redacted text or page images</w:t>
-            </w:r>
-          </w:p>
-        </w:tc>
-        <w:tc>
-          <w:tcPr>
-            <w:tcW w:type="dxa" w:w="2400"/>
-            <w:tcBorders>
-              <w:top w:val="single" w:color="BFBFBF" w:sz="4"/>
-              <w:left w:val="single" w:color="BFBFBF" w:sz="4"/>
-              <w:bottom w:val="single" w:color="BFBFBF" w:sz="4"/>
-              <w:right w:val="single" w:color="BFBFBF" w:sz="4"/>
-            </w:tcBorders>
-            <w:tcMar>
-              <w:top w:type="dxa" w:w="60"/>
-              <w:left w:type="dxa" w:w="100"/>
-              <w:bottom w:type="dxa" w:w="60"/>
-              <w:right w:type="dxa" w:w="100"/>
-            </w:tcMar>
-          </w:tcPr>
-          <w:p>
-            <w:pPr>
-              <w:spacing w:after="0"/>
-            </w:pPr>
-            <w:r>
-              <w:rPr>
-                <w:b w:val="false"/>
-                <w:bCs w:val="false"/>
-                <w:sz w:val="19"/>
-                <w:szCs w:val="19"/>
-              </w:rPr>
-              <w:t xml:space="preserve">Terms with page + quote</w:t>
+              <w:t xml:space="preserve">Terms with label, value, page, quote; offers count; itemization</w:t>
             </w:r>
           </w:p>
         </w:tc>
@@ -4126,7 +5217,7 @@
                 <w:sz w:val="19"/>
                 <w:szCs w:val="19"/>
               </w:rPr>
-              <w:t xml:space="preserve">Untrusted framing, no tools, quote and arithmetic checks, user confirmation; fallback manual entry</w:t>
+              <w:t xml:space="preserve">Untrusted framing, no tools, label anchor, independent reader, arithmetic and itemization checks, user action; fallback manual entry</w:t>
             </w:r>
           </w:p>
         </w:tc>
@@ -4134,32 +5225,63 @@
       <w:tr>
         <w:tc>
           <w:tcPr>
-            <w:tcW w:type="dxa" w:w="1600"/>
-            <w:tcBorders>
-              <w:top w:val="single" w:color="BFBFBF" w:sz="4"/>
-              <w:left w:val="single" w:color="BFBFBF" w:sz="4"/>
-              <w:bottom w:val="single" w:color="BFBFBF" w:sz="4"/>
-              <w:right w:val="single" w:color="BFBFBF" w:sz="4"/>
-            </w:tcBorders>
-            <w:tcMar>
-              <w:top w:type="dxa" w:w="60"/>
-              <w:left w:type="dxa" w:w="100"/>
-              <w:bottom w:type="dxa" w:w="60"/>
-              <w:right w:type="dxa" w:w="100"/>
-            </w:tcMar>
-          </w:tcPr>
-          <w:p>
-            <w:pPr>
-              <w:spacing w:after="0"/>
-            </w:pPr>
-            <w:r>
-              <w:rPr>
-                <w:b w:val="false"/>
-                <w:bCs w:val="false"/>
-                <w:sz w:val="19"/>
-                <w:szCs w:val="19"/>
-              </w:rPr>
-              <w:t xml:space="preserve">Narration</w:t>
+            <w:tcW w:type="dxa" w:w="1800"/>
+            <w:tcBorders>
+              <w:top w:val="single" w:color="BFBFBF" w:sz="4"/>
+              <w:left w:val="single" w:color="BFBFBF" w:sz="4"/>
+              <w:bottom w:val="single" w:color="BFBFBF" w:sz="4"/>
+              <w:right w:val="single" w:color="BFBFBF" w:sz="4"/>
+            </w:tcBorders>
+            <w:tcMar>
+              <w:top w:type="dxa" w:w="60"/>
+              <w:left w:type="dxa" w:w="100"/>
+              <w:bottom w:type="dxa" w:w="60"/>
+              <w:right w:type="dxa" w:w="100"/>
+            </w:tcMar>
+          </w:tcPr>
+          <w:p>
+            <w:pPr>
+              <w:spacing w:after="0"/>
+            </w:pPr>
+            <w:r>
+              <w:rPr>
+                <w:b w:val="false"/>
+                <w:bCs w:val="false"/>
+                <w:sz w:val="19"/>
+                <w:szCs w:val="19"/>
+              </w:rPr>
+              <w:t xml:space="preserve">Narration (deferred)</w:t>
+            </w:r>
+          </w:p>
+        </w:tc>
+        <w:tc>
+          <w:tcPr>
+            <w:tcW w:type="dxa" w:w="2200"/>
+            <w:tcBorders>
+              <w:top w:val="single" w:color="BFBFBF" w:sz="4"/>
+              <w:left w:val="single" w:color="BFBFBF" w:sz="4"/>
+              <w:bottom w:val="single" w:color="BFBFBF" w:sz="4"/>
+              <w:right w:val="single" w:color="BFBFBF" w:sz="4"/>
+            </w:tcBorders>
+            <w:tcMar>
+              <w:top w:type="dxa" w:w="60"/>
+              <w:left w:type="dxa" w:w="100"/>
+              <w:bottom w:type="dxa" w:w="60"/>
+              <w:right w:type="dxa" w:w="100"/>
+            </w:tcMar>
+          </w:tcPr>
+          <w:p>
+            <w:pPr>
+              <w:spacing w:after="0"/>
+            </w:pPr>
+            <w:r>
+              <w:rPr>
+                <w:b w:val="false"/>
+                <w:bCs w:val="false"/>
+                <w:sz w:val="19"/>
+                <w:szCs w:val="19"/>
+              </w:rPr>
+              <w:t xml:space="preserve">Claims</w:t>
             </w:r>
           </w:p>
         </w:tc>
@@ -4190,38 +5312,7 @@
                 <w:sz w:val="19"/>
                 <w:szCs w:val="19"/>
               </w:rPr>
-              <w:t xml:space="preserve">ExplanationPlan</w:t>
-            </w:r>
-          </w:p>
-        </w:tc>
-        <w:tc>
-          <w:tcPr>
-            <w:tcW w:type="dxa" w:w="2400"/>
-            <w:tcBorders>
-              <w:top w:val="single" w:color="BFBFBF" w:sz="4"/>
-              <w:left w:val="single" w:color="BFBFBF" w:sz="4"/>
-              <w:bottom w:val="single" w:color="BFBFBF" w:sz="4"/>
-              <w:right w:val="single" w:color="BFBFBF" w:sz="4"/>
-            </w:tcBorders>
-            <w:tcMar>
-              <w:top w:type="dxa" w:w="60"/>
-              <w:left w:type="dxa" w:w="100"/>
-              <w:bottom w:type="dxa" w:w="60"/>
-              <w:right w:type="dxa" w:w="100"/>
-            </w:tcMar>
-          </w:tcPr>
-          <w:p>
-            <w:pPr>
-              <w:spacing w:after="0"/>
-            </w:pPr>
-            <w:r>
-              <w:rPr>
-                <w:b w:val="false"/>
-                <w:bCs w:val="false"/>
-                <w:sz w:val="19"/>
-                <w:szCs w:val="19"/>
-              </w:rPr>
-              <w:t xml:space="preserve">Text</w:t>
+              <w:t xml:space="preserve">Sentences citing claim ids</w:t>
             </w:r>
           </w:p>
         </w:tc>
@@ -4252,7 +5343,7 @@
                 <w:sz w:val="19"/>
                 <w:szCs w:val="19"/>
               </w:rPr>
-              <w:t xml:space="preserve">Numeric membership and deny-list; fallback template</w:t>
+              <w:t xml:space="preserve">Per-claim number, direction, metric-name and coverage checks; fallback template</w:t>
             </w:r>
           </w:p>
         </w:tc>
@@ -4268,7 +5359,7 @@
         <w:spacing w:after="120"/>
       </w:pPr>
       <w:r>
-        <w:t xml:space="preserve">All calls go through one adapter with timeouts, a single retry on malformed output, schema validation and an audit log. The model string is read from configuration and confirmed on the models page before CP1 (open decision Q-1).</w:t>
+        <w:t xml:space="preserve">Gemini API terms (verified 2026-10-24): on unpaid quota, submitted content may be used to improve Google products and read by human reviewers, and sensitive or personal information should not be submitted. On paid services, prompts and responses are not used to improve products. Therefore real user data requires paid mode; the demo default is synthetic_only.</w:t>
       </w:r>
     </w:p>
     <w:p>
@@ -4285,7 +5376,7 @@
         <w:spacing w:after="120"/>
       </w:pPr>
       <w:r>
-        <w:t xml:space="preserve">Tables: sessions, facts, question_log, documents, document_pages, terms, offers, reports, llm_calls. All rows carry session_id; facts are append-only; reports are immutable snapshots. UUID primary keys; JSON columns for metrics, paths and plans. Migration to Postgres is a connection-string change plus an Alembic baseline.</w:t>
+        <w:t xml:space="preserve">Tables: sessions, facts (status and verification), question_log, acknowledgements, documents, document_pages, terms, offers, reports, llm_calls. All rows carry session_id; facts are append-only; reports are immutable snapshots; UUID keys; JSON columns for metrics, paths and claims. Postgres migration is a connection-string change plus an Alembic baseline.</w:t>
       </w:r>
     </w:p>
     <w:p>
@@ -4307,7 +5398,7 @@
         <w:spacing w:after="60"/>
       </w:pPr>
       <w:r>
-        <w:t xml:space="preserve">Session isolation by hashed bearer token; no accounts in the MVP; identity provider in production.</w:t>
+        <w:t xml:space="preserve">LLM_DATA_MODE with a visible banner; synthetic sample documents when billing is not enabled.</w:t>
       </w:r>
     </w:p>
     <w:p>
@@ -4320,7 +5411,7 @@
         <w:spacing w:after="60"/>
       </w:pPr>
       <w:r>
-        <w:t xml:space="preserve">Upload validation by magic bytes, size and page caps; PDF re-save to strip active content; random names; deletion after extraction and at session delete or 24-hour TTL.</w:t>
+        <w:t xml:space="preserve">Session isolation by hashed bearer token.</w:t>
       </w:r>
     </w:p>
     <w:p>
@@ -4333,7 +5424,7 @@
         <w:spacing w:after="60"/>
       </w:pPr>
       <w:r>
-        <w:t xml:space="preserve">Data minimization: no identity fields in the ontology; regex redaction before text-mode LLM calls; explicit consent for image mode; provider processing disclosed.</w:t>
+        <w:t xml:space="preserve">Upload validation, PDF re-save, random names, deletion after extraction, 24-hour TTL, user-initiated purge.</w:t>
       </w:r>
     </w:p>
     <w:p>
@@ -4346,16 +5437,7 @@
         <w:spacing w:after="60"/>
       </w:pPr>
       <w:r>
-        <w:t xml:space="preserve">Prompt-injection controls for documents; secrets only in environment; secret scan before the repository is made public.</w:t>
-      </w:r>
-    </w:p>
-    <w:p>
-      <w:pPr>
-        <w:pStyle w:val="Heading1"/>
-        <w:spacing w:after="160" w:before="360"/>
-      </w:pPr>
-      <w:r>
-        <w:t xml:space="preserve">10. Reliability and fallback design</w:t>
+        <w:t xml:space="preserve">Data minimization: no identity fields; redaction before LLM calls; inline requests only.</w:t>
       </w:r>
     </w:p>
     <w:p>
@@ -4368,7 +5450,16 @@
         <w:spacing w:after="60"/>
       </w:pPr>
       <w:r>
-        <w:t xml:space="preserve">Every LLM call has a deterministic fallback exercised in offline mode (acceptance test A-13).</w:t>
+        <w:t xml:space="preserve">Prompt-injection controls; secrets in environment only; secret scan before the repository is public.</w:t>
+      </w:r>
+    </w:p>
+    <w:p>
+      <w:pPr>
+        <w:pStyle w:val="Heading1"/>
+        <w:spacing w:after="160" w:before="360"/>
+      </w:pPr>
+      <w:r>
+        <w:t xml:space="preserve">10. Reliability and fallback design</w:t>
       </w:r>
     </w:p>
     <w:p>
@@ -4381,7 +5472,7 @@
         <w:spacing w:after="60"/>
       </w:pPr>
       <w:r>
-        <w:t xml:space="preserve">Unverified extracted values never reach calculations; conflicts are shown, never auto-resolved.</w:t>
+        <w:t xml:space="preserve">Each LLM call has a deterministic fallback, exercised with LLM_DATA_MODE=off (A-13).</w:t>
       </w:r>
     </w:p>
     <w:p>
@@ -4394,7 +5485,7 @@
         <w:spacing w:after="60"/>
       </w:pPr>
       <w:r>
-        <w:t xml:space="preserve">Unsupported products are blocked with explanation rather than approximated.</w:t>
+        <w:t xml:space="preserve">Unverified or conflicting values never reach calculations; reader disagreements are shown, never auto-resolved.</w:t>
       </w:r>
     </w:p>
     <w:p>
@@ -4407,7 +5498,20 @@
         <w:spacing w:after="60"/>
       </w:pPr>
       <w:r>
-        <w:t xml:space="preserve">Partial computation with missing statuses instead of exceptions; stale-report banner on profile changes; idempotent analysis.</w:t>
+        <w:t xml:space="preserve">Deficits are analyzed, not rejected; unknowns are never zero; payment mismatches are surfaced.</w:t>
+      </w:r>
+    </w:p>
+    <w:p>
+      <w:pPr>
+        <w:pStyle w:val="ListParagraph"/>
+        <w:numPr>
+          <w:ilvl w:val="0"/>
+          <w:numId w:val="2"/>
+        </w:numPr>
+        <w:spacing w:after="60"/>
+      </w:pPr>
+      <w:r>
+        <w:t xml:space="preserve">Unsupported products are blocked with explanation; partial computation reports missing inputs; analysis is idempotent.</w:t>
       </w:r>
     </w:p>
     <w:p>
@@ -4424,7 +5528,7 @@
         <w:spacing w:after="120"/>
       </w:pPr>
       <w:r>
-        <w:t xml:space="preserve">Engine reference vectors from CFPB (exact to cents), property and golden-file tests; persona snapshot and redundancy simulations for intake; ground-truth document set with blank-field and injection cases; scenario reproducibility and monotonicity; counterfactual base reproduction; narration gate adversarial set; provenance coverage; offline-mode run; security and invalid-input checks; three scripted end-to-end demo runs on a fresh database. Full list in supervisor/mvp_acceptance_plan.md (A-01 to A-19).</w:t>
+        <w:t xml:space="preserve">Acceptance tests A-01 to A-42 (A-40 only before enabling narration) in supervisor/mvp_acceptance_plan.md v1.1. Key additions: Reg Z principal example (A-24); trade-in, savings-after-purchase, replacement and deficit fixtures (A-28 to A-32); priority invariant and readiness parity (A-20, A-23); month-by-month scenario equality and label audit (A-09r, A-10r); no hypothetical offers (A-37); claim fidelity and label honesty (A-12r, A-42). No test has been executed yet; results must be reported as measured.</w:t>
       </w:r>
     </w:p>
     <w:p>
@@ -4613,7 +5717,7 @@
                 <w:sz w:val="19"/>
                 <w:szCs w:val="19"/>
               </w:rPr>
-              <w:t xml:space="preserve">Within free tier or sponsor credits</w:t>
+              <w:t xml:space="preserve">Paid quota if billing is enabled (small volume); otherwise synthetic-only demo</w:t>
             </w:r>
           </w:p>
         </w:tc>
@@ -4644,7 +5748,7 @@
                 <w:sz w:val="19"/>
                 <w:szCs w:val="19"/>
               </w:rPr>
-              <w:t xml:space="preserve">Cents per analysis dominated by document pages; verify on the pricing page</w:t>
+              <w:t xml:space="preserve">Cents per document; verify on the pricing page</w:t>
             </w:r>
           </w:p>
         </w:tc>
@@ -4739,7 +5843,7 @@
                 <w:sz w:val="19"/>
                 <w:szCs w:val="19"/>
               </w:rPr>
-              <w:t xml:space="preserve">One small API instance + managed Postgres + static frontend hosting</w:t>
+              <w:t xml:space="preserve">One small API instance + managed Postgres + static frontend</w:t>
             </w:r>
           </w:p>
         </w:tc>
@@ -4939,21 +6043,6 @@
       <w:pPr>
         <w:spacing w:after="120"/>
       </w:pPr>
-    </w:p>
-    <w:p>
-      <w:pPr>
-        <w:spacing w:after="120"/>
-      </w:pPr>
-      <w:r>
-        <w:rPr>
-          <w:i/>
-          <w:iCs/>
-          <w:color w:val="555555"/>
-          <w:sz w:val="20"/>
-          <w:szCs w:val="20"/>
-        </w:rPr>
-        <w:t xml:space="preserve">Cost figures are estimates for planning. Model prices must be read from the provider pricing page on the day; hackathon volume is expected to fall within free-tier or sponsor credits.</w:t>
-      </w:r>
     </w:p>
     <w:p>
       <w:pPr>
@@ -4969,7 +6058,7 @@
         <w:spacing w:after="120"/>
       </w:pPr>
       <w:r>
-        <w:t xml:space="preserve">All acceptance tests A-01 to A-19 pass on the demo machine at code freeze; open decisions closed or labeled in the UI; secret scan clean; Devpost entry created before Saturday midnight and finalized before 11:00 Sunday. Metrics are reported as measured values with sample sizes; untested properties (predictive validity, concurrency, real-world document accuracy) are stated as not claimed.</w:t>
+        <w:t xml:space="preserve">All CP1–CP3 acceptance tests pass on the demo machine at code freeze; the data mode is set and shown; secret scan clean; Devpost project created by Saturday 23:59 and finalized by 11:00 Sunday (hard deadline 12:00). Untested properties (predictive validity, real-document accuracy, concurrency) are stated as not claimed.</w:t>
       </w:r>
     </w:p>
     <w:p>
@@ -5189,7 +6278,7 @@
                 <w:sz w:val="19"/>
                 <w:szCs w:val="19"/>
               </w:rPr>
-              <w:t xml:space="preserve">engine/, scenarios/, counterfactual/, assumptions and scenario config, reference tests</w:t>
+              <w:t xml:space="preserve">engine/ (F00–F14, flags, REQUIRED_INPUTS, month_net), scenarios/ (illustrative, paired, floor, break-even), counterfactual/ (4 levers, Pareto, rate sensitivity)</w:t>
             </w:r>
           </w:p>
         </w:tc>
@@ -5284,7 +6373,7 @@
                 <w:sz w:val="19"/>
                 <w:szCs w:val="19"/>
               </w:rPr>
-              <w:t xml:space="preserve">intake/ (ontology, ranker, parser), documents/ (PyMuPDF, extraction, verifier), llm/ adapter</w:t>
+              <w:t xml:space="preserve">intake/ (ontology v1.1, ledger, readiness, priority, H01/H02, debt items), documents/ (text PDF, extraction, TILA reader, checks, chooser), llm/ (adapter, data mode)</w:t>
             </w:r>
           </w:p>
         </w:tc>
@@ -5379,7 +6468,7 @@
                 <w:sz w:val="19"/>
                 <w:szCs w:val="19"/>
               </w:rPr>
-              <w:t xml:space="preserve">Next.js app: intake UI, verification table, dashboard, charts, provenance chips, report</w:t>
+              <w:t xml:space="preserve">Start with data-mode banner, two-track intake and readiness panel, verification table, key points, with-loan, paired stress cards, alternatives, missing info, print report</w:t>
             </w:r>
           </w:p>
         </w:tc>
@@ -5443,7 +6532,7 @@
                 <w:sz w:val="19"/>
                 <w:szCs w:val="19"/>
               </w:rPr>
-              <w:t xml:space="preserve">Integration &amp; Narrative</w:t>
+              <w:t xml:space="preserve">Integration</w:t>
             </w:r>
           </w:p>
         </w:tc>
@@ -5474,7 +6563,7 @@
                 <w:sz w:val="19"/>
                 <w:szCs w:val="19"/>
               </w:rPr>
-              <w:t xml:space="preserve">api/, storage/, explain/ (templates, narration gate), fixtures, Docker Compose, demo, video, Devpost</w:t>
+              <w:t xml:space="preserve">api/ (contracts v1.1, OpenAPI→TS), storage/, explain/ (claims, templates, key points), synthetic fixtures, Compose, acceptance runs, video, Devpost</w:t>
             </w:r>
           </w:p>
         </w:tc>
@@ -5490,7 +6579,7 @@
         <w:spacing w:after="120"/>
       </w:pPr>
       <w:r>
-        <w:t xml:space="preserve">Minimum vertical slice first: typed-fact form → manual offer → engine → dashboard with provenance chips → report. Everything else is added only after it demos end to end.</w:t>
+        <w:t xml:space="preserve">Vertical slice first: typed household facts + manual offer with checks → corrected engine → key points and With-this-loan with chips → print report. No AI required.</w:t>
       </w:r>
     </w:p>
     <w:p>
@@ -5679,7 +6768,7 @@
                 <w:sz w:val="19"/>
                 <w:szCs w:val="19"/>
               </w:rPr>
-              <w:t xml:space="preserve">Sat 18:00</w:t>
+              <w:t xml:space="preserve">Sat 20:30</w:t>
             </w:r>
           </w:p>
         </w:tc>
@@ -5710,7 +6799,7 @@
                 <w:sz w:val="19"/>
                 <w:szCs w:val="19"/>
               </w:rPr>
-              <w:t xml:space="preserve">Compose runs; health OK; TS types generated; contracts read</w:t>
+              <w:t xml:space="preserve">Compose runs; health shows data mode; TS types generated; model string and billing decision made</w:t>
             </w:r>
           </w:p>
         </w:tc>
@@ -5774,7 +6863,7 @@
                 <w:sz w:val="19"/>
                 <w:szCs w:val="19"/>
               </w:rPr>
-              <w:t xml:space="preserve">Sat 21:30</w:t>
+              <w:t xml:space="preserve">Sat 23:00</w:t>
             </w:r>
           </w:p>
         </w:tc>
@@ -5805,7 +6894,7 @@
                 <w:sz w:val="19"/>
                 <w:szCs w:val="19"/>
               </w:rPr>
-              <w:t xml:space="preserve">Vertical slice demo; engine tests green; contracts frozen; Devpost entry created by 23:30</w:t>
+              <w:t xml:space="preserve">Vertical slice; engine reference and transaction tests green; contracts frozen; Devpost project created by 23:30</w:t>
             </w:r>
           </w:p>
         </w:tc>
@@ -5869,7 +6958,7 @@
                 <w:sz w:val="19"/>
                 <w:szCs w:val="19"/>
               </w:rPr>
-              <w:t xml:space="preserve">Sun 05:00</w:t>
+              <w:t xml:space="preserve">Sun 03:00</w:t>
             </w:r>
           </w:p>
         </w:tc>
@@ -5900,7 +6989,7 @@
                 <w:sz w:val="19"/>
                 <w:szCs w:val="19"/>
               </w:rPr>
-              <w:t xml:space="preserve">Adaptive intake, document upload and verification, scenarios; offline mode works</w:t>
+              <w:t xml:space="preserve">Two-track intake; text-PDF extraction with verification; paired scenarios; offline mode works</w:t>
             </w:r>
           </w:p>
         </w:tc>
@@ -5964,7 +7053,7 @@
                 <w:sz w:val="19"/>
                 <w:szCs w:val="19"/>
               </w:rPr>
-              <w:t xml:space="preserve">Sun 09:00</w:t>
+              <w:t xml:space="preserve">Sun 08:45</w:t>
             </w:r>
           </w:p>
         </w:tc>
@@ -5995,7 +7084,7 @@
                 <w:sz w:val="19"/>
                 <w:szCs w:val="19"/>
               </w:rPr>
-              <w:t xml:space="preserve">Counterfactuals, templates, optional narration; A-01 to A-18 green</w:t>
+              <w:t xml:space="preserve">Alternatives; all sections templated; CP3 acceptance tests green</w:t>
             </w:r>
           </w:p>
         </w:tc>
@@ -6090,7 +7179,7 @@
                 <w:sz w:val="19"/>
                 <w:szCs w:val="19"/>
               </w:rPr>
-              <w:t xml:space="preserve">Three demo runs passed; video uploaded; repo public; one-hour buffer to the noon deadline</w:t>
+              <w:t xml:space="preserve">Three demo runs passed; video uploaded; repository public; one-hour buffer to the noon deadline</w:t>
             </w:r>
           </w:p>
         </w:tc>
@@ -6106,7 +7195,7 @@
         <w:spacing w:after="120"/>
       </w:pPr>
       <w:r>
-        <w:t xml:space="preserve">Assumes work starts Saturday 17:00 (about 19 hours, roughly 62 effective developer-hours after rest rotation); if starting later, cut from the bottom of the feature-cutting list, never from the buffer.</w:t>
+        <w:t xml:space="preserve">Assumes implementation starts at 19:45 EDT (about 16 hours; about 48 effective developer-hours after rest and overhead). If coding began on v1.0, apply the P0 corrections first. Cut scope from the top of the cut list, never from the buffer.</w:t>
       </w:r>
     </w:p>
     <w:p>
@@ -6132,8 +7221,8 @@
       </w:tblPr>
       <w:tblGrid>
         <w:gridCol w:w="3600"/>
-        <w:gridCol w:w="1200"/>
-        <w:gridCol w:w="4560"/>
+        <w:gridCol w:w="1400"/>
+        <w:gridCol w:w="4360"/>
       </w:tblGrid>
       <w:tr>
         <w:trPr>
@@ -6173,7 +7262,7 @@
         </w:tc>
         <w:tc>
           <w:tcPr>
-            <w:tcW w:type="dxa" w:w="1200"/>
+            <w:tcW w:type="dxa" w:w="1400"/>
             <w:tcBorders>
               <w:top w:val="single" w:color="BFBFBF" w:sz="4"/>
               <w:left w:val="single" w:color="BFBFBF" w:sz="4"/>
@@ -6205,7 +7294,7 @@
         </w:tc>
         <w:tc>
           <w:tcPr>
-            <w:tcW w:type="dxa" w:w="4560"/>
+            <w:tcW w:type="dxa" w:w="4360"/>
             <w:tcBorders>
               <w:top w:val="single" w:color="BFBFBF" w:sz="4"/>
               <w:left w:val="single" w:color="BFBFBF" w:sz="4"/>
@@ -6264,13 +7353,13 @@
                 <w:sz w:val="19"/>
                 <w:szCs w:val="19"/>
               </w:rPr>
-              <w:t xml:space="preserve">Extraction misreads a value and the user confirms it</w:t>
-            </w:r>
-          </w:p>
-        </w:tc>
-        <w:tc>
-          <w:tcPr>
-            <w:tcW w:type="dxa" w:w="1200"/>
+              <w:t xml:space="preserve">Real documents sent on unpaid Gemini quota</w:t>
+            </w:r>
+          </w:p>
+        </w:tc>
+        <w:tc>
+          <w:tcPr>
+            <w:tcW w:type="dxa" w:w="1400"/>
             <w:tcBorders>
               <w:top w:val="single" w:color="BFBFBF" w:sz="4"/>
               <w:left w:val="single" w:color="BFBFBF" w:sz="4"/>
@@ -6301,32 +7390,32 @@
         </w:tc>
         <w:tc>
           <w:tcPr>
-            <w:tcW w:type="dxa" w:w="4560"/>
-            <w:tcBorders>
-              <w:top w:val="single" w:color="BFBFBF" w:sz="4"/>
-              <w:left w:val="single" w:color="BFBFBF" w:sz="4"/>
-              <w:bottom w:val="single" w:color="BFBFBF" w:sz="4"/>
-              <w:right w:val="single" w:color="BFBFBF" w:sz="4"/>
-            </w:tcBorders>
-            <w:tcMar>
-              <w:top w:type="dxa" w:w="60"/>
-              <w:left w:type="dxa" w:w="100"/>
-              <w:bottom w:type="dxa" w:w="60"/>
-              <w:right w:type="dxa" w:w="100"/>
-            </w:tcMar>
-          </w:tcPr>
-          <w:p>
-            <w:pPr>
-              <w:spacing w:after="0"/>
-            </w:pPr>
-            <w:r>
-              <w:rPr>
-                <w:b w:val="false"/>
-                <w:bCs w:val="false"/>
-                <w:sz w:val="19"/>
-                <w:szCs w:val="19"/>
-              </w:rPr>
-              <w:t xml:space="preserve">Verbatim evidence, arithmetic checks, failed-check highlighting, per-field action</w:t>
+            <w:tcW w:type="dxa" w:w="4360"/>
+            <w:tcBorders>
+              <w:top w:val="single" w:color="BFBFBF" w:sz="4"/>
+              <w:left w:val="single" w:color="BFBFBF" w:sz="4"/>
+              <w:bottom w:val="single" w:color="BFBFBF" w:sz="4"/>
+              <w:right w:val="single" w:color="BFBFBF" w:sz="4"/>
+            </w:tcBorders>
+            <w:tcMar>
+              <w:top w:type="dxa" w:w="60"/>
+              <w:left w:type="dxa" w:w="100"/>
+              <w:bottom w:type="dxa" w:w="60"/>
+              <w:right w:type="dxa" w:w="100"/>
+            </w:tcMar>
+          </w:tcPr>
+          <w:p>
+            <w:pPr>
+              <w:spacing w:after="0"/>
+            </w:pPr>
+            <w:r>
+              <w:rPr>
+                <w:b w:val="false"/>
+                <w:bCs w:val="false"/>
+                <w:sz w:val="19"/>
+                <w:szCs w:val="19"/>
+              </w:rPr>
+              <w:t xml:space="preserve">LLM_DATA_MODE; synthetic-only default; banner</w:t>
             </w:r>
           </w:p>
         </w:tc>
@@ -6359,13 +7448,13 @@
                 <w:sz w:val="19"/>
                 <w:szCs w:val="19"/>
               </w:rPr>
-              <w:t xml:space="preserve">Wrong formula or arithmetic drift</w:t>
-            </w:r>
-          </w:p>
-        </w:tc>
-        <w:tc>
-          <w:tcPr>
-            <w:tcW w:type="dxa" w:w="1200"/>
+              <w:t xml:space="preserve">Extraction misreads a value or the wrong offer column</w:t>
+            </w:r>
+          </w:p>
+        </w:tc>
+        <w:tc>
+          <w:tcPr>
+            <w:tcW w:type="dxa" w:w="1400"/>
             <w:tcBorders>
               <w:top w:val="single" w:color="BFBFBF" w:sz="4"/>
               <w:left w:val="single" w:color="BFBFBF" w:sz="4"/>
@@ -6396,32 +7485,32 @@
         </w:tc>
         <w:tc>
           <w:tcPr>
-            <w:tcW w:type="dxa" w:w="4560"/>
-            <w:tcBorders>
-              <w:top w:val="single" w:color="BFBFBF" w:sz="4"/>
-              <w:left w:val="single" w:color="BFBFBF" w:sz="4"/>
-              <w:bottom w:val="single" w:color="BFBFBF" w:sz="4"/>
-              <w:right w:val="single" w:color="BFBFBF" w:sz="4"/>
-            </w:tcBorders>
-            <w:tcMar>
-              <w:top w:type="dxa" w:w="60"/>
-              <w:left w:type="dxa" w:w="100"/>
-              <w:bottom w:type="dxa" w:w="60"/>
-              <w:right w:type="dxa" w:w="100"/>
-            </w:tcMar>
-          </w:tcPr>
-          <w:p>
-            <w:pPr>
-              <w:spacing w:after="0"/>
-            </w:pPr>
-            <w:r>
-              <w:rPr>
-                <w:b w:val="false"/>
-                <w:bCs w:val="false"/>
-                <w:sz w:val="19"/>
-                <w:szCs w:val="19"/>
-              </w:rPr>
-              <w:t xml:space="preserve">Decimal engine, CFPB vectors, golden files, spreadsheet cross-check</w:t>
+            <w:tcW w:type="dxa" w:w="4360"/>
+            <w:tcBorders>
+              <w:top w:val="single" w:color="BFBFBF" w:sz="4"/>
+              <w:left w:val="single" w:color="BFBFBF" w:sz="4"/>
+              <w:bottom w:val="single" w:color="BFBFBF" w:sz="4"/>
+              <w:right w:val="single" w:color="BFBFBF" w:sz="4"/>
+            </w:tcBorders>
+            <w:tcMar>
+              <w:top w:type="dxa" w:w="60"/>
+              <w:left w:type="dxa" w:w="100"/>
+              <w:bottom w:type="dxa" w:w="60"/>
+              <w:right w:type="dxa" w:w="100"/>
+            </w:tcMar>
+          </w:tcPr>
+          <w:p>
+            <w:pPr>
+              <w:spacing w:after="0"/>
+            </w:pPr>
+            <w:r>
+              <w:rPr>
+                <w:b w:val="false"/>
+                <w:bCs w:val="false"/>
+                <w:sz w:val="19"/>
+                <w:szCs w:val="19"/>
+              </w:rPr>
+              <w:t xml:space="preserve">Label anchors, independent reader, chooser, itemization, per-field user action</w:t>
             </w:r>
           </w:p>
         </w:tc>
@@ -6454,69 +7543,69 @@
                 <w:sz w:val="19"/>
                 <w:szCs w:val="19"/>
               </w:rPr>
-              <w:t xml:space="preserve">Narrative states unsupported numbers or advice</w:t>
-            </w:r>
-          </w:p>
-        </w:tc>
-        <w:tc>
-          <w:tcPr>
-            <w:tcW w:type="dxa" w:w="1200"/>
-            <w:tcBorders>
-              <w:top w:val="single" w:color="BFBFBF" w:sz="4"/>
-              <w:left w:val="single" w:color="BFBFBF" w:sz="4"/>
-              <w:bottom w:val="single" w:color="BFBFBF" w:sz="4"/>
-              <w:right w:val="single" w:color="BFBFBF" w:sz="4"/>
-            </w:tcBorders>
-            <w:tcMar>
-              <w:top w:type="dxa" w:w="60"/>
-              <w:left w:type="dxa" w:w="100"/>
-              <w:bottom w:type="dxa" w:w="60"/>
-              <w:right w:type="dxa" w:w="100"/>
-            </w:tcMar>
-          </w:tcPr>
-          <w:p>
-            <w:pPr>
-              <w:spacing w:after="0"/>
-            </w:pPr>
-            <w:r>
-              <w:rPr>
-                <w:b w:val="false"/>
-                <w:bCs w:val="false"/>
-                <w:sz w:val="19"/>
-                <w:szCs w:val="19"/>
-              </w:rPr>
-              <w:t xml:space="preserve">High</w:t>
-            </w:r>
-          </w:p>
-        </w:tc>
-        <w:tc>
-          <w:tcPr>
-            <w:tcW w:type="dxa" w:w="4560"/>
-            <w:tcBorders>
-              <w:top w:val="single" w:color="BFBFBF" w:sz="4"/>
-              <w:left w:val="single" w:color="BFBFBF" w:sz="4"/>
-              <w:bottom w:val="single" w:color="BFBFBF" w:sz="4"/>
-              <w:right w:val="single" w:color="BFBFBF" w:sz="4"/>
-            </w:tcBorders>
-            <w:tcMar>
-              <w:top w:type="dxa" w:w="60"/>
-              <w:left w:type="dxa" w:w="100"/>
-              <w:bottom w:type="dxa" w:w="60"/>
-              <w:right w:type="dxa" w:w="100"/>
-            </w:tcMar>
-          </w:tcPr>
-          <w:p>
-            <w:pPr>
-              <w:spacing w:after="0"/>
-            </w:pPr>
-            <w:r>
-              <w:rPr>
-                <w:b w:val="false"/>
-                <w:bCs w:val="false"/>
-                <w:sz w:val="19"/>
-                <w:szCs w:val="19"/>
-              </w:rPr>
-              <w:t xml:space="preserve">Numeric gate, deny-list, templates first</w:t>
+              <w:t xml:space="preserve">Wrong formula (realized in v1.0)</w:t>
+            </w:r>
+          </w:p>
+        </w:tc>
+        <w:tc>
+          <w:tcPr>
+            <w:tcW w:type="dxa" w:w="1400"/>
+            <w:tcBorders>
+              <w:top w:val="single" w:color="BFBFBF" w:sz="4"/>
+              <w:left w:val="single" w:color="BFBFBF" w:sz="4"/>
+              <w:bottom w:val="single" w:color="BFBFBF" w:sz="4"/>
+              <w:right w:val="single" w:color="BFBFBF" w:sz="4"/>
+            </w:tcBorders>
+            <w:tcMar>
+              <w:top w:type="dxa" w:w="60"/>
+              <w:left w:type="dxa" w:w="100"/>
+              <w:bottom w:type="dxa" w:w="60"/>
+              <w:right w:type="dxa" w:w="100"/>
+            </w:tcMar>
+          </w:tcPr>
+          <w:p>
+            <w:pPr>
+              <w:spacing w:after="0"/>
+            </w:pPr>
+            <w:r>
+              <w:rPr>
+                <w:b w:val="false"/>
+                <w:bCs w:val="false"/>
+                <w:sz w:val="19"/>
+                <w:szCs w:val="19"/>
+              </w:rPr>
+              <w:t xml:space="preserve">High → mitigated</w:t>
+            </w:r>
+          </w:p>
+        </w:tc>
+        <w:tc>
+          <w:tcPr>
+            <w:tcW w:type="dxa" w:w="4360"/>
+            <w:tcBorders>
+              <w:top w:val="single" w:color="BFBFBF" w:sz="4"/>
+              <w:left w:val="single" w:color="BFBFBF" w:sz="4"/>
+              <w:bottom w:val="single" w:color="BFBFBF" w:sz="4"/>
+              <w:right w:val="single" w:color="BFBFBF" w:sz="4"/>
+            </w:tcBorders>
+            <w:tcMar>
+              <w:top w:type="dxa" w:w="60"/>
+              <w:left w:type="dxa" w:w="100"/>
+              <w:bottom w:type="dxa" w:w="60"/>
+              <w:right w:type="dxa" w:w="100"/>
+            </w:tcMar>
+          </w:tcPr>
+          <w:p>
+            <w:pPr>
+              <w:spacing w:after="0"/>
+            </w:pPr>
+            <w:r>
+              <w:rPr>
+                <w:b w:val="false"/>
+                <w:bCs w:val="false"/>
+                <w:sz w:val="19"/>
+                <w:szCs w:val="19"/>
+              </w:rPr>
+              <w:t xml:space="preserve">Corrected spec; Reg Z and transaction fixtures; golden files</w:t>
             </w:r>
           </w:p>
         </w:tc>
@@ -6549,69 +7638,69 @@
                 <w:sz w:val="19"/>
                 <w:szCs w:val="19"/>
               </w:rPr>
-              <w:t xml:space="preserve">Scope creep breaks the vertical slice</w:t>
-            </w:r>
-          </w:p>
-        </w:tc>
-        <w:tc>
-          <w:tcPr>
-            <w:tcW w:type="dxa" w:w="1200"/>
-            <w:tcBorders>
-              <w:top w:val="single" w:color="BFBFBF" w:sz="4"/>
-              <w:left w:val="single" w:color="BFBFBF" w:sz="4"/>
-              <w:bottom w:val="single" w:color="BFBFBF" w:sz="4"/>
-              <w:right w:val="single" w:color="BFBFBF" w:sz="4"/>
-            </w:tcBorders>
-            <w:tcMar>
-              <w:top w:type="dxa" w:w="60"/>
-              <w:left w:type="dxa" w:w="100"/>
-              <w:bottom w:type="dxa" w:w="60"/>
-              <w:right w:type="dxa" w:w="100"/>
-            </w:tcMar>
-          </w:tcPr>
-          <w:p>
-            <w:pPr>
-              <w:spacing w:after="0"/>
-            </w:pPr>
-            <w:r>
-              <w:rPr>
-                <w:b w:val="false"/>
-                <w:bCs w:val="false"/>
-                <w:sz w:val="19"/>
-                <w:szCs w:val="19"/>
-              </w:rPr>
-              <w:t xml:space="preserve">High</w:t>
-            </w:r>
-          </w:p>
-        </w:tc>
-        <w:tc>
-          <w:tcPr>
-            <w:tcW w:type="dxa" w:w="4560"/>
-            <w:tcBorders>
-              <w:top w:val="single" w:color="BFBFBF" w:sz="4"/>
-              <w:left w:val="single" w:color="BFBFBF" w:sz="4"/>
-              <w:bottom w:val="single" w:color="BFBFBF" w:sz="4"/>
-              <w:right w:val="single" w:color="BFBFBF" w:sz="4"/>
-            </w:tcBorders>
-            <w:tcMar>
-              <w:top w:type="dxa" w:w="60"/>
-              <w:left w:type="dxa" w:w="100"/>
-              <w:bottom w:type="dxa" w:w="60"/>
-              <w:right w:type="dxa" w:w="100"/>
-            </w:tcMar>
-          </w:tcPr>
-          <w:p>
-            <w:pPr>
-              <w:spacing w:after="0"/>
-            </w:pPr>
-            <w:r>
-              <w:rPr>
-                <w:b w:val="false"/>
-                <w:bCs w:val="false"/>
-                <w:sz w:val="19"/>
-                <w:szCs w:val="19"/>
-              </w:rPr>
-              <w:t xml:space="preserve">Cut list; feature flags; code freeze at T−3h</w:t>
+              <w:t xml:space="preserve">False citation (realized in v1.0)</w:t>
+            </w:r>
+          </w:p>
+        </w:tc>
+        <w:tc>
+          <w:tcPr>
+            <w:tcW w:type="dxa" w:w="1400"/>
+            <w:tcBorders>
+              <w:top w:val="single" w:color="BFBFBF" w:sz="4"/>
+              <w:left w:val="single" w:color="BFBFBF" w:sz="4"/>
+              <w:bottom w:val="single" w:color="BFBFBF" w:sz="4"/>
+              <w:right w:val="single" w:color="BFBFBF" w:sz="4"/>
+            </w:tcBorders>
+            <w:tcMar>
+              <w:top w:type="dxa" w:w="60"/>
+              <w:left w:type="dxa" w:w="100"/>
+              <w:bottom w:type="dxa" w:w="60"/>
+              <w:right w:type="dxa" w:w="100"/>
+            </w:tcMar>
+          </w:tcPr>
+          <w:p>
+            <w:pPr>
+              <w:spacing w:after="0"/>
+            </w:pPr>
+            <w:r>
+              <w:rPr>
+                <w:b w:val="false"/>
+                <w:bCs w:val="false"/>
+                <w:sz w:val="19"/>
+                <w:szCs w:val="19"/>
+              </w:rPr>
+              <w:t xml:space="preserve">High → mitigated</w:t>
+            </w:r>
+          </w:p>
+        </w:tc>
+        <w:tc>
+          <w:tcPr>
+            <w:tcW w:type="dxa" w:w="4360"/>
+            <w:tcBorders>
+              <w:top w:val="single" w:color="BFBFBF" w:sz="4"/>
+              <w:left w:val="single" w:color="BFBFBF" w:sz="4"/>
+              <w:bottom w:val="single" w:color="BFBFBF" w:sz="4"/>
+              <w:right w:val="single" w:color="BFBFBF" w:sz="4"/>
+            </w:tcBorders>
+            <w:tcMar>
+              <w:top w:type="dxa" w:w="60"/>
+              <w:left w:type="dxa" w:w="100"/>
+              <w:bottom w:type="dxa" w:w="60"/>
+              <w:right w:type="dxa" w:w="100"/>
+            </w:tcMar>
+          </w:tcPr>
+          <w:p>
+            <w:pPr>
+              <w:spacing w:after="0"/>
+            </w:pPr>
+            <w:r>
+              <w:rPr>
+                <w:b w:val="false"/>
+                <w:bCs w:val="false"/>
+                <w:sz w:val="19"/>
+                <w:szCs w:val="19"/>
+              </w:rPr>
+              <w:t xml:space="preserve">Illustrative labels; context sentences verified against sources</w:t>
             </w:r>
           </w:p>
         </w:tc>
@@ -6644,69 +7733,69 @@
                 <w:sz w:val="19"/>
                 <w:szCs w:val="19"/>
               </w:rPr>
-              <w:t xml:space="preserve">Model quota or outage during demo</w:t>
-            </w:r>
-          </w:p>
-        </w:tc>
-        <w:tc>
-          <w:tcPr>
-            <w:tcW w:type="dxa" w:w="1200"/>
-            <w:tcBorders>
-              <w:top w:val="single" w:color="BFBFBF" w:sz="4"/>
-              <w:left w:val="single" w:color="BFBFBF" w:sz="4"/>
-              <w:bottom w:val="single" w:color="BFBFBF" w:sz="4"/>
-              <w:right w:val="single" w:color="BFBFBF" w:sz="4"/>
-            </w:tcBorders>
-            <w:tcMar>
-              <w:top w:type="dxa" w:w="60"/>
-              <w:left w:type="dxa" w:w="100"/>
-              <w:bottom w:type="dxa" w:w="60"/>
-              <w:right w:type="dxa" w:w="100"/>
-            </w:tcMar>
-          </w:tcPr>
-          <w:p>
-            <w:pPr>
-              <w:spacing w:after="0"/>
-            </w:pPr>
-            <w:r>
-              <w:rPr>
-                <w:b w:val="false"/>
-                <w:bCs w:val="false"/>
-                <w:sz w:val="19"/>
-                <w:szCs w:val="19"/>
-              </w:rPr>
-              <w:t xml:space="preserve">Med-High</w:t>
-            </w:r>
-          </w:p>
-        </w:tc>
-        <w:tc>
-          <w:tcPr>
-            <w:tcW w:type="dxa" w:w="4560"/>
-            <w:tcBorders>
-              <w:top w:val="single" w:color="BFBFBF" w:sz="4"/>
-              <w:left w:val="single" w:color="BFBFBF" w:sz="4"/>
-              <w:bottom w:val="single" w:color="BFBFBF" w:sz="4"/>
-              <w:right w:val="single" w:color="BFBFBF" w:sz="4"/>
-            </w:tcBorders>
-            <w:tcMar>
-              <w:top w:type="dxa" w:w="60"/>
-              <w:left w:type="dxa" w:w="100"/>
-              <w:bottom w:type="dxa" w:w="60"/>
-              <w:right w:type="dxa" w:w="100"/>
-            </w:tcMar>
-          </w:tcPr>
-          <w:p>
-            <w:pPr>
-              <w:spacing w:after="0"/>
-            </w:pPr>
-            <w:r>
-              <w:rPr>
-                <w:b w:val="false"/>
-                <w:bCs w:val="false"/>
-                <w:sz w:val="19"/>
-                <w:szCs w:val="19"/>
-              </w:rPr>
-              <w:t xml:space="preserve">Typed widgets, manual entry, templates; rehearsed demo path</w:t>
+              <w:t xml:space="preserve">Reduced time budget</w:t>
+            </w:r>
+          </w:p>
+        </w:tc>
+        <w:tc>
+          <w:tcPr>
+            <w:tcW w:type="dxa" w:w="1400"/>
+            <w:tcBorders>
+              <w:top w:val="single" w:color="BFBFBF" w:sz="4"/>
+              <w:left w:val="single" w:color="BFBFBF" w:sz="4"/>
+              <w:bottom w:val="single" w:color="BFBFBF" w:sz="4"/>
+              <w:right w:val="single" w:color="BFBFBF" w:sz="4"/>
+            </w:tcBorders>
+            <w:tcMar>
+              <w:top w:type="dxa" w:w="60"/>
+              <w:left w:type="dxa" w:w="100"/>
+              <w:bottom w:type="dxa" w:w="60"/>
+              <w:right w:type="dxa" w:w="100"/>
+            </w:tcMar>
+          </w:tcPr>
+          <w:p>
+            <w:pPr>
+              <w:spacing w:after="0"/>
+            </w:pPr>
+            <w:r>
+              <w:rPr>
+                <w:b w:val="false"/>
+                <w:bCs w:val="false"/>
+                <w:sz w:val="19"/>
+                <w:szCs w:val="19"/>
+              </w:rPr>
+              <w:t xml:space="preserve">High</w:t>
+            </w:r>
+          </w:p>
+        </w:tc>
+        <w:tc>
+          <w:tcPr>
+            <w:tcW w:type="dxa" w:w="4360"/>
+            <w:tcBorders>
+              <w:top w:val="single" w:color="BFBFBF" w:sz="4"/>
+              <w:left w:val="single" w:color="BFBFBF" w:sz="4"/>
+              <w:bottom w:val="single" w:color="BFBFBF" w:sz="4"/>
+              <w:right w:val="single" w:color="BFBFBF" w:sz="4"/>
+            </w:tcBorders>
+            <w:tcMar>
+              <w:top w:type="dxa" w:w="60"/>
+              <w:left w:type="dxa" w:w="100"/>
+              <w:bottom w:type="dxa" w:w="60"/>
+              <w:right w:type="dxa" w:w="100"/>
+            </w:tcMar>
+          </w:tcPr>
+          <w:p>
+            <w:pPr>
+              <w:spacing w:after="0"/>
+            </w:pPr>
+            <w:r>
+              <w:rPr>
+                <w:b w:val="false"/>
+                <w:bCs w:val="false"/>
+                <w:sz w:val="19"/>
+                <w:szCs w:val="19"/>
+              </w:rPr>
+              <w:t xml:space="preserve">Re-planned schedule; pre-ordered cut list</w:t>
             </w:r>
           </w:p>
         </w:tc>
@@ -6739,69 +7828,69 @@
                 <w:sz w:val="19"/>
                 <w:szCs w:val="19"/>
               </w:rPr>
-              <w:t xml:space="preserve">Users read scenarios as predictions</w:t>
-            </w:r>
-          </w:p>
-        </w:tc>
-        <w:tc>
-          <w:tcPr>
-            <w:tcW w:type="dxa" w:w="1200"/>
-            <w:tcBorders>
-              <w:top w:val="single" w:color="BFBFBF" w:sz="4"/>
-              <w:left w:val="single" w:color="BFBFBF" w:sz="4"/>
-              <w:bottom w:val="single" w:color="BFBFBF" w:sz="4"/>
-              <w:right w:val="single" w:color="BFBFBF" w:sz="4"/>
-            </w:tcBorders>
-            <w:tcMar>
-              <w:top w:type="dxa" w:w="60"/>
-              <w:left w:type="dxa" w:w="100"/>
-              <w:bottom w:type="dxa" w:w="60"/>
-              <w:right w:type="dxa" w:w="100"/>
-            </w:tcMar>
-          </w:tcPr>
-          <w:p>
-            <w:pPr>
-              <w:spacing w:after="0"/>
-            </w:pPr>
-            <w:r>
-              <w:rPr>
-                <w:b w:val="false"/>
-                <w:bCs w:val="false"/>
-                <w:sz w:val="19"/>
-                <w:szCs w:val="19"/>
-              </w:rPr>
-              <w:t xml:space="preserve">Med-High</w:t>
-            </w:r>
-          </w:p>
-        </w:tc>
-        <w:tc>
-          <w:tcPr>
-            <w:tcW w:type="dxa" w:w="4560"/>
-            <w:tcBorders>
-              <w:top w:val="single" w:color="BFBFBF" w:sz="4"/>
-              <w:left w:val="single" w:color="BFBFBF" w:sz="4"/>
-              <w:bottom w:val="single" w:color="BFBFBF" w:sz="4"/>
-              <w:right w:val="single" w:color="BFBFBF" w:sz="4"/>
-            </w:tcBorders>
-            <w:tcMar>
-              <w:top w:type="dxa" w:w="60"/>
-              <w:left w:type="dxa" w:w="100"/>
-              <w:bottom w:type="dxa" w:w="60"/>
-              <w:right w:type="dxa" w:w="100"/>
-            </w:tcMar>
-          </w:tcPr>
-          <w:p>
-            <w:pPr>
-              <w:spacing w:after="0"/>
-            </w:pPr>
-            <w:r>
-              <w:rPr>
-                <w:b w:val="false"/>
-                <w:bCs w:val="false"/>
-                <w:sz w:val="19"/>
-                <w:szCs w:val="19"/>
-              </w:rPr>
-              <w:t xml:space="preserve">Assumptions panel; wording rules; hallway test</w:t>
+              <w:t xml:space="preserve">Scenarios read as predictions</w:t>
+            </w:r>
+          </w:p>
+        </w:tc>
+        <w:tc>
+          <w:tcPr>
+            <w:tcW w:type="dxa" w:w="1400"/>
+            <w:tcBorders>
+              <w:top w:val="single" w:color="BFBFBF" w:sz="4"/>
+              <w:left w:val="single" w:color="BFBFBF" w:sz="4"/>
+              <w:bottom w:val="single" w:color="BFBFBF" w:sz="4"/>
+              <w:right w:val="single" w:color="BFBFBF" w:sz="4"/>
+            </w:tcBorders>
+            <w:tcMar>
+              <w:top w:type="dxa" w:w="60"/>
+              <w:left w:type="dxa" w:w="100"/>
+              <w:bottom w:type="dxa" w:w="60"/>
+              <w:right w:type="dxa" w:w="100"/>
+            </w:tcMar>
+          </w:tcPr>
+          <w:p>
+            <w:pPr>
+              <w:spacing w:after="0"/>
+            </w:pPr>
+            <w:r>
+              <w:rPr>
+                <w:b w:val="false"/>
+                <w:bCs w:val="false"/>
+                <w:sz w:val="19"/>
+                <w:szCs w:val="19"/>
+              </w:rPr>
+              <w:t xml:space="preserve">Medium</w:t>
+            </w:r>
+          </w:p>
+        </w:tc>
+        <w:tc>
+          <w:tcPr>
+            <w:tcW w:type="dxa" w:w="4360"/>
+            <w:tcBorders>
+              <w:top w:val="single" w:color="BFBFBF" w:sz="4"/>
+              <w:left w:val="single" w:color="BFBFBF" w:sz="4"/>
+              <w:bottom w:val="single" w:color="BFBFBF" w:sz="4"/>
+              <w:right w:val="single" w:color="BFBFBF" w:sz="4"/>
+            </w:tcBorders>
+            <w:tcMar>
+              <w:top w:type="dxa" w:w="60"/>
+              <w:left w:type="dxa" w:w="100"/>
+              <w:bottom w:type="dxa" w:w="60"/>
+              <w:right w:type="dxa" w:w="100"/>
+            </w:tcMar>
+          </w:tcPr>
+          <w:p>
+            <w:pPr>
+              <w:spacing w:after="0"/>
+            </w:pPr>
+            <w:r>
+              <w:rPr>
+                <w:b w:val="false"/>
+                <w:bCs w:val="false"/>
+                <w:sz w:val="19"/>
+                <w:szCs w:val="19"/>
+              </w:rPr>
+              <w:t xml:space="preserve">Labels, paired cards, wording rules</w:t>
             </w:r>
           </w:p>
         </w:tc>
@@ -6840,63 +7929,63 @@
         </w:tc>
         <w:tc>
           <w:tcPr>
-            <w:tcW w:type="dxa" w:w="1200"/>
-            <w:tcBorders>
-              <w:top w:val="single" w:color="BFBFBF" w:sz="4"/>
-              <w:left w:val="single" w:color="BFBFBF" w:sz="4"/>
-              <w:bottom w:val="single" w:color="BFBFBF" w:sz="4"/>
-              <w:right w:val="single" w:color="BFBFBF" w:sz="4"/>
-            </w:tcBorders>
-            <w:tcMar>
-              <w:top w:type="dxa" w:w="60"/>
-              <w:left w:type="dxa" w:w="100"/>
-              <w:bottom w:type="dxa" w:w="60"/>
-              <w:right w:type="dxa" w:w="100"/>
-            </w:tcMar>
-          </w:tcPr>
-          <w:p>
-            <w:pPr>
-              <w:spacing w:after="0"/>
-            </w:pPr>
-            <w:r>
-              <w:rPr>
-                <w:b w:val="false"/>
-                <w:bCs w:val="false"/>
-                <w:sz w:val="19"/>
-                <w:szCs w:val="19"/>
-              </w:rPr>
-              <w:t xml:space="preserve">Med-High</w:t>
-            </w:r>
-          </w:p>
-        </w:tc>
-        <w:tc>
-          <w:tcPr>
-            <w:tcW w:type="dxa" w:w="4560"/>
-            <w:tcBorders>
-              <w:top w:val="single" w:color="BFBFBF" w:sz="4"/>
-              <w:left w:val="single" w:color="BFBFBF" w:sz="4"/>
-              <w:bottom w:val="single" w:color="BFBFBF" w:sz="4"/>
-              <w:right w:val="single" w:color="BFBFBF" w:sz="4"/>
-            </w:tcBorders>
-            <w:tcMar>
-              <w:top w:type="dxa" w:w="60"/>
-              <w:left w:type="dxa" w:w="100"/>
-              <w:bottom w:type="dxa" w:w="60"/>
-              <w:right w:type="dxa" w:w="100"/>
-            </w:tcMar>
-          </w:tcPr>
-          <w:p>
-            <w:pPr>
-              <w:spacing w:after="0"/>
-            </w:pPr>
-            <w:r>
-              <w:rPr>
-                <w:b w:val="false"/>
-                <w:bCs w:val="false"/>
-                <w:sz w:val="19"/>
-                <w:szCs w:val="19"/>
-              </w:rPr>
-              <w:t xml:space="preserve">OpenAPI-generated types; contract freeze at CP1</w:t>
+            <w:tcW w:type="dxa" w:w="1400"/>
+            <w:tcBorders>
+              <w:top w:val="single" w:color="BFBFBF" w:sz="4"/>
+              <w:left w:val="single" w:color="BFBFBF" w:sz="4"/>
+              <w:bottom w:val="single" w:color="BFBFBF" w:sz="4"/>
+              <w:right w:val="single" w:color="BFBFBF" w:sz="4"/>
+            </w:tcBorders>
+            <w:tcMar>
+              <w:top w:type="dxa" w:w="60"/>
+              <w:left w:type="dxa" w:w="100"/>
+              <w:bottom w:type="dxa" w:w="60"/>
+              <w:right w:type="dxa" w:w="100"/>
+            </w:tcMar>
+          </w:tcPr>
+          <w:p>
+            <w:pPr>
+              <w:spacing w:after="0"/>
+            </w:pPr>
+            <w:r>
+              <w:rPr>
+                <w:b w:val="false"/>
+                <w:bCs w:val="false"/>
+                <w:sz w:val="19"/>
+                <w:szCs w:val="19"/>
+              </w:rPr>
+              <w:t xml:space="preserve">Medium</w:t>
+            </w:r>
+          </w:p>
+        </w:tc>
+        <w:tc>
+          <w:tcPr>
+            <w:tcW w:type="dxa" w:w="4360"/>
+            <w:tcBorders>
+              <w:top w:val="single" w:color="BFBFBF" w:sz="4"/>
+              <w:left w:val="single" w:color="BFBFBF" w:sz="4"/>
+              <w:bottom w:val="single" w:color="BFBFBF" w:sz="4"/>
+              <w:right w:val="single" w:color="BFBFBF" w:sz="4"/>
+            </w:tcBorders>
+            <w:tcMar>
+              <w:top w:type="dxa" w:w="60"/>
+              <w:left w:type="dxa" w:w="100"/>
+              <w:bottom w:type="dxa" w:w="60"/>
+              <w:right w:type="dxa" w:w="100"/>
+            </w:tcMar>
+          </w:tcPr>
+          <w:p>
+            <w:pPr>
+              <w:spacing w:after="0"/>
+            </w:pPr>
+            <w:r>
+              <w:rPr>
+                <w:b w:val="false"/>
+                <w:bCs w:val="false"/>
+                <w:sz w:val="19"/>
+                <w:szCs w:val="19"/>
+              </w:rPr>
+              <w:t xml:space="preserve">OpenAPI-generated types; contracts frozen at CP1</w:t>
             </w:r>
           </w:p>
         </w:tc>
@@ -6929,69 +8018,69 @@
                 <w:sz w:val="19"/>
                 <w:szCs w:val="19"/>
               </w:rPr>
-              <w:t xml:space="preserve">API key leak in public repo</w:t>
-            </w:r>
-          </w:p>
-        </w:tc>
-        <w:tc>
-          <w:tcPr>
-            <w:tcW w:type="dxa" w:w="1200"/>
-            <w:tcBorders>
-              <w:top w:val="single" w:color="BFBFBF" w:sz="4"/>
-              <w:left w:val="single" w:color="BFBFBF" w:sz="4"/>
-              <w:bottom w:val="single" w:color="BFBFBF" w:sz="4"/>
-              <w:right w:val="single" w:color="BFBFBF" w:sz="4"/>
-            </w:tcBorders>
-            <w:tcMar>
-              <w:top w:type="dxa" w:w="60"/>
-              <w:left w:type="dxa" w:w="100"/>
-              <w:bottom w:type="dxa" w:w="60"/>
-              <w:right w:type="dxa" w:w="100"/>
-            </w:tcMar>
-          </w:tcPr>
-          <w:p>
-            <w:pPr>
-              <w:spacing w:after="0"/>
-            </w:pPr>
-            <w:r>
-              <w:rPr>
-                <w:b w:val="false"/>
-                <w:bCs w:val="false"/>
-                <w:sz w:val="19"/>
-                <w:szCs w:val="19"/>
-              </w:rPr>
-              <w:t xml:space="preserve">Med-High</w:t>
-            </w:r>
-          </w:p>
-        </w:tc>
-        <w:tc>
-          <w:tcPr>
-            <w:tcW w:type="dxa" w:w="4560"/>
-            <w:tcBorders>
-              <w:top w:val="single" w:color="BFBFBF" w:sz="4"/>
-              <w:left w:val="single" w:color="BFBFBF" w:sz="4"/>
-              <w:bottom w:val="single" w:color="BFBFBF" w:sz="4"/>
-              <w:right w:val="single" w:color="BFBFBF" w:sz="4"/>
-            </w:tcBorders>
-            <w:tcMar>
-              <w:top w:type="dxa" w:w="60"/>
-              <w:left w:type="dxa" w:w="100"/>
-              <w:bottom w:type="dxa" w:w="60"/>
-              <w:right w:type="dxa" w:w="100"/>
-            </w:tcMar>
-          </w:tcPr>
-          <w:p>
-            <w:pPr>
-              <w:spacing w:after="0"/>
-            </w:pPr>
-            <w:r>
-              <w:rPr>
-                <w:b w:val="false"/>
-                <w:bCs w:val="false"/>
-                <w:sz w:val="19"/>
-                <w:szCs w:val="19"/>
-              </w:rPr>
-              <w:t xml:space="preserve">Git-ignored env; secret scan; rotate after event</w:t>
+              <w:t xml:space="preserve">API key leak in the public repository</w:t>
+            </w:r>
+          </w:p>
+        </w:tc>
+        <w:tc>
+          <w:tcPr>
+            <w:tcW w:type="dxa" w:w="1400"/>
+            <w:tcBorders>
+              <w:top w:val="single" w:color="BFBFBF" w:sz="4"/>
+              <w:left w:val="single" w:color="BFBFBF" w:sz="4"/>
+              <w:bottom w:val="single" w:color="BFBFBF" w:sz="4"/>
+              <w:right w:val="single" w:color="BFBFBF" w:sz="4"/>
+            </w:tcBorders>
+            <w:tcMar>
+              <w:top w:type="dxa" w:w="60"/>
+              <w:left w:type="dxa" w:w="100"/>
+              <w:bottom w:type="dxa" w:w="60"/>
+              <w:right w:type="dxa" w:w="100"/>
+            </w:tcMar>
+          </w:tcPr>
+          <w:p>
+            <w:pPr>
+              <w:spacing w:after="0"/>
+            </w:pPr>
+            <w:r>
+              <w:rPr>
+                <w:b w:val="false"/>
+                <w:bCs w:val="false"/>
+                <w:sz w:val="19"/>
+                <w:szCs w:val="19"/>
+              </w:rPr>
+              <w:t xml:space="preserve">Medium</w:t>
+            </w:r>
+          </w:p>
+        </w:tc>
+        <w:tc>
+          <w:tcPr>
+            <w:tcW w:type="dxa" w:w="4360"/>
+            <w:tcBorders>
+              <w:top w:val="single" w:color="BFBFBF" w:sz="4"/>
+              <w:left w:val="single" w:color="BFBFBF" w:sz="4"/>
+              <w:bottom w:val="single" w:color="BFBFBF" w:sz="4"/>
+              <w:right w:val="single" w:color="BFBFBF" w:sz="4"/>
+            </w:tcBorders>
+            <w:tcMar>
+              <w:top w:type="dxa" w:w="60"/>
+              <w:left w:type="dxa" w:w="100"/>
+              <w:bottom w:type="dxa" w:w="60"/>
+              <w:right w:type="dxa" w:w="100"/>
+            </w:tcMar>
+          </w:tcPr>
+          <w:p>
+            <w:pPr>
+              <w:spacing w:after="0"/>
+            </w:pPr>
+            <w:r>
+              <w:rPr>
+                <w:b w:val="false"/>
+                <w:bCs w:val="false"/>
+                <w:sz w:val="19"/>
+                <w:szCs w:val="19"/>
+              </w:rPr>
+              <w:t xml:space="preserve">Git-ignored env; secret scan; rotate after the event</w:t>
             </w:r>
           </w:p>
         </w:tc>
@@ -7021,7 +8110,7 @@
         <w:spacing w:after="60"/>
       </w:pPr>
       <w:r>
-        <w:t xml:space="preserve">ADR-001/002: dependency-graph question engine with in-process NetworkX; no graph database.</w:t>
+        <w:t xml:space="preserve">ADR-001/002 retained; ADR-016: readiness and blocking-first priority; two-track intake.</w:t>
       </w:r>
     </w:p>
     <w:p>
@@ -7034,7 +8123,7 @@
         <w:spacing w:after="60"/>
       </w:pPr>
       <w:r>
-        <w:t xml:space="preserve">ADR-003/004: Gemini API behind one adapter; hybrid document extraction with a verification gate.</w:t>
+        <w:t xml:space="preserve">ADR-017: status × verification; declined state.</w:t>
       </w:r>
     </w:p>
     <w:p>
@@ -7047,7 +8136,7 @@
         <w:spacing w:after="60"/>
       </w:pPr>
       <w:r>
-        <w:t xml:space="preserve">ADR-005/006: FastAPI backend; standard-library Decimal engine.</w:t>
+        <w:t xml:space="preserve">ADR-018: principal-based loan math, equity-based total cost, transaction effects, no assumed depreciation.</w:t>
       </w:r>
     </w:p>
     <w:p>
@@ -7060,7 +8149,7 @@
         <w:spacing w:after="60"/>
       </w:pPr>
       <w:r>
-        <w:t xml:space="preserve">ADR-007/008: deterministic scenarios with break-even resilience; grid plus Pareto alternatives.</w:t>
+        <w:t xml:space="preserve">ADR-019: illustrative paired scenarios, savings floor, CFPB as context only.</w:t>
       </w:r>
     </w:p>
     <w:p>
@@ -7073,7 +8162,7 @@
         <w:spacing w:after="60"/>
       </w:pPr>
       <w:r>
-        <w:t xml:space="preserve">ADR-009/010/011: Next.js stack; SQLite now, Postgres later; local Compose demo with optional cloud.</w:t>
+        <w:t xml:space="preserve">ADR-020: actionable levers only; rate sensitivity instead of a hypothetical offer.</w:t>
       </w:r>
     </w:p>
     <w:p>
@@ -7086,15 +8175,54 @@
         <w:spacing w:after="60"/>
       </w:pPr>
       <w:r>
-        <w:t xml:space="preserve">ADR-012/013/014/015: data minimization and consent; schema outputs with fallbacks and a narration gate; no agent framework, vector store or microservices; non-advice policy and precise claims.</w:t>
+        <w:t xml:space="preserve">ADR-021: label anchors, independent TILA reader, itemization, offer chooser.</w:t>
       </w:r>
     </w:p>
     <w:p>
       <w:pPr>
+        <w:pStyle w:val="ListParagraph"/>
+        <w:numPr>
+          <w:ilvl w:val="0"/>
+          <w:numId w:val="2"/>
+        </w:numPr>
+        <w:spacing w:after="60"/>
+      </w:pPr>
+      <w:r>
+        <w:t xml:space="preserve">ADR-022: LLM_DATA_MODE and inline requests.</w:t>
+      </w:r>
+    </w:p>
+    <w:p>
+      <w:pPr>
+        <w:pStyle w:val="ListParagraph"/>
+        <w:numPr>
+          <w:ilvl w:val="0"/>
+          <w:numId w:val="2"/>
+        </w:numPr>
+        <w:spacing w:after="60"/>
+      </w:pPr>
+      <w:r>
+        <w:t xml:space="preserve">ADR-023: claim-based explanations; narration deferred.</w:t>
+      </w:r>
+    </w:p>
+    <w:p>
+      <w:pPr>
+        <w:pStyle w:val="ListParagraph"/>
+        <w:numPr>
+          <w:ilvl w:val="0"/>
+          <w:numId w:val="2"/>
+        </w:numPr>
+        <w:spacing w:after="60"/>
+      </w:pPr>
+      <w:r>
+        <w:t xml:space="preserve">ADR-005/009/010/011/014/015 retained (FastAPI, Next.js stack, SQLite, local demo, no agent framework or vector store, non-advice policy).</w:t>
+      </w:r>
+    </w:p>
+    <w:p>
+      <w:pPr>
         <w:spacing w:after="120"/>
       </w:pPr>
       <w:r>
-        <w:t xml:space="preserve">Readiness verdict: the architecture is complete enough to start implementation on the vertical slice immediately. Three open decisions (model string and quota; depreciation assumption for the negative-equity timeline; inclusion of the hypothetical lower-rate alternative) are owned and scheduled before the components that depend on them.</w:t>
+        <w:t xml:space="preserve">Readiness verdict: READY WITH NONBLOCKING LIMITATIONS. Every critical and high finding from the audit and red-team pass has a specified correction and an acceptance test. Remaining limitations: real-document extraction accuracy is unmeasured; the model string and billing decision are due at CP0; irregular-period APR is out of scope; the time budget is tight.</w:t>
       </w:r>
     </w:p>
     <w:sectPr>
